--- a/static/word-template/mba.docx
+++ b/static/word-template/mba.docx
@@ -292,2964 +292,6 @@
       <w:r>
         <w:t xml:space="preserve"> }}</w:t>
       </w:r>
-    </w:p>
-    <w:p>
-      <w:pPr>
-        <w:pStyle w:val="onvnnhnxt"/>
-      </w:pPr>
-      <w:r>
-        <w:br w:type="page"/>
-      </w:r>
-    </w:p>
-    <w:p>
-      <w:pPr>
-        <w:pStyle w:val="KDmBang"/>
-        <w:rPr>
-          <w:szCs w:val="24"/>
-          <w:lang w:val="en-US"/>
-        </w:rPr>
-      </w:pPr>
-      <w:r>
-        <w:rPr>
-          <w:szCs w:val="24"/>
-        </w:rPr>
-        <w:lastRenderedPageBreak/>
-        <w:t>Bảng 5.</w:t>
-      </w:r>
-      <w:r>
-        <w:rPr>
-          <w:szCs w:val="24"/>
-        </w:rPr>
-        <w:fldChar w:fldCharType="begin"/>
-      </w:r>
-      <w:r>
-        <w:rPr>
-          <w:szCs w:val="24"/>
-        </w:rPr>
-        <w:instrText xml:space="preserve"> SEQ Bảng_5. \* ARABIC </w:instrText>
-      </w:r>
-      <w:r>
-        <w:rPr>
-          <w:szCs w:val="24"/>
-        </w:rPr>
-        <w:fldChar w:fldCharType="separate"/>
-      </w:r>
-      <w:r>
-        <w:rPr>
-          <w:noProof/>
-          <w:szCs w:val="24"/>
-        </w:rPr>
-        <w:t>1</w:t>
-      </w:r>
-      <w:r>
-        <w:rPr>
-          <w:noProof/>
-          <w:szCs w:val="24"/>
-        </w:rPr>
-        <w:fldChar w:fldCharType="end"/>
-      </w:r>
-      <w:r>
-        <w:rPr>
-          <w:szCs w:val="24"/>
-        </w:rPr>
-        <w:t xml:space="preserve"> - </w:t>
-      </w:r>
-      <w:r>
-        <w:rPr>
-          <w:szCs w:val="24"/>
-        </w:rPr>
-        <w:t xml:space="preserve">{{ </w:t>
-      </w:r>
-      <w:r>
-        <w:rPr>
-          <w:szCs w:val="24"/>
-          <w:lang w:val="en-US"/>
-        </w:rPr>
-        <w:t>cap_tab</w:t>
-      </w:r>
-      <w:r>
-        <w:rPr>
-          <w:szCs w:val="24"/>
-          <w:lang w:val="en-US"/>
-        </w:rPr>
-        <w:t>_mba</w:t>
-      </w:r>
-      <w:r>
-        <w:rPr>
-          <w:szCs w:val="24"/>
-          <w:lang w:val="en-US"/>
-        </w:rPr>
-        <w:t xml:space="preserve"> </w:t>
-      </w:r>
-      <w:r>
-        <w:rPr>
-          <w:szCs w:val="24"/>
-        </w:rPr>
-        <w:t>}}</w:t>
-      </w:r>
-    </w:p>
-    <w:tbl>
-      <w:tblPr>
-        <w:tblW w:w="9645" w:type="dxa"/>
-        <w:jc w:val="center"/>
-        <w:tblBorders>
-          <w:top w:val="single" w:sz="4" w:space="0" w:color="auto"/>
-          <w:left w:val="single" w:sz="4" w:space="0" w:color="auto"/>
-          <w:bottom w:val="single" w:sz="4" w:space="0" w:color="auto"/>
-          <w:right w:val="single" w:sz="4" w:space="0" w:color="auto"/>
-          <w:insideH w:val="single" w:sz="4" w:space="0" w:color="auto"/>
-          <w:insideV w:val="single" w:sz="4" w:space="0" w:color="auto"/>
-        </w:tblBorders>
-        <w:tblLayout w:type="fixed"/>
-        <w:tblLook w:val="04A0" w:firstRow="1" w:lastRow="0" w:firstColumn="1" w:lastColumn="0" w:noHBand="0" w:noVBand="1"/>
-      </w:tblPr>
-      <w:tblGrid>
-        <w:gridCol w:w="538"/>
-        <w:gridCol w:w="1574"/>
-        <w:gridCol w:w="1279"/>
-        <w:gridCol w:w="941"/>
-        <w:gridCol w:w="988"/>
-        <w:gridCol w:w="1057"/>
-        <w:gridCol w:w="2145"/>
-        <w:gridCol w:w="1123"/>
-      </w:tblGrid>
-      <w:tr>
-        <w:trPr>
-          <w:trHeight w:val="340"/>
-          <w:tblHeader/>
-          <w:jc w:val="center"/>
-        </w:trPr>
-        <w:tc>
-          <w:tcPr>
-            <w:tcW w:w="538" w:type="dxa"/>
-            <w:tcBorders>
-              <w:top w:val="double" w:sz="4" w:space="0" w:color="auto"/>
-              <w:left w:val="double" w:sz="4" w:space="0" w:color="auto"/>
-            </w:tcBorders>
-            <w:shd w:val="clear" w:color="auto" w:fill="D9D9D9"/>
-            <w:vAlign w:val="center"/>
-          </w:tcPr>
-          <w:p>
-            <w:pPr>
-              <w:pStyle w:val="Chutrongbang"/>
-              <w:rPr>
-                <w:b/>
-              </w:rPr>
-            </w:pPr>
-            <w:r>
-              <w:rPr>
-                <w:b/>
-              </w:rPr>
-              <w:t>TT</w:t>
-            </w:r>
-          </w:p>
-        </w:tc>
-        <w:tc>
-          <w:tcPr>
-            <w:tcW w:w="2853" w:type="dxa"/>
-            <w:gridSpan w:val="2"/>
-            <w:tcBorders>
-              <w:top w:val="double" w:sz="4" w:space="0" w:color="auto"/>
-            </w:tcBorders>
-            <w:shd w:val="clear" w:color="auto" w:fill="D9D9D9"/>
-            <w:vAlign w:val="center"/>
-          </w:tcPr>
-          <w:p>
-            <w:pPr>
-              <w:pStyle w:val="Chutrongbang"/>
-              <w:rPr>
-                <w:b/>
-              </w:rPr>
-            </w:pPr>
-            <w:r>
-              <w:rPr>
-                <w:b/>
-              </w:rPr>
-              <w:t>Thông số</w:t>
-            </w:r>
-          </w:p>
-        </w:tc>
-        <w:tc>
-          <w:tcPr>
-            <w:tcW w:w="941" w:type="dxa"/>
-            <w:tcBorders>
-              <w:top w:val="double" w:sz="4" w:space="0" w:color="auto"/>
-              <w:bottom w:val="single" w:sz="4" w:space="0" w:color="auto"/>
-            </w:tcBorders>
-            <w:shd w:val="clear" w:color="auto" w:fill="D9D9D9"/>
-            <w:vAlign w:val="center"/>
-          </w:tcPr>
-          <w:p>
-            <w:pPr>
-              <w:pStyle w:val="Chutrongbang"/>
-              <w:rPr>
-                <w:b/>
-              </w:rPr>
-            </w:pPr>
-            <w:r>
-              <w:rPr>
-                <w:b/>
-              </w:rPr>
-              <w:t>Cao nhất</w:t>
-            </w:r>
-          </w:p>
-        </w:tc>
-        <w:tc>
-          <w:tcPr>
-            <w:tcW w:w="988" w:type="dxa"/>
-            <w:tcBorders>
-              <w:top w:val="double" w:sz="4" w:space="0" w:color="auto"/>
-              <w:bottom w:val="single" w:sz="4" w:space="0" w:color="auto"/>
-            </w:tcBorders>
-            <w:shd w:val="clear" w:color="auto" w:fill="D9D9D9"/>
-            <w:vAlign w:val="center"/>
-          </w:tcPr>
-          <w:p>
-            <w:pPr>
-              <w:pStyle w:val="Chutrongbang"/>
-              <w:rPr>
-                <w:b/>
-              </w:rPr>
-            </w:pPr>
-            <w:r>
-              <w:rPr>
-                <w:b/>
-              </w:rPr>
-              <w:t>Thấp nhất</w:t>
-            </w:r>
-          </w:p>
-        </w:tc>
-        <w:tc>
-          <w:tcPr>
-            <w:tcW w:w="1057" w:type="dxa"/>
-            <w:tcBorders>
-              <w:top w:val="double" w:sz="4" w:space="0" w:color="auto"/>
-              <w:bottom w:val="single" w:sz="4" w:space="0" w:color="auto"/>
-            </w:tcBorders>
-            <w:shd w:val="clear" w:color="auto" w:fill="D9D9D9"/>
-            <w:vAlign w:val="center"/>
-          </w:tcPr>
-          <w:p>
-            <w:pPr>
-              <w:pStyle w:val="Chutrongbang"/>
-              <w:rPr>
-                <w:b/>
-              </w:rPr>
-            </w:pPr>
-            <w:r>
-              <w:rPr>
-                <w:b/>
-              </w:rPr>
-              <w:t>Trung bình</w:t>
-            </w:r>
-          </w:p>
-        </w:tc>
-        <w:tc>
-          <w:tcPr>
-            <w:tcW w:w="2145" w:type="dxa"/>
-            <w:tcBorders>
-              <w:top w:val="double" w:sz="4" w:space="0" w:color="auto"/>
-            </w:tcBorders>
-            <w:shd w:val="clear" w:color="auto" w:fill="D9D9D9"/>
-            <w:vAlign w:val="center"/>
-          </w:tcPr>
-          <w:p>
-            <w:pPr>
-              <w:pStyle w:val="Chutrongbang"/>
-              <w:rPr>
-                <w:b/>
-              </w:rPr>
-            </w:pPr>
-            <w:r>
-              <w:rPr>
-                <w:b/>
-              </w:rPr>
-              <w:t>Giới hạn</w:t>
-            </w:r>
-          </w:p>
-        </w:tc>
-        <w:tc>
-          <w:tcPr>
-            <w:tcW w:w="1123" w:type="dxa"/>
-            <w:tcBorders>
-              <w:top w:val="double" w:sz="4" w:space="0" w:color="auto"/>
-              <w:right w:val="double" w:sz="4" w:space="0" w:color="auto"/>
-            </w:tcBorders>
-            <w:shd w:val="clear" w:color="auto" w:fill="D9D9D9"/>
-            <w:vAlign w:val="center"/>
-          </w:tcPr>
-          <w:p>
-            <w:pPr>
-              <w:pStyle w:val="Chutrongbang"/>
-              <w:rPr>
-                <w:b/>
-              </w:rPr>
-            </w:pPr>
-            <w:r>
-              <w:rPr>
-                <w:b/>
-              </w:rPr>
-              <w:t>Đánh giá</w:t>
-            </w:r>
-          </w:p>
-        </w:tc>
-      </w:tr>
-      <w:tr>
-        <w:trPr>
-          <w:trHeight w:val="340"/>
-          <w:jc w:val="center"/>
-        </w:trPr>
-        <w:tc>
-          <w:tcPr>
-            <w:tcW w:w="538" w:type="dxa"/>
-            <w:vMerge w:val="restart"/>
-            <w:tcBorders>
-              <w:left w:val="double" w:sz="4" w:space="0" w:color="auto"/>
-            </w:tcBorders>
-            <w:vAlign w:val="center"/>
-          </w:tcPr>
-          <w:p>
-            <w:pPr>
-              <w:pStyle w:val="Chutrongbang"/>
-            </w:pPr>
-            <w:r>
-              <w:t>1</w:t>
-            </w:r>
-          </w:p>
-        </w:tc>
-        <w:tc>
-          <w:tcPr>
-            <w:tcW w:w="1574" w:type="dxa"/>
-            <w:vMerge w:val="restart"/>
-            <w:vAlign w:val="center"/>
-          </w:tcPr>
-          <w:p>
-            <w:pPr>
-              <w:pStyle w:val="Chutrongbang"/>
-            </w:pPr>
-            <w:r>
-              <w:t>Điện áp</w:t>
-            </w:r>
-          </w:p>
-        </w:tc>
-        <w:tc>
-          <w:tcPr>
-            <w:tcW w:w="1279" w:type="dxa"/>
-            <w:tcBorders>
-              <w:bottom w:val="dotted" w:sz="4" w:space="0" w:color="auto"/>
-            </w:tcBorders>
-            <w:vAlign w:val="center"/>
-          </w:tcPr>
-          <w:p>
-            <w:pPr>
-              <w:pStyle w:val="Chutrongbang"/>
-            </w:pPr>
-            <w:r>
-              <w:t>U</w:t>
-            </w:r>
-            <w:r>
-              <w:rPr>
-                <w:vertAlign w:val="subscript"/>
-              </w:rPr>
-              <w:t xml:space="preserve">12 </w:t>
-            </w:r>
-            <w:r>
-              <w:t>(V)</w:t>
-            </w:r>
-          </w:p>
-        </w:tc>
-        <w:tc>
-          <w:tcPr>
-            <w:tcW w:w="941" w:type="dxa"/>
-            <w:tcBorders>
-              <w:top w:val="single" w:sz="4" w:space="0" w:color="auto"/>
-              <w:left w:val="single" w:sz="4" w:space="0" w:color="auto"/>
-              <w:bottom w:val="dotted" w:sz="4" w:space="0" w:color="auto"/>
-              <w:right w:val="single" w:sz="4" w:space="0" w:color="auto"/>
-            </w:tcBorders>
-          </w:tcPr>
-          <w:p>
-            <w:pPr>
-              <w:pStyle w:val="Chutrongbang"/>
-            </w:pPr>
-            <w:r>
-              <w:t>{{ u12max }}</w:t>
-            </w:r>
-          </w:p>
-        </w:tc>
-        <w:tc>
-          <w:tcPr>
-            <w:tcW w:w="988" w:type="dxa"/>
-            <w:tcBorders>
-              <w:top w:val="single" w:sz="4" w:space="0" w:color="auto"/>
-              <w:left w:val="nil"/>
-              <w:bottom w:val="dotted" w:sz="4" w:space="0" w:color="auto"/>
-              <w:right w:val="single" w:sz="4" w:space="0" w:color="auto"/>
-            </w:tcBorders>
-          </w:tcPr>
-          <w:p>
-            <w:pPr>
-              <w:pStyle w:val="Chutrongbang"/>
-            </w:pPr>
-            <w:r>
-              <w:t>{{ u12min }}</w:t>
-            </w:r>
-          </w:p>
-        </w:tc>
-        <w:tc>
-          <w:tcPr>
-            <w:tcW w:w="1057" w:type="dxa"/>
-            <w:tcBorders>
-              <w:top w:val="single" w:sz="4" w:space="0" w:color="auto"/>
-              <w:left w:val="nil"/>
-              <w:bottom w:val="dotted" w:sz="4" w:space="0" w:color="auto"/>
-              <w:right w:val="single" w:sz="4" w:space="0" w:color="auto"/>
-            </w:tcBorders>
-          </w:tcPr>
-          <w:p>
-            <w:pPr>
-              <w:pStyle w:val="Chutrongbang"/>
-            </w:pPr>
-            <w:r>
-              <w:t>{{ u12avg }}</w:t>
-            </w:r>
-          </w:p>
-        </w:tc>
-        <w:tc>
-          <w:tcPr>
-            <w:tcW w:w="2145" w:type="dxa"/>
-            <w:vMerge w:val="restart"/>
-            <w:vAlign w:val="center"/>
-          </w:tcPr>
-          <w:p>
-            <w:pPr>
-              <w:pStyle w:val="Chutrongbang"/>
-            </w:pPr>
-            <w:r>
-              <w:t>-5% ≤ δ ≤ 5% tại điện áp danh định 400V</w:t>
-            </w:r>
-          </w:p>
-        </w:tc>
-        <w:tc>
-          <w:tcPr>
-            <w:tcW w:w="1123" w:type="dxa"/>
-            <w:vMerge w:val="restart"/>
-            <w:tcBorders>
-              <w:right w:val="double" w:sz="4" w:space="0" w:color="auto"/>
-            </w:tcBorders>
-            <w:vAlign w:val="center"/>
-          </w:tcPr>
-          <w:p>
-            <w:pPr>
-              <w:pStyle w:val="Chutrongbang"/>
-            </w:pPr>
-            <w:r>
-              <w:t>{{ u12eval }}</w:t>
-            </w:r>
-          </w:p>
-        </w:tc>
-      </w:tr>
-      <w:tr>
-        <w:trPr>
-          <w:trHeight w:val="340"/>
-          <w:jc w:val="center"/>
-        </w:trPr>
-        <w:tc>
-          <w:tcPr>
-            <w:tcW w:w="538" w:type="dxa"/>
-            <w:vMerge/>
-            <w:tcBorders>
-              <w:left w:val="double" w:sz="4" w:space="0" w:color="auto"/>
-            </w:tcBorders>
-            <w:vAlign w:val="center"/>
-          </w:tcPr>
-          <w:p>
-            <w:pPr>
-              <w:pStyle w:val="Chutrongbang"/>
-            </w:pPr>
-          </w:p>
-        </w:tc>
-        <w:tc>
-          <w:tcPr>
-            <w:tcW w:w="1574" w:type="dxa"/>
-            <w:vMerge/>
-            <w:vAlign w:val="center"/>
-          </w:tcPr>
-          <w:p>
-            <w:pPr>
-              <w:pStyle w:val="Chutrongbang"/>
-            </w:pPr>
-          </w:p>
-        </w:tc>
-        <w:tc>
-          <w:tcPr>
-            <w:tcW w:w="1279" w:type="dxa"/>
-            <w:tcBorders>
-              <w:top w:val="dotted" w:sz="4" w:space="0" w:color="auto"/>
-              <w:bottom w:val="dotted" w:sz="4" w:space="0" w:color="auto"/>
-            </w:tcBorders>
-            <w:vAlign w:val="center"/>
-          </w:tcPr>
-          <w:p>
-            <w:pPr>
-              <w:pStyle w:val="Chutrongbang"/>
-            </w:pPr>
-            <w:r>
-              <w:t>U</w:t>
-            </w:r>
-            <w:r>
-              <w:rPr>
-                <w:vertAlign w:val="subscript"/>
-              </w:rPr>
-              <w:t>23</w:t>
-            </w:r>
-            <w:r>
-              <w:t xml:space="preserve"> (V)</w:t>
-            </w:r>
-          </w:p>
-        </w:tc>
-        <w:tc>
-          <w:tcPr>
-            <w:tcW w:w="941" w:type="dxa"/>
-            <w:tcBorders>
-              <w:top w:val="dotted" w:sz="4" w:space="0" w:color="auto"/>
-              <w:left w:val="single" w:sz="4" w:space="0" w:color="auto"/>
-              <w:bottom w:val="dotted" w:sz="4" w:space="0" w:color="auto"/>
-              <w:right w:val="single" w:sz="4" w:space="0" w:color="auto"/>
-            </w:tcBorders>
-          </w:tcPr>
-          <w:p>
-            <w:pPr>
-              <w:pStyle w:val="Chutrongbang"/>
-            </w:pPr>
-            <w:r>
-              <w:t>{{ u23max }}</w:t>
-            </w:r>
-          </w:p>
-        </w:tc>
-        <w:tc>
-          <w:tcPr>
-            <w:tcW w:w="988" w:type="dxa"/>
-            <w:tcBorders>
-              <w:top w:val="dotted" w:sz="4" w:space="0" w:color="auto"/>
-              <w:left w:val="nil"/>
-              <w:bottom w:val="dotted" w:sz="4" w:space="0" w:color="auto"/>
-              <w:right w:val="single" w:sz="4" w:space="0" w:color="auto"/>
-            </w:tcBorders>
-          </w:tcPr>
-          <w:p>
-            <w:pPr>
-              <w:pStyle w:val="Chutrongbang"/>
-            </w:pPr>
-            <w:r>
-              <w:t>{{ u23min }}</w:t>
-            </w:r>
-          </w:p>
-        </w:tc>
-        <w:tc>
-          <w:tcPr>
-            <w:tcW w:w="1057" w:type="dxa"/>
-            <w:tcBorders>
-              <w:top w:val="dotted" w:sz="4" w:space="0" w:color="auto"/>
-              <w:left w:val="nil"/>
-              <w:bottom w:val="dotted" w:sz="4" w:space="0" w:color="auto"/>
-              <w:right w:val="single" w:sz="4" w:space="0" w:color="auto"/>
-            </w:tcBorders>
-          </w:tcPr>
-          <w:p>
-            <w:pPr>
-              <w:pStyle w:val="Chutrongbang"/>
-            </w:pPr>
-            <w:r>
-              <w:t>{{ u23avg }}</w:t>
-            </w:r>
-          </w:p>
-        </w:tc>
-        <w:tc>
-          <w:tcPr>
-            <w:tcW w:w="2145" w:type="dxa"/>
-            <w:vMerge/>
-            <w:vAlign w:val="center"/>
-          </w:tcPr>
-          <w:p>
-            <w:pPr>
-              <w:pStyle w:val="Chutrongbang"/>
-            </w:pPr>
-          </w:p>
-        </w:tc>
-        <w:tc>
-          <w:tcPr>
-            <w:tcW w:w="1123" w:type="dxa"/>
-            <w:vMerge/>
-            <w:tcBorders>
-              <w:right w:val="double" w:sz="4" w:space="0" w:color="auto"/>
-            </w:tcBorders>
-            <w:vAlign w:val="center"/>
-          </w:tcPr>
-          <w:p>
-            <w:pPr>
-              <w:pStyle w:val="Chutrongbang"/>
-            </w:pPr>
-          </w:p>
-        </w:tc>
-      </w:tr>
-      <w:tr>
-        <w:trPr>
-          <w:trHeight w:val="340"/>
-          <w:jc w:val="center"/>
-        </w:trPr>
-        <w:tc>
-          <w:tcPr>
-            <w:tcW w:w="538" w:type="dxa"/>
-            <w:vMerge/>
-            <w:tcBorders>
-              <w:left w:val="double" w:sz="4" w:space="0" w:color="auto"/>
-            </w:tcBorders>
-            <w:vAlign w:val="center"/>
-          </w:tcPr>
-          <w:p>
-            <w:pPr>
-              <w:pStyle w:val="Chutrongbang"/>
-            </w:pPr>
-          </w:p>
-        </w:tc>
-        <w:tc>
-          <w:tcPr>
-            <w:tcW w:w="1574" w:type="dxa"/>
-            <w:vMerge/>
-            <w:vAlign w:val="center"/>
-          </w:tcPr>
-          <w:p>
-            <w:pPr>
-              <w:pStyle w:val="Chutrongbang"/>
-            </w:pPr>
-          </w:p>
-        </w:tc>
-        <w:tc>
-          <w:tcPr>
-            <w:tcW w:w="1279" w:type="dxa"/>
-            <w:tcBorders>
-              <w:top w:val="dotted" w:sz="4" w:space="0" w:color="auto"/>
-              <w:bottom w:val="single" w:sz="4" w:space="0" w:color="auto"/>
-            </w:tcBorders>
-            <w:vAlign w:val="center"/>
-          </w:tcPr>
-          <w:p>
-            <w:pPr>
-              <w:pStyle w:val="Chutrongbang"/>
-            </w:pPr>
-            <w:r>
-              <w:t>U</w:t>
-            </w:r>
-            <w:r>
-              <w:rPr>
-                <w:vertAlign w:val="subscript"/>
-              </w:rPr>
-              <w:t>31</w:t>
-            </w:r>
-            <w:r>
-              <w:t xml:space="preserve"> (V)</w:t>
-            </w:r>
-          </w:p>
-        </w:tc>
-        <w:tc>
-          <w:tcPr>
-            <w:tcW w:w="941" w:type="dxa"/>
-            <w:tcBorders>
-              <w:top w:val="dotted" w:sz="4" w:space="0" w:color="auto"/>
-              <w:left w:val="single" w:sz="4" w:space="0" w:color="auto"/>
-              <w:bottom w:val="single" w:sz="4" w:space="0" w:color="auto"/>
-              <w:right w:val="single" w:sz="4" w:space="0" w:color="auto"/>
-            </w:tcBorders>
-          </w:tcPr>
-          <w:p>
-            <w:pPr>
-              <w:pStyle w:val="Chutrongbang"/>
-            </w:pPr>
-            <w:r>
-              <w:t>{{ u31max }}</w:t>
-            </w:r>
-          </w:p>
-        </w:tc>
-        <w:tc>
-          <w:tcPr>
-            <w:tcW w:w="988" w:type="dxa"/>
-            <w:tcBorders>
-              <w:top w:val="dotted" w:sz="4" w:space="0" w:color="auto"/>
-              <w:left w:val="nil"/>
-              <w:bottom w:val="single" w:sz="4" w:space="0" w:color="auto"/>
-              <w:right w:val="single" w:sz="4" w:space="0" w:color="auto"/>
-            </w:tcBorders>
-          </w:tcPr>
-          <w:p>
-            <w:pPr>
-              <w:pStyle w:val="Chutrongbang"/>
-            </w:pPr>
-            <w:r>
-              <w:t>{{ u31min }}</w:t>
-            </w:r>
-          </w:p>
-        </w:tc>
-        <w:tc>
-          <w:tcPr>
-            <w:tcW w:w="1057" w:type="dxa"/>
-            <w:tcBorders>
-              <w:top w:val="dotted" w:sz="4" w:space="0" w:color="auto"/>
-              <w:left w:val="nil"/>
-              <w:bottom w:val="single" w:sz="4" w:space="0" w:color="auto"/>
-              <w:right w:val="single" w:sz="4" w:space="0" w:color="auto"/>
-            </w:tcBorders>
-          </w:tcPr>
-          <w:p>
-            <w:pPr>
-              <w:pStyle w:val="Chutrongbang"/>
-            </w:pPr>
-            <w:r>
-              <w:t>{{ u31avg }}</w:t>
-            </w:r>
-          </w:p>
-        </w:tc>
-        <w:tc>
-          <w:tcPr>
-            <w:tcW w:w="2145" w:type="dxa"/>
-            <w:vMerge/>
-            <w:vAlign w:val="center"/>
-          </w:tcPr>
-          <w:p>
-            <w:pPr>
-              <w:pStyle w:val="Chutrongbang"/>
-            </w:pPr>
-          </w:p>
-        </w:tc>
-        <w:tc>
-          <w:tcPr>
-            <w:tcW w:w="1123" w:type="dxa"/>
-            <w:vMerge/>
-            <w:tcBorders>
-              <w:right w:val="double" w:sz="4" w:space="0" w:color="auto"/>
-            </w:tcBorders>
-            <w:vAlign w:val="center"/>
-          </w:tcPr>
-          <w:p>
-            <w:pPr>
-              <w:pStyle w:val="Chutrongbang"/>
-            </w:pPr>
-          </w:p>
-        </w:tc>
-      </w:tr>
-      <w:tr>
-        <w:trPr>
-          <w:trHeight w:val="340"/>
-          <w:jc w:val="center"/>
-        </w:trPr>
-        <w:tc>
-          <w:tcPr>
-            <w:tcW w:w="538" w:type="dxa"/>
-            <w:vMerge w:val="restart"/>
-            <w:tcBorders>
-              <w:left w:val="double" w:sz="4" w:space="0" w:color="auto"/>
-            </w:tcBorders>
-            <w:vAlign w:val="center"/>
-          </w:tcPr>
-          <w:p>
-            <w:pPr>
-              <w:pStyle w:val="Chutrongbang"/>
-            </w:pPr>
-            <w:r>
-              <w:t>2</w:t>
-            </w:r>
-          </w:p>
-        </w:tc>
-        <w:tc>
-          <w:tcPr>
-            <w:tcW w:w="1574" w:type="dxa"/>
-            <w:vMerge w:val="restart"/>
-            <w:vAlign w:val="center"/>
-          </w:tcPr>
-          <w:p>
-            <w:pPr>
-              <w:pStyle w:val="Chutrongbang"/>
-            </w:pPr>
-            <w:r>
-              <w:t>Dòng điện</w:t>
-            </w:r>
-          </w:p>
-        </w:tc>
-        <w:tc>
-          <w:tcPr>
-            <w:tcW w:w="1279" w:type="dxa"/>
-            <w:tcBorders>
-              <w:bottom w:val="dotted" w:sz="4" w:space="0" w:color="auto"/>
-            </w:tcBorders>
-            <w:vAlign w:val="center"/>
-          </w:tcPr>
-          <w:p>
-            <w:pPr>
-              <w:pStyle w:val="Chutrongbang"/>
-            </w:pPr>
-            <w:r>
-              <w:t>I</w:t>
-            </w:r>
-            <w:r>
-              <w:rPr>
-                <w:vertAlign w:val="subscript"/>
-              </w:rPr>
-              <w:t>1</w:t>
-            </w:r>
-            <w:r>
-              <w:t xml:space="preserve"> (A)</w:t>
-            </w:r>
-          </w:p>
-        </w:tc>
-        <w:tc>
-          <w:tcPr>
-            <w:tcW w:w="941" w:type="dxa"/>
-            <w:tcBorders>
-              <w:top w:val="single" w:sz="4" w:space="0" w:color="auto"/>
-              <w:left w:val="single" w:sz="4" w:space="0" w:color="auto"/>
-              <w:bottom w:val="dotted" w:sz="4" w:space="0" w:color="auto"/>
-              <w:right w:val="single" w:sz="4" w:space="0" w:color="auto"/>
-            </w:tcBorders>
-          </w:tcPr>
-          <w:p>
-            <w:pPr>
-              <w:pStyle w:val="Chutrongbang"/>
-            </w:pPr>
-            <w:r>
-              <w:t>{{ i1max }}</w:t>
-            </w:r>
-          </w:p>
-        </w:tc>
-        <w:tc>
-          <w:tcPr>
-            <w:tcW w:w="988" w:type="dxa"/>
-            <w:tcBorders>
-              <w:top w:val="single" w:sz="4" w:space="0" w:color="auto"/>
-              <w:left w:val="nil"/>
-              <w:bottom w:val="dotted" w:sz="4" w:space="0" w:color="auto"/>
-              <w:right w:val="single" w:sz="4" w:space="0" w:color="auto"/>
-            </w:tcBorders>
-          </w:tcPr>
-          <w:p>
-            <w:pPr>
-              <w:pStyle w:val="Chutrongbang"/>
-            </w:pPr>
-            <w:r>
-              <w:t>{{ i1min }}</w:t>
-            </w:r>
-          </w:p>
-        </w:tc>
-        <w:tc>
-          <w:tcPr>
-            <w:tcW w:w="1057" w:type="dxa"/>
-            <w:tcBorders>
-              <w:top w:val="single" w:sz="4" w:space="0" w:color="auto"/>
-              <w:left w:val="nil"/>
-              <w:bottom w:val="dotted" w:sz="4" w:space="0" w:color="auto"/>
-              <w:right w:val="single" w:sz="4" w:space="0" w:color="auto"/>
-            </w:tcBorders>
-          </w:tcPr>
-          <w:p>
-            <w:pPr>
-              <w:pStyle w:val="Chutrongbang"/>
-            </w:pPr>
-            <w:r>
-              <w:t>{{ i1avg }}</w:t>
-            </w:r>
-          </w:p>
-        </w:tc>
-        <w:tc>
-          <w:tcPr>
-            <w:tcW w:w="2145" w:type="dxa"/>
-            <w:vMerge w:val="restart"/>
-            <w:vAlign w:val="center"/>
-          </w:tcPr>
-          <w:p>
-            <w:pPr>
-              <w:pStyle w:val="Chutrongbang"/>
-            </w:pPr>
-          </w:p>
-        </w:tc>
-        <w:tc>
-          <w:tcPr>
-            <w:tcW w:w="1123" w:type="dxa"/>
-            <w:vMerge w:val="restart"/>
-            <w:tcBorders>
-              <w:right w:val="double" w:sz="4" w:space="0" w:color="auto"/>
-            </w:tcBorders>
-            <w:vAlign w:val="center"/>
-          </w:tcPr>
-          <w:p>
-            <w:pPr>
-              <w:pStyle w:val="Chutrongbang"/>
-            </w:pPr>
-          </w:p>
-        </w:tc>
-      </w:tr>
-      <w:tr>
-        <w:trPr>
-          <w:trHeight w:val="340"/>
-          <w:jc w:val="center"/>
-        </w:trPr>
-        <w:tc>
-          <w:tcPr>
-            <w:tcW w:w="538" w:type="dxa"/>
-            <w:vMerge/>
-            <w:tcBorders>
-              <w:left w:val="double" w:sz="4" w:space="0" w:color="auto"/>
-            </w:tcBorders>
-            <w:vAlign w:val="center"/>
-          </w:tcPr>
-          <w:p>
-            <w:pPr>
-              <w:pStyle w:val="Chutrongbang"/>
-            </w:pPr>
-          </w:p>
-        </w:tc>
-        <w:tc>
-          <w:tcPr>
-            <w:tcW w:w="1574" w:type="dxa"/>
-            <w:vMerge/>
-            <w:vAlign w:val="center"/>
-          </w:tcPr>
-          <w:p>
-            <w:pPr>
-              <w:pStyle w:val="Chutrongbang"/>
-            </w:pPr>
-          </w:p>
-        </w:tc>
-        <w:tc>
-          <w:tcPr>
-            <w:tcW w:w="1279" w:type="dxa"/>
-            <w:tcBorders>
-              <w:top w:val="dotted" w:sz="4" w:space="0" w:color="auto"/>
-              <w:bottom w:val="dotted" w:sz="4" w:space="0" w:color="auto"/>
-            </w:tcBorders>
-            <w:vAlign w:val="center"/>
-          </w:tcPr>
-          <w:p>
-            <w:pPr>
-              <w:pStyle w:val="Chutrongbang"/>
-            </w:pPr>
-            <w:r>
-              <w:t>I</w:t>
-            </w:r>
-            <w:r>
-              <w:rPr>
-                <w:vertAlign w:val="subscript"/>
-              </w:rPr>
-              <w:t xml:space="preserve">2 </w:t>
-            </w:r>
-            <w:r>
-              <w:t>(A)</w:t>
-            </w:r>
-          </w:p>
-        </w:tc>
-        <w:tc>
-          <w:tcPr>
-            <w:tcW w:w="941" w:type="dxa"/>
-            <w:tcBorders>
-              <w:top w:val="dotted" w:sz="4" w:space="0" w:color="auto"/>
-              <w:left w:val="single" w:sz="4" w:space="0" w:color="auto"/>
-              <w:bottom w:val="dotted" w:sz="4" w:space="0" w:color="auto"/>
-              <w:right w:val="single" w:sz="4" w:space="0" w:color="auto"/>
-            </w:tcBorders>
-          </w:tcPr>
-          <w:p>
-            <w:pPr>
-              <w:pStyle w:val="Chutrongbang"/>
-            </w:pPr>
-            <w:r>
-              <w:t>{{ i2max }}</w:t>
-            </w:r>
-          </w:p>
-        </w:tc>
-        <w:tc>
-          <w:tcPr>
-            <w:tcW w:w="988" w:type="dxa"/>
-            <w:tcBorders>
-              <w:top w:val="dotted" w:sz="4" w:space="0" w:color="auto"/>
-              <w:left w:val="nil"/>
-              <w:bottom w:val="dotted" w:sz="4" w:space="0" w:color="auto"/>
-              <w:right w:val="single" w:sz="4" w:space="0" w:color="auto"/>
-            </w:tcBorders>
-          </w:tcPr>
-          <w:p>
-            <w:pPr>
-              <w:pStyle w:val="Chutrongbang"/>
-            </w:pPr>
-            <w:r>
-              <w:t>{{ i2min }}</w:t>
-            </w:r>
-          </w:p>
-        </w:tc>
-        <w:tc>
-          <w:tcPr>
-            <w:tcW w:w="1057" w:type="dxa"/>
-            <w:tcBorders>
-              <w:top w:val="dotted" w:sz="4" w:space="0" w:color="auto"/>
-              <w:left w:val="nil"/>
-              <w:bottom w:val="dotted" w:sz="4" w:space="0" w:color="auto"/>
-              <w:right w:val="single" w:sz="4" w:space="0" w:color="auto"/>
-            </w:tcBorders>
-          </w:tcPr>
-          <w:p>
-            <w:pPr>
-              <w:pStyle w:val="Chutrongbang"/>
-            </w:pPr>
-            <w:r>
-              <w:t>{{ i2avg }}</w:t>
-            </w:r>
-          </w:p>
-        </w:tc>
-        <w:tc>
-          <w:tcPr>
-            <w:tcW w:w="2145" w:type="dxa"/>
-            <w:vMerge/>
-            <w:vAlign w:val="center"/>
-          </w:tcPr>
-          <w:p>
-            <w:pPr>
-              <w:pStyle w:val="Chutrongbang"/>
-            </w:pPr>
-          </w:p>
-        </w:tc>
-        <w:tc>
-          <w:tcPr>
-            <w:tcW w:w="1123" w:type="dxa"/>
-            <w:vMerge/>
-            <w:tcBorders>
-              <w:right w:val="double" w:sz="4" w:space="0" w:color="auto"/>
-            </w:tcBorders>
-            <w:vAlign w:val="center"/>
-          </w:tcPr>
-          <w:p>
-            <w:pPr>
-              <w:pStyle w:val="Chutrongbang"/>
-            </w:pPr>
-          </w:p>
-        </w:tc>
-      </w:tr>
-      <w:tr>
-        <w:trPr>
-          <w:trHeight w:val="340"/>
-          <w:jc w:val="center"/>
-        </w:trPr>
-        <w:tc>
-          <w:tcPr>
-            <w:tcW w:w="538" w:type="dxa"/>
-            <w:vMerge/>
-            <w:tcBorders>
-              <w:left w:val="double" w:sz="4" w:space="0" w:color="auto"/>
-            </w:tcBorders>
-            <w:vAlign w:val="center"/>
-          </w:tcPr>
-          <w:p>
-            <w:pPr>
-              <w:pStyle w:val="Chutrongbang"/>
-            </w:pPr>
-          </w:p>
-        </w:tc>
-        <w:tc>
-          <w:tcPr>
-            <w:tcW w:w="1574" w:type="dxa"/>
-            <w:vMerge/>
-            <w:vAlign w:val="center"/>
-          </w:tcPr>
-          <w:p>
-            <w:pPr>
-              <w:pStyle w:val="Chutrongbang"/>
-            </w:pPr>
-          </w:p>
-        </w:tc>
-        <w:tc>
-          <w:tcPr>
-            <w:tcW w:w="1279" w:type="dxa"/>
-            <w:tcBorders>
-              <w:top w:val="dotted" w:sz="4" w:space="0" w:color="auto"/>
-              <w:bottom w:val="single" w:sz="4" w:space="0" w:color="auto"/>
-            </w:tcBorders>
-            <w:vAlign w:val="center"/>
-          </w:tcPr>
-          <w:p>
-            <w:pPr>
-              <w:pStyle w:val="Chutrongbang"/>
-            </w:pPr>
-            <w:r>
-              <w:t>I</w:t>
-            </w:r>
-            <w:r>
-              <w:rPr>
-                <w:vertAlign w:val="subscript"/>
-              </w:rPr>
-              <w:t>3</w:t>
-            </w:r>
-            <w:r>
-              <w:t xml:space="preserve"> (A)</w:t>
-            </w:r>
-          </w:p>
-        </w:tc>
-        <w:tc>
-          <w:tcPr>
-            <w:tcW w:w="941" w:type="dxa"/>
-            <w:tcBorders>
-              <w:top w:val="dotted" w:sz="4" w:space="0" w:color="auto"/>
-              <w:left w:val="single" w:sz="4" w:space="0" w:color="auto"/>
-              <w:bottom w:val="single" w:sz="4" w:space="0" w:color="auto"/>
-              <w:right w:val="single" w:sz="4" w:space="0" w:color="auto"/>
-            </w:tcBorders>
-          </w:tcPr>
-          <w:p>
-            <w:pPr>
-              <w:pStyle w:val="Chutrongbang"/>
-            </w:pPr>
-            <w:r>
-              <w:t>{{ i3max }}</w:t>
-            </w:r>
-          </w:p>
-        </w:tc>
-        <w:tc>
-          <w:tcPr>
-            <w:tcW w:w="988" w:type="dxa"/>
-            <w:tcBorders>
-              <w:top w:val="dotted" w:sz="4" w:space="0" w:color="auto"/>
-              <w:left w:val="nil"/>
-              <w:bottom w:val="single" w:sz="4" w:space="0" w:color="auto"/>
-              <w:right w:val="single" w:sz="4" w:space="0" w:color="auto"/>
-            </w:tcBorders>
-          </w:tcPr>
-          <w:p>
-            <w:pPr>
-              <w:pStyle w:val="Chutrongbang"/>
-            </w:pPr>
-            <w:r>
-              <w:t>{{ i3min }}</w:t>
-            </w:r>
-          </w:p>
-        </w:tc>
-        <w:tc>
-          <w:tcPr>
-            <w:tcW w:w="1057" w:type="dxa"/>
-            <w:tcBorders>
-              <w:top w:val="dotted" w:sz="4" w:space="0" w:color="auto"/>
-              <w:left w:val="nil"/>
-              <w:bottom w:val="single" w:sz="4" w:space="0" w:color="auto"/>
-              <w:right w:val="single" w:sz="4" w:space="0" w:color="auto"/>
-            </w:tcBorders>
-          </w:tcPr>
-          <w:p>
-            <w:pPr>
-              <w:pStyle w:val="Chutrongbang"/>
-            </w:pPr>
-            <w:r>
-              <w:t>{{ i3avg }}</w:t>
-            </w:r>
-          </w:p>
-        </w:tc>
-        <w:tc>
-          <w:tcPr>
-            <w:tcW w:w="2145" w:type="dxa"/>
-            <w:vMerge/>
-            <w:vAlign w:val="center"/>
-          </w:tcPr>
-          <w:p>
-            <w:pPr>
-              <w:pStyle w:val="Chutrongbang"/>
-            </w:pPr>
-          </w:p>
-        </w:tc>
-        <w:tc>
-          <w:tcPr>
-            <w:tcW w:w="1123" w:type="dxa"/>
-            <w:vMerge/>
-            <w:tcBorders>
-              <w:right w:val="double" w:sz="4" w:space="0" w:color="auto"/>
-            </w:tcBorders>
-            <w:vAlign w:val="center"/>
-          </w:tcPr>
-          <w:p>
-            <w:pPr>
-              <w:pStyle w:val="Chutrongbang"/>
-            </w:pPr>
-          </w:p>
-        </w:tc>
-      </w:tr>
-      <w:tr>
-        <w:trPr>
-          <w:trHeight w:val="340"/>
-          <w:jc w:val="center"/>
-        </w:trPr>
-        <w:tc>
-          <w:tcPr>
-            <w:tcW w:w="538" w:type="dxa"/>
-            <w:vMerge w:val="restart"/>
-            <w:tcBorders>
-              <w:left w:val="double" w:sz="4" w:space="0" w:color="auto"/>
-            </w:tcBorders>
-            <w:vAlign w:val="center"/>
-          </w:tcPr>
-          <w:p>
-            <w:pPr>
-              <w:pStyle w:val="Chutrongbang"/>
-            </w:pPr>
-            <w:r>
-              <w:t>3</w:t>
-            </w:r>
-          </w:p>
-        </w:tc>
-        <w:tc>
-          <w:tcPr>
-            <w:tcW w:w="1574" w:type="dxa"/>
-            <w:vMerge w:val="restart"/>
-            <w:vAlign w:val="center"/>
-          </w:tcPr>
-          <w:p>
-            <w:pPr>
-              <w:pStyle w:val="Chutrongbang"/>
-            </w:pPr>
-            <w:r>
-              <w:t>Độ lệch pha</w:t>
-            </w:r>
-          </w:p>
-        </w:tc>
-        <w:tc>
-          <w:tcPr>
-            <w:tcW w:w="1279" w:type="dxa"/>
-            <w:tcBorders>
-              <w:bottom w:val="dotted" w:sz="4" w:space="0" w:color="auto"/>
-            </w:tcBorders>
-            <w:vAlign w:val="center"/>
-          </w:tcPr>
-          <w:p>
-            <w:pPr>
-              <w:pStyle w:val="Chutrongbang"/>
-            </w:pPr>
-            <w:r>
-              <w:t>ΔU (%)</w:t>
-            </w:r>
-          </w:p>
-        </w:tc>
-        <w:tc>
-          <w:tcPr>
-            <w:tcW w:w="941" w:type="dxa"/>
-            <w:tcBorders>
-              <w:top w:val="single" w:sz="4" w:space="0" w:color="auto"/>
-              <w:left w:val="single" w:sz="4" w:space="0" w:color="auto"/>
-              <w:bottom w:val="dotted" w:sz="4" w:space="0" w:color="auto"/>
-              <w:right w:val="single" w:sz="4" w:space="0" w:color="auto"/>
-            </w:tcBorders>
-          </w:tcPr>
-          <w:p>
-            <w:pPr>
-              <w:pStyle w:val="Chutrongbang"/>
-            </w:pPr>
-            <w:r>
-              <w:t>{{ dumax }}</w:t>
-            </w:r>
-          </w:p>
-        </w:tc>
-        <w:tc>
-          <w:tcPr>
-            <w:tcW w:w="988" w:type="dxa"/>
-            <w:tcBorders>
-              <w:top w:val="single" w:sz="4" w:space="0" w:color="auto"/>
-              <w:left w:val="nil"/>
-              <w:bottom w:val="dotted" w:sz="4" w:space="0" w:color="auto"/>
-              <w:right w:val="single" w:sz="4" w:space="0" w:color="auto"/>
-            </w:tcBorders>
-          </w:tcPr>
-          <w:p>
-            <w:pPr>
-              <w:pStyle w:val="Chutrongbang"/>
-            </w:pPr>
-            <w:r>
-              <w:t>{{ dumin }}</w:t>
-            </w:r>
-          </w:p>
-        </w:tc>
-        <w:tc>
-          <w:tcPr>
-            <w:tcW w:w="1057" w:type="dxa"/>
-            <w:tcBorders>
-              <w:top w:val="single" w:sz="4" w:space="0" w:color="auto"/>
-              <w:left w:val="nil"/>
-              <w:bottom w:val="dotted" w:sz="4" w:space="0" w:color="auto"/>
-              <w:right w:val="single" w:sz="4" w:space="0" w:color="auto"/>
-            </w:tcBorders>
-          </w:tcPr>
-          <w:p>
-            <w:pPr>
-              <w:pStyle w:val="Chutrongbang"/>
-            </w:pPr>
-            <w:r>
-              <w:t>{{ duavg }}</w:t>
-            </w:r>
-          </w:p>
-        </w:tc>
-        <w:tc>
-          <w:tcPr>
-            <w:tcW w:w="2145" w:type="dxa"/>
-            <w:tcBorders>
-              <w:bottom w:val="dotted" w:sz="4" w:space="0" w:color="auto"/>
-            </w:tcBorders>
-            <w:vAlign w:val="center"/>
-          </w:tcPr>
-          <w:p>
-            <w:pPr>
-              <w:pStyle w:val="Chutrongbang"/>
-            </w:pPr>
-            <w:r>
-              <w:t>&lt;5%</w:t>
-            </w:r>
-          </w:p>
-        </w:tc>
-        <w:tc>
-          <w:tcPr>
-            <w:tcW w:w="1123" w:type="dxa"/>
-            <w:tcBorders>
-              <w:bottom w:val="dotted" w:sz="4" w:space="0" w:color="auto"/>
-              <w:right w:val="double" w:sz="4" w:space="0" w:color="auto"/>
-            </w:tcBorders>
-            <w:vAlign w:val="center"/>
-          </w:tcPr>
-          <w:p>
-            <w:pPr>
-              <w:pStyle w:val="Chutrongbang"/>
-            </w:pPr>
-            <w:r>
-              <w:t>{{ dueval }}</w:t>
-            </w:r>
-          </w:p>
-        </w:tc>
-      </w:tr>
-      <w:tr>
-        <w:trPr>
-          <w:trHeight w:val="340"/>
-          <w:jc w:val="center"/>
-        </w:trPr>
-        <w:tc>
-          <w:tcPr>
-            <w:tcW w:w="538" w:type="dxa"/>
-            <w:vMerge/>
-            <w:tcBorders>
-              <w:left w:val="double" w:sz="4" w:space="0" w:color="auto"/>
-            </w:tcBorders>
-            <w:vAlign w:val="center"/>
-          </w:tcPr>
-          <w:p>
-            <w:pPr>
-              <w:pStyle w:val="Chutrongbang"/>
-            </w:pPr>
-          </w:p>
-        </w:tc>
-        <w:tc>
-          <w:tcPr>
-            <w:tcW w:w="1574" w:type="dxa"/>
-            <w:vMerge/>
-            <w:vAlign w:val="center"/>
-          </w:tcPr>
-          <w:p>
-            <w:pPr>
-              <w:pStyle w:val="Chutrongbang"/>
-            </w:pPr>
-          </w:p>
-        </w:tc>
-        <w:tc>
-          <w:tcPr>
-            <w:tcW w:w="1279" w:type="dxa"/>
-            <w:tcBorders>
-              <w:top w:val="dotted" w:sz="4" w:space="0" w:color="auto"/>
-            </w:tcBorders>
-            <w:vAlign w:val="center"/>
-          </w:tcPr>
-          <w:p>
-            <w:pPr>
-              <w:pStyle w:val="Chutrongbang"/>
-            </w:pPr>
-            <w:r>
-              <w:t>ΔI (%)</w:t>
-            </w:r>
-          </w:p>
-        </w:tc>
-        <w:tc>
-          <w:tcPr>
-            <w:tcW w:w="941" w:type="dxa"/>
-            <w:tcBorders>
-              <w:top w:val="dotted" w:sz="4" w:space="0" w:color="auto"/>
-              <w:left w:val="single" w:sz="4" w:space="0" w:color="auto"/>
-              <w:bottom w:val="single" w:sz="4" w:space="0" w:color="auto"/>
-              <w:right w:val="single" w:sz="4" w:space="0" w:color="auto"/>
-            </w:tcBorders>
-          </w:tcPr>
-          <w:p>
-            <w:pPr>
-              <w:pStyle w:val="Chutrongbang"/>
-            </w:pPr>
-            <w:r>
-              <w:t>{{ dimax }}</w:t>
-            </w:r>
-          </w:p>
-        </w:tc>
-        <w:tc>
-          <w:tcPr>
-            <w:tcW w:w="988" w:type="dxa"/>
-            <w:tcBorders>
-              <w:top w:val="dotted" w:sz="4" w:space="0" w:color="auto"/>
-              <w:left w:val="nil"/>
-              <w:bottom w:val="single" w:sz="4" w:space="0" w:color="auto"/>
-              <w:right w:val="single" w:sz="4" w:space="0" w:color="auto"/>
-            </w:tcBorders>
-          </w:tcPr>
-          <w:p>
-            <w:pPr>
-              <w:pStyle w:val="Chutrongbang"/>
-            </w:pPr>
-            <w:r>
-              <w:t>{{ dimin }}</w:t>
-            </w:r>
-          </w:p>
-        </w:tc>
-        <w:tc>
-          <w:tcPr>
-            <w:tcW w:w="1057" w:type="dxa"/>
-            <w:tcBorders>
-              <w:top w:val="dotted" w:sz="4" w:space="0" w:color="auto"/>
-              <w:left w:val="nil"/>
-              <w:bottom w:val="single" w:sz="4" w:space="0" w:color="auto"/>
-              <w:right w:val="single" w:sz="4" w:space="0" w:color="auto"/>
-            </w:tcBorders>
-          </w:tcPr>
-          <w:p>
-            <w:pPr>
-              <w:pStyle w:val="Chutrongbang"/>
-            </w:pPr>
-            <w:r>
-              <w:t>{{ diavg }}</w:t>
-            </w:r>
-          </w:p>
-        </w:tc>
-        <w:tc>
-          <w:tcPr>
-            <w:tcW w:w="2145" w:type="dxa"/>
-            <w:tcBorders>
-              <w:top w:val="dotted" w:sz="4" w:space="0" w:color="auto"/>
-            </w:tcBorders>
-            <w:vAlign w:val="center"/>
-          </w:tcPr>
-          <w:p>
-            <w:pPr>
-              <w:pStyle w:val="Chutrongbang"/>
-            </w:pPr>
-            <w:r>
-              <w:t>không quy định, khuyến cáo nên dưới 10%</w:t>
-            </w:r>
-          </w:p>
-        </w:tc>
-        <w:tc>
-          <w:tcPr>
-            <w:tcW w:w="1123" w:type="dxa"/>
-            <w:tcBorders>
-              <w:top w:val="dotted" w:sz="4" w:space="0" w:color="auto"/>
-              <w:right w:val="double" w:sz="4" w:space="0" w:color="auto"/>
-            </w:tcBorders>
-            <w:vAlign w:val="center"/>
-          </w:tcPr>
-          <w:p>
-            <w:pPr>
-              <w:pStyle w:val="Chutrongbang"/>
-            </w:pPr>
-          </w:p>
-        </w:tc>
-      </w:tr>
-      <w:tr>
-        <w:trPr>
-          <w:trHeight w:val="340"/>
-          <w:jc w:val="center"/>
-        </w:trPr>
-        <w:tc>
-          <w:tcPr>
-            <w:tcW w:w="538" w:type="dxa"/>
-            <w:tcBorders>
-              <w:left w:val="double" w:sz="4" w:space="0" w:color="auto"/>
-            </w:tcBorders>
-            <w:vAlign w:val="center"/>
-          </w:tcPr>
-          <w:p>
-            <w:pPr>
-              <w:pStyle w:val="Chutrongbang"/>
-            </w:pPr>
-            <w:r>
-              <w:t>4</w:t>
-            </w:r>
-          </w:p>
-        </w:tc>
-        <w:tc>
-          <w:tcPr>
-            <w:tcW w:w="1574" w:type="dxa"/>
-            <w:vAlign w:val="center"/>
-          </w:tcPr>
-          <w:p>
-            <w:pPr>
-              <w:pStyle w:val="Chutrongbang"/>
-            </w:pPr>
-            <w:r>
-              <w:t>Hệ số công suất</w:t>
-            </w:r>
-          </w:p>
-        </w:tc>
-        <w:tc>
-          <w:tcPr>
-            <w:tcW w:w="1279" w:type="dxa"/>
-            <w:tcBorders>
-              <w:bottom w:val="single" w:sz="4" w:space="0" w:color="auto"/>
-            </w:tcBorders>
-            <w:vAlign w:val="center"/>
-          </w:tcPr>
-          <w:p>
-            <w:pPr>
-              <w:pStyle w:val="Chutrongbang"/>
-            </w:pPr>
-            <w:r>
-              <w:t>PF</w:t>
-            </w:r>
-          </w:p>
-        </w:tc>
-        <w:tc>
-          <w:tcPr>
-            <w:tcW w:w="941" w:type="dxa"/>
-            <w:tcBorders>
-              <w:top w:val="single" w:sz="4" w:space="0" w:color="auto"/>
-              <w:left w:val="single" w:sz="4" w:space="0" w:color="auto"/>
-              <w:bottom w:val="single" w:sz="4" w:space="0" w:color="auto"/>
-              <w:right w:val="single" w:sz="4" w:space="0" w:color="auto"/>
-            </w:tcBorders>
-          </w:tcPr>
-          <w:p>
-            <w:pPr>
-              <w:pStyle w:val="Chutrongbang"/>
-            </w:pPr>
-            <w:r>
-              <w:t>{{ pfmax }}</w:t>
-            </w:r>
-          </w:p>
-        </w:tc>
-        <w:tc>
-          <w:tcPr>
-            <w:tcW w:w="988" w:type="dxa"/>
-            <w:tcBorders>
-              <w:top w:val="single" w:sz="4" w:space="0" w:color="auto"/>
-              <w:left w:val="nil"/>
-              <w:bottom w:val="single" w:sz="4" w:space="0" w:color="auto"/>
-              <w:right w:val="single" w:sz="4" w:space="0" w:color="auto"/>
-            </w:tcBorders>
-          </w:tcPr>
-          <w:p>
-            <w:pPr>
-              <w:pStyle w:val="Chutrongbang"/>
-            </w:pPr>
-            <w:r>
-              <w:t>{{ pfmin }}</w:t>
-            </w:r>
-          </w:p>
-        </w:tc>
-        <w:tc>
-          <w:tcPr>
-            <w:tcW w:w="1057" w:type="dxa"/>
-            <w:tcBorders>
-              <w:top w:val="single" w:sz="4" w:space="0" w:color="auto"/>
-              <w:left w:val="nil"/>
-              <w:bottom w:val="single" w:sz="4" w:space="0" w:color="auto"/>
-              <w:right w:val="single" w:sz="4" w:space="0" w:color="auto"/>
-            </w:tcBorders>
-          </w:tcPr>
-          <w:p>
-            <w:pPr>
-              <w:pStyle w:val="Chutrongbang"/>
-            </w:pPr>
-            <w:r>
-              <w:t>{{ pfavg }}</w:t>
-            </w:r>
-          </w:p>
-        </w:tc>
-        <w:tc>
-          <w:tcPr>
-            <w:tcW w:w="2145" w:type="dxa"/>
-            <w:vAlign w:val="center"/>
-          </w:tcPr>
-          <w:p>
-            <w:pPr>
-              <w:pStyle w:val="Chutrongbang"/>
-            </w:pPr>
-            <w:r>
-              <w:t>&gt; 0,9</w:t>
-            </w:r>
-          </w:p>
-        </w:tc>
-        <w:tc>
-          <w:tcPr>
-            <w:tcW w:w="1123" w:type="dxa"/>
-            <w:tcBorders>
-              <w:right w:val="double" w:sz="4" w:space="0" w:color="auto"/>
-            </w:tcBorders>
-            <w:vAlign w:val="center"/>
-          </w:tcPr>
-          <w:p>
-            <w:pPr>
-              <w:pStyle w:val="Chutrongbang"/>
-              <w:rPr>
-                <w:lang w:val="en-US"/>
-              </w:rPr>
-            </w:pPr>
-            <w:r>
-              <w:rPr>
-                <w:lang w:val="en-US"/>
-              </w:rPr>
-              <w:t xml:space="preserve">{{ </w:t>
-            </w:r>
-            <w:proofErr w:type="spellStart"/>
-            <w:r>
-              <w:rPr>
-                <w:lang w:val="en-US"/>
-              </w:rPr>
-              <w:t>pfeval</w:t>
-            </w:r>
-            <w:proofErr w:type="spellEnd"/>
-            <w:r>
-              <w:rPr>
-                <w:lang w:val="en-US"/>
-              </w:rPr>
-              <w:t xml:space="preserve"> }}</w:t>
-            </w:r>
-          </w:p>
-        </w:tc>
-      </w:tr>
-      <w:tr>
-        <w:trPr>
-          <w:trHeight w:val="340"/>
-          <w:jc w:val="center"/>
-        </w:trPr>
-        <w:tc>
-          <w:tcPr>
-            <w:tcW w:w="538" w:type="dxa"/>
-            <w:vMerge w:val="restart"/>
-            <w:tcBorders>
-              <w:left w:val="double" w:sz="4" w:space="0" w:color="auto"/>
-            </w:tcBorders>
-            <w:vAlign w:val="center"/>
-          </w:tcPr>
-          <w:p>
-            <w:pPr>
-              <w:pStyle w:val="Chutrongbang"/>
-            </w:pPr>
-            <w:r>
-              <w:t>5</w:t>
-            </w:r>
-          </w:p>
-        </w:tc>
-        <w:tc>
-          <w:tcPr>
-            <w:tcW w:w="1574" w:type="dxa"/>
-            <w:vMerge w:val="restart"/>
-            <w:vAlign w:val="center"/>
-          </w:tcPr>
-          <w:p>
-            <w:pPr>
-              <w:pStyle w:val="Chutrongbang"/>
-            </w:pPr>
-            <w:r>
-              <w:t>Công suất</w:t>
-            </w:r>
-          </w:p>
-        </w:tc>
-        <w:tc>
-          <w:tcPr>
-            <w:tcW w:w="1279" w:type="dxa"/>
-            <w:tcBorders>
-              <w:bottom w:val="dotted" w:sz="4" w:space="0" w:color="auto"/>
-            </w:tcBorders>
-            <w:vAlign w:val="center"/>
-          </w:tcPr>
-          <w:p>
-            <w:pPr>
-              <w:pStyle w:val="Chutrongbang"/>
-            </w:pPr>
-            <w:r>
-              <w:t>P (kW)</w:t>
-            </w:r>
-          </w:p>
-        </w:tc>
-        <w:tc>
-          <w:tcPr>
-            <w:tcW w:w="941" w:type="dxa"/>
-            <w:tcBorders>
-              <w:top w:val="single" w:sz="4" w:space="0" w:color="auto"/>
-              <w:left w:val="single" w:sz="4" w:space="0" w:color="auto"/>
-              <w:bottom w:val="dotted" w:sz="4" w:space="0" w:color="auto"/>
-              <w:right w:val="single" w:sz="4" w:space="0" w:color="auto"/>
-            </w:tcBorders>
-          </w:tcPr>
-          <w:p>
-            <w:pPr>
-              <w:pStyle w:val="Chutrongbang"/>
-            </w:pPr>
-            <w:r>
-              <w:t>{{ pmax }}</w:t>
-            </w:r>
-          </w:p>
-        </w:tc>
-        <w:tc>
-          <w:tcPr>
-            <w:tcW w:w="988" w:type="dxa"/>
-            <w:tcBorders>
-              <w:top w:val="single" w:sz="4" w:space="0" w:color="auto"/>
-              <w:left w:val="nil"/>
-              <w:bottom w:val="dotted" w:sz="4" w:space="0" w:color="auto"/>
-              <w:right w:val="single" w:sz="4" w:space="0" w:color="auto"/>
-            </w:tcBorders>
-          </w:tcPr>
-          <w:p>
-            <w:pPr>
-              <w:pStyle w:val="Chutrongbang"/>
-            </w:pPr>
-            <w:r>
-              <w:t>{{ pmin }}</w:t>
-            </w:r>
-          </w:p>
-        </w:tc>
-        <w:tc>
-          <w:tcPr>
-            <w:tcW w:w="1057" w:type="dxa"/>
-            <w:tcBorders>
-              <w:top w:val="single" w:sz="4" w:space="0" w:color="auto"/>
-              <w:left w:val="nil"/>
-              <w:bottom w:val="dotted" w:sz="4" w:space="0" w:color="auto"/>
-              <w:right w:val="single" w:sz="4" w:space="0" w:color="auto"/>
-            </w:tcBorders>
-          </w:tcPr>
-          <w:p>
-            <w:pPr>
-              <w:pStyle w:val="Chutrongbang"/>
-            </w:pPr>
-            <w:r>
-              <w:t>{{ pavg }}</w:t>
-            </w:r>
-          </w:p>
-        </w:tc>
-        <w:tc>
-          <w:tcPr>
-            <w:tcW w:w="2145" w:type="dxa"/>
-            <w:vMerge w:val="restart"/>
-            <w:vAlign w:val="center"/>
-          </w:tcPr>
-          <w:p>
-            <w:pPr>
-              <w:pStyle w:val="Chutrongbang"/>
-            </w:pPr>
-          </w:p>
-        </w:tc>
-        <w:tc>
-          <w:tcPr>
-            <w:tcW w:w="1123" w:type="dxa"/>
-            <w:vMerge w:val="restart"/>
-            <w:tcBorders>
-              <w:right w:val="double" w:sz="4" w:space="0" w:color="auto"/>
-            </w:tcBorders>
-            <w:vAlign w:val="center"/>
-          </w:tcPr>
-          <w:p>
-            <w:pPr>
-              <w:pStyle w:val="Chutrongbang"/>
-            </w:pPr>
-          </w:p>
-        </w:tc>
-      </w:tr>
-      <w:tr>
-        <w:trPr>
-          <w:trHeight w:val="340"/>
-          <w:jc w:val="center"/>
-        </w:trPr>
-        <w:tc>
-          <w:tcPr>
-            <w:tcW w:w="538" w:type="dxa"/>
-            <w:vMerge/>
-            <w:tcBorders>
-              <w:left w:val="double" w:sz="4" w:space="0" w:color="auto"/>
-            </w:tcBorders>
-            <w:vAlign w:val="center"/>
-          </w:tcPr>
-          <w:p>
-            <w:pPr>
-              <w:pStyle w:val="Chutrongbang"/>
-            </w:pPr>
-          </w:p>
-        </w:tc>
-        <w:tc>
-          <w:tcPr>
-            <w:tcW w:w="1574" w:type="dxa"/>
-            <w:vMerge/>
-            <w:vAlign w:val="center"/>
-          </w:tcPr>
-          <w:p>
-            <w:pPr>
-              <w:pStyle w:val="Chutrongbang"/>
-            </w:pPr>
-          </w:p>
-        </w:tc>
-        <w:tc>
-          <w:tcPr>
-            <w:tcW w:w="1279" w:type="dxa"/>
-            <w:tcBorders>
-              <w:top w:val="dotted" w:sz="4" w:space="0" w:color="auto"/>
-              <w:bottom w:val="dotted" w:sz="4" w:space="0" w:color="auto"/>
-            </w:tcBorders>
-            <w:vAlign w:val="center"/>
-          </w:tcPr>
-          <w:p>
-            <w:pPr>
-              <w:pStyle w:val="Chutrongbang"/>
-            </w:pPr>
-            <w:r>
-              <w:t>Q (kVAR)</w:t>
-            </w:r>
-          </w:p>
-        </w:tc>
-        <w:tc>
-          <w:tcPr>
-            <w:tcW w:w="941" w:type="dxa"/>
-            <w:tcBorders>
-              <w:top w:val="dotted" w:sz="4" w:space="0" w:color="auto"/>
-              <w:left w:val="single" w:sz="4" w:space="0" w:color="auto"/>
-              <w:bottom w:val="dotted" w:sz="4" w:space="0" w:color="auto"/>
-              <w:right w:val="single" w:sz="4" w:space="0" w:color="auto"/>
-            </w:tcBorders>
-          </w:tcPr>
-          <w:p>
-            <w:pPr>
-              <w:pStyle w:val="Chutrongbang"/>
-            </w:pPr>
-            <w:r>
-              <w:t>{{ qmax }}</w:t>
-            </w:r>
-          </w:p>
-        </w:tc>
-        <w:tc>
-          <w:tcPr>
-            <w:tcW w:w="988" w:type="dxa"/>
-            <w:tcBorders>
-              <w:top w:val="dotted" w:sz="4" w:space="0" w:color="auto"/>
-              <w:left w:val="nil"/>
-              <w:bottom w:val="dotted" w:sz="4" w:space="0" w:color="auto"/>
-              <w:right w:val="single" w:sz="4" w:space="0" w:color="auto"/>
-            </w:tcBorders>
-          </w:tcPr>
-          <w:p>
-            <w:pPr>
-              <w:pStyle w:val="Chutrongbang"/>
-            </w:pPr>
-            <w:r>
-              <w:t>{{ qmin }}</w:t>
-            </w:r>
-          </w:p>
-        </w:tc>
-        <w:tc>
-          <w:tcPr>
-            <w:tcW w:w="1057" w:type="dxa"/>
-            <w:tcBorders>
-              <w:top w:val="dotted" w:sz="4" w:space="0" w:color="auto"/>
-              <w:left w:val="nil"/>
-              <w:bottom w:val="dotted" w:sz="4" w:space="0" w:color="auto"/>
-              <w:right w:val="single" w:sz="4" w:space="0" w:color="auto"/>
-            </w:tcBorders>
-          </w:tcPr>
-          <w:p>
-            <w:pPr>
-              <w:pStyle w:val="Chutrongbang"/>
-            </w:pPr>
-            <w:r>
-              <w:t>{{ qavg }}</w:t>
-            </w:r>
-          </w:p>
-        </w:tc>
-        <w:tc>
-          <w:tcPr>
-            <w:tcW w:w="2145" w:type="dxa"/>
-            <w:vMerge/>
-            <w:vAlign w:val="center"/>
-          </w:tcPr>
-          <w:p>
-            <w:pPr>
-              <w:pStyle w:val="Chutrongbang"/>
-            </w:pPr>
-          </w:p>
-        </w:tc>
-        <w:tc>
-          <w:tcPr>
-            <w:tcW w:w="1123" w:type="dxa"/>
-            <w:vMerge/>
-            <w:tcBorders>
-              <w:right w:val="double" w:sz="4" w:space="0" w:color="auto"/>
-            </w:tcBorders>
-            <w:vAlign w:val="center"/>
-          </w:tcPr>
-          <w:p>
-            <w:pPr>
-              <w:pStyle w:val="Chutrongbang"/>
-            </w:pPr>
-          </w:p>
-        </w:tc>
-      </w:tr>
-      <w:tr>
-        <w:trPr>
-          <w:trHeight w:val="340"/>
-          <w:jc w:val="center"/>
-        </w:trPr>
-        <w:tc>
-          <w:tcPr>
-            <w:tcW w:w="538" w:type="dxa"/>
-            <w:vMerge/>
-            <w:tcBorders>
-              <w:left w:val="double" w:sz="4" w:space="0" w:color="auto"/>
-            </w:tcBorders>
-            <w:vAlign w:val="center"/>
-          </w:tcPr>
-          <w:p>
-            <w:pPr>
-              <w:pStyle w:val="Chutrongbang"/>
-            </w:pPr>
-          </w:p>
-        </w:tc>
-        <w:tc>
-          <w:tcPr>
-            <w:tcW w:w="1574" w:type="dxa"/>
-            <w:vMerge/>
-            <w:vAlign w:val="center"/>
-          </w:tcPr>
-          <w:p>
-            <w:pPr>
-              <w:pStyle w:val="Chutrongbang"/>
-            </w:pPr>
-          </w:p>
-        </w:tc>
-        <w:tc>
-          <w:tcPr>
-            <w:tcW w:w="1279" w:type="dxa"/>
-            <w:tcBorders>
-              <w:top w:val="dotted" w:sz="4" w:space="0" w:color="auto"/>
-              <w:bottom w:val="single" w:sz="4" w:space="0" w:color="auto"/>
-            </w:tcBorders>
-            <w:vAlign w:val="center"/>
-          </w:tcPr>
-          <w:p>
-            <w:pPr>
-              <w:pStyle w:val="Chutrongbang"/>
-            </w:pPr>
-            <w:r>
-              <w:t>S (kVA)</w:t>
-            </w:r>
-          </w:p>
-        </w:tc>
-        <w:tc>
-          <w:tcPr>
-            <w:tcW w:w="941" w:type="dxa"/>
-            <w:tcBorders>
-              <w:top w:val="dotted" w:sz="4" w:space="0" w:color="auto"/>
-              <w:left w:val="single" w:sz="4" w:space="0" w:color="auto"/>
-              <w:bottom w:val="single" w:sz="4" w:space="0" w:color="auto"/>
-              <w:right w:val="single" w:sz="4" w:space="0" w:color="auto"/>
-            </w:tcBorders>
-          </w:tcPr>
-          <w:p>
-            <w:pPr>
-              <w:pStyle w:val="Chutrongbang"/>
-            </w:pPr>
-            <w:r>
-              <w:t>{{ smax }}</w:t>
-            </w:r>
-          </w:p>
-        </w:tc>
-        <w:tc>
-          <w:tcPr>
-            <w:tcW w:w="988" w:type="dxa"/>
-            <w:tcBorders>
-              <w:top w:val="dotted" w:sz="4" w:space="0" w:color="auto"/>
-              <w:left w:val="nil"/>
-              <w:bottom w:val="single" w:sz="4" w:space="0" w:color="auto"/>
-              <w:right w:val="single" w:sz="4" w:space="0" w:color="auto"/>
-            </w:tcBorders>
-          </w:tcPr>
-          <w:p>
-            <w:pPr>
-              <w:pStyle w:val="Chutrongbang"/>
-            </w:pPr>
-            <w:r>
-              <w:t>{{ smin }}</w:t>
-            </w:r>
-          </w:p>
-        </w:tc>
-        <w:tc>
-          <w:tcPr>
-            <w:tcW w:w="1057" w:type="dxa"/>
-            <w:tcBorders>
-              <w:top w:val="dotted" w:sz="4" w:space="0" w:color="auto"/>
-              <w:left w:val="nil"/>
-              <w:bottom w:val="single" w:sz="4" w:space="0" w:color="auto"/>
-              <w:right w:val="single" w:sz="4" w:space="0" w:color="auto"/>
-            </w:tcBorders>
-          </w:tcPr>
-          <w:p>
-            <w:pPr>
-              <w:pStyle w:val="Chutrongbang"/>
-            </w:pPr>
-            <w:r>
-              <w:t>{{ savg }}</w:t>
-            </w:r>
-          </w:p>
-        </w:tc>
-        <w:tc>
-          <w:tcPr>
-            <w:tcW w:w="2145" w:type="dxa"/>
-            <w:vMerge/>
-            <w:vAlign w:val="center"/>
-          </w:tcPr>
-          <w:p>
-            <w:pPr>
-              <w:pStyle w:val="Chutrongbang"/>
-            </w:pPr>
-          </w:p>
-        </w:tc>
-        <w:tc>
-          <w:tcPr>
-            <w:tcW w:w="1123" w:type="dxa"/>
-            <w:vMerge/>
-            <w:tcBorders>
-              <w:right w:val="double" w:sz="4" w:space="0" w:color="auto"/>
-            </w:tcBorders>
-            <w:vAlign w:val="center"/>
-          </w:tcPr>
-          <w:p>
-            <w:pPr>
-              <w:pStyle w:val="Chutrongbang"/>
-            </w:pPr>
-          </w:p>
-        </w:tc>
-      </w:tr>
-      <w:tr>
-        <w:trPr>
-          <w:trHeight w:val="340"/>
-          <w:jc w:val="center"/>
-        </w:trPr>
-        <w:tc>
-          <w:tcPr>
-            <w:tcW w:w="538" w:type="dxa"/>
-            <w:vMerge w:val="restart"/>
-            <w:tcBorders>
-              <w:left w:val="double" w:sz="4" w:space="0" w:color="auto"/>
-            </w:tcBorders>
-            <w:vAlign w:val="center"/>
-          </w:tcPr>
-          <w:p>
-            <w:pPr>
-              <w:pStyle w:val="Chutrongbang"/>
-            </w:pPr>
-            <w:r>
-              <w:t>6</w:t>
-            </w:r>
-          </w:p>
-        </w:tc>
-        <w:tc>
-          <w:tcPr>
-            <w:tcW w:w="1574" w:type="dxa"/>
-            <w:vMerge w:val="restart"/>
-            <w:vAlign w:val="center"/>
-          </w:tcPr>
-          <w:p>
-            <w:pPr>
-              <w:pStyle w:val="Chutrongbang"/>
-            </w:pPr>
-            <w:r>
-              <w:t>Tổng biến dạng sóng hài điện áp</w:t>
-            </w:r>
-          </w:p>
-        </w:tc>
-        <w:tc>
-          <w:tcPr>
-            <w:tcW w:w="1279" w:type="dxa"/>
-            <w:tcBorders>
-              <w:bottom w:val="dotted" w:sz="4" w:space="0" w:color="auto"/>
-            </w:tcBorders>
-            <w:vAlign w:val="center"/>
-          </w:tcPr>
-          <w:p>
-            <w:pPr>
-              <w:pStyle w:val="Chutrongbang"/>
-            </w:pPr>
-            <w:r>
-              <w:t>THD</w:t>
-            </w:r>
-            <w:r>
-              <w:rPr>
-                <w:vertAlign w:val="subscript"/>
-              </w:rPr>
-              <w:t>1</w:t>
-            </w:r>
-            <w:r>
-              <w:t xml:space="preserve"> (%)</w:t>
-            </w:r>
-          </w:p>
-        </w:tc>
-        <w:tc>
-          <w:tcPr>
-            <w:tcW w:w="941" w:type="dxa"/>
-            <w:tcBorders>
-              <w:top w:val="single" w:sz="4" w:space="0" w:color="auto"/>
-              <w:left w:val="single" w:sz="4" w:space="0" w:color="auto"/>
-              <w:bottom w:val="dotted" w:sz="4" w:space="0" w:color="auto"/>
-              <w:right w:val="single" w:sz="4" w:space="0" w:color="auto"/>
-            </w:tcBorders>
-          </w:tcPr>
-          <w:p>
-            <w:pPr>
-              <w:pStyle w:val="Chutrongbang"/>
-            </w:pPr>
-            <w:r>
-              <w:t>{{ thd1max }}</w:t>
-            </w:r>
-          </w:p>
-        </w:tc>
-        <w:tc>
-          <w:tcPr>
-            <w:tcW w:w="988" w:type="dxa"/>
-            <w:tcBorders>
-              <w:top w:val="single" w:sz="4" w:space="0" w:color="auto"/>
-              <w:left w:val="nil"/>
-              <w:bottom w:val="dotted" w:sz="4" w:space="0" w:color="auto"/>
-              <w:right w:val="single" w:sz="4" w:space="0" w:color="auto"/>
-            </w:tcBorders>
-          </w:tcPr>
-          <w:p>
-            <w:pPr>
-              <w:pStyle w:val="Chutrongbang"/>
-            </w:pPr>
-            <w:r>
-              <w:t>{{ thd1min }}</w:t>
-            </w:r>
-          </w:p>
-        </w:tc>
-        <w:tc>
-          <w:tcPr>
-            <w:tcW w:w="1057" w:type="dxa"/>
-            <w:tcBorders>
-              <w:top w:val="single" w:sz="4" w:space="0" w:color="auto"/>
-              <w:left w:val="nil"/>
-              <w:bottom w:val="dotted" w:sz="4" w:space="0" w:color="auto"/>
-              <w:right w:val="single" w:sz="4" w:space="0" w:color="auto"/>
-            </w:tcBorders>
-          </w:tcPr>
-          <w:p>
-            <w:pPr>
-              <w:pStyle w:val="Chutrongbang"/>
-            </w:pPr>
-            <w:r>
-              <w:t>{{ thd1avg }}</w:t>
-            </w:r>
-          </w:p>
-        </w:tc>
-        <w:tc>
-          <w:tcPr>
-            <w:tcW w:w="2145" w:type="dxa"/>
-            <w:vMerge w:val="restart"/>
-            <w:vAlign w:val="center"/>
-          </w:tcPr>
-          <w:p>
-            <w:pPr>
-              <w:pStyle w:val="Chutrongbang"/>
-            </w:pPr>
-            <w:r>
-              <w:t>&lt; 8%</w:t>
-            </w:r>
-          </w:p>
-        </w:tc>
-        <w:tc>
-          <w:tcPr>
-            <w:tcW w:w="1123" w:type="dxa"/>
-            <w:vMerge w:val="restart"/>
-            <w:tcBorders>
-              <w:right w:val="double" w:sz="4" w:space="0" w:color="auto"/>
-            </w:tcBorders>
-            <w:vAlign w:val="center"/>
-          </w:tcPr>
-          <w:p>
-            <w:pPr>
-              <w:pStyle w:val="Chutrongbang"/>
-            </w:pPr>
-            <w:r>
-              <w:t>{{ thdeval }}</w:t>
-            </w:r>
-          </w:p>
-        </w:tc>
-      </w:tr>
-      <w:tr>
-        <w:trPr>
-          <w:trHeight w:val="340"/>
-          <w:jc w:val="center"/>
-        </w:trPr>
-        <w:tc>
-          <w:tcPr>
-            <w:tcW w:w="538" w:type="dxa"/>
-            <w:vMerge/>
-            <w:tcBorders>
-              <w:left w:val="double" w:sz="4" w:space="0" w:color="auto"/>
-            </w:tcBorders>
-            <w:vAlign w:val="center"/>
-          </w:tcPr>
-          <w:p>
-            <w:pPr>
-              <w:pStyle w:val="Chutrongbang"/>
-            </w:pPr>
-          </w:p>
-        </w:tc>
-        <w:tc>
-          <w:tcPr>
-            <w:tcW w:w="1574" w:type="dxa"/>
-            <w:vMerge/>
-            <w:vAlign w:val="center"/>
-          </w:tcPr>
-          <w:p>
-            <w:pPr>
-              <w:pStyle w:val="Chutrongbang"/>
-            </w:pPr>
-          </w:p>
-        </w:tc>
-        <w:tc>
-          <w:tcPr>
-            <w:tcW w:w="1279" w:type="dxa"/>
-            <w:tcBorders>
-              <w:top w:val="dotted" w:sz="4" w:space="0" w:color="auto"/>
-              <w:bottom w:val="dotted" w:sz="4" w:space="0" w:color="auto"/>
-            </w:tcBorders>
-            <w:vAlign w:val="center"/>
-          </w:tcPr>
-          <w:p>
-            <w:pPr>
-              <w:pStyle w:val="Chutrongbang"/>
-            </w:pPr>
-            <w:r>
-              <w:t>THD</w:t>
-            </w:r>
-            <w:r>
-              <w:rPr>
-                <w:vertAlign w:val="subscript"/>
-              </w:rPr>
-              <w:t>2</w:t>
-            </w:r>
-            <w:r>
-              <w:t xml:space="preserve"> (%)</w:t>
-            </w:r>
-          </w:p>
-        </w:tc>
-        <w:tc>
-          <w:tcPr>
-            <w:tcW w:w="941" w:type="dxa"/>
-            <w:tcBorders>
-              <w:top w:val="dotted" w:sz="4" w:space="0" w:color="auto"/>
-              <w:left w:val="single" w:sz="4" w:space="0" w:color="auto"/>
-              <w:bottom w:val="dotted" w:sz="4" w:space="0" w:color="auto"/>
-              <w:right w:val="single" w:sz="4" w:space="0" w:color="auto"/>
-            </w:tcBorders>
-          </w:tcPr>
-          <w:p>
-            <w:pPr>
-              <w:pStyle w:val="Chutrongbang"/>
-            </w:pPr>
-            <w:r>
-              <w:t>{{ thd2max }}</w:t>
-            </w:r>
-          </w:p>
-        </w:tc>
-        <w:tc>
-          <w:tcPr>
-            <w:tcW w:w="988" w:type="dxa"/>
-            <w:tcBorders>
-              <w:top w:val="dotted" w:sz="4" w:space="0" w:color="auto"/>
-              <w:left w:val="nil"/>
-              <w:bottom w:val="dotted" w:sz="4" w:space="0" w:color="auto"/>
-              <w:right w:val="single" w:sz="4" w:space="0" w:color="auto"/>
-            </w:tcBorders>
-          </w:tcPr>
-          <w:p>
-            <w:pPr>
-              <w:pStyle w:val="Chutrongbang"/>
-            </w:pPr>
-            <w:r>
-              <w:t>{{ thd2min }}</w:t>
-            </w:r>
-          </w:p>
-        </w:tc>
-        <w:tc>
-          <w:tcPr>
-            <w:tcW w:w="1057" w:type="dxa"/>
-            <w:tcBorders>
-              <w:top w:val="dotted" w:sz="4" w:space="0" w:color="auto"/>
-              <w:left w:val="nil"/>
-              <w:bottom w:val="dotted" w:sz="4" w:space="0" w:color="auto"/>
-              <w:right w:val="single" w:sz="4" w:space="0" w:color="auto"/>
-            </w:tcBorders>
-          </w:tcPr>
-          <w:p>
-            <w:pPr>
-              <w:pStyle w:val="Chutrongbang"/>
-            </w:pPr>
-            <w:r>
-              <w:t>{{ thd2avg }}</w:t>
-            </w:r>
-          </w:p>
-        </w:tc>
-        <w:tc>
-          <w:tcPr>
-            <w:tcW w:w="2145" w:type="dxa"/>
-            <w:vMerge/>
-            <w:vAlign w:val="center"/>
-          </w:tcPr>
-          <w:p>
-            <w:pPr>
-              <w:pStyle w:val="Chutrongbang"/>
-            </w:pPr>
-          </w:p>
-        </w:tc>
-        <w:tc>
-          <w:tcPr>
-            <w:tcW w:w="1123" w:type="dxa"/>
-            <w:vMerge/>
-            <w:tcBorders>
-              <w:right w:val="double" w:sz="4" w:space="0" w:color="auto"/>
-            </w:tcBorders>
-            <w:vAlign w:val="center"/>
-          </w:tcPr>
-          <w:p>
-            <w:pPr>
-              <w:pStyle w:val="Chutrongbang"/>
-            </w:pPr>
-          </w:p>
-        </w:tc>
-      </w:tr>
-      <w:tr>
-        <w:trPr>
-          <w:trHeight w:val="340"/>
-          <w:jc w:val="center"/>
-        </w:trPr>
-        <w:tc>
-          <w:tcPr>
-            <w:tcW w:w="538" w:type="dxa"/>
-            <w:vMerge/>
-            <w:tcBorders>
-              <w:left w:val="double" w:sz="4" w:space="0" w:color="auto"/>
-            </w:tcBorders>
-            <w:vAlign w:val="center"/>
-          </w:tcPr>
-          <w:p>
-            <w:pPr>
-              <w:pStyle w:val="Chutrongbang"/>
-            </w:pPr>
-          </w:p>
-        </w:tc>
-        <w:tc>
-          <w:tcPr>
-            <w:tcW w:w="1574" w:type="dxa"/>
-            <w:vMerge/>
-            <w:vAlign w:val="center"/>
-          </w:tcPr>
-          <w:p>
-            <w:pPr>
-              <w:pStyle w:val="Chutrongbang"/>
-            </w:pPr>
-          </w:p>
-        </w:tc>
-        <w:tc>
-          <w:tcPr>
-            <w:tcW w:w="1279" w:type="dxa"/>
-            <w:tcBorders>
-              <w:top w:val="dotted" w:sz="4" w:space="0" w:color="auto"/>
-              <w:bottom w:val="single" w:sz="4" w:space="0" w:color="auto"/>
-            </w:tcBorders>
-            <w:vAlign w:val="center"/>
-          </w:tcPr>
-          <w:p>
-            <w:pPr>
-              <w:pStyle w:val="Chutrongbang"/>
-            </w:pPr>
-            <w:r>
-              <w:t>THD</w:t>
-            </w:r>
-            <w:r>
-              <w:rPr>
-                <w:vertAlign w:val="subscript"/>
-              </w:rPr>
-              <w:t>3</w:t>
-            </w:r>
-            <w:r>
-              <w:t xml:space="preserve"> (%)</w:t>
-            </w:r>
-          </w:p>
-        </w:tc>
-        <w:tc>
-          <w:tcPr>
-            <w:tcW w:w="941" w:type="dxa"/>
-            <w:tcBorders>
-              <w:top w:val="dotted" w:sz="4" w:space="0" w:color="auto"/>
-              <w:left w:val="single" w:sz="4" w:space="0" w:color="auto"/>
-              <w:bottom w:val="single" w:sz="4" w:space="0" w:color="auto"/>
-              <w:right w:val="single" w:sz="4" w:space="0" w:color="auto"/>
-            </w:tcBorders>
-          </w:tcPr>
-          <w:p>
-            <w:pPr>
-              <w:pStyle w:val="Chutrongbang"/>
-            </w:pPr>
-            <w:r>
-              <w:t>{{ thd3max }}</w:t>
-            </w:r>
-          </w:p>
-        </w:tc>
-        <w:tc>
-          <w:tcPr>
-            <w:tcW w:w="988" w:type="dxa"/>
-            <w:tcBorders>
-              <w:top w:val="dotted" w:sz="4" w:space="0" w:color="auto"/>
-              <w:left w:val="nil"/>
-              <w:bottom w:val="single" w:sz="4" w:space="0" w:color="auto"/>
-              <w:right w:val="single" w:sz="4" w:space="0" w:color="auto"/>
-            </w:tcBorders>
-          </w:tcPr>
-          <w:p>
-            <w:pPr>
-              <w:pStyle w:val="Chutrongbang"/>
-            </w:pPr>
-            <w:r>
-              <w:t>{{ thd3min }}</w:t>
-            </w:r>
-          </w:p>
-        </w:tc>
-        <w:tc>
-          <w:tcPr>
-            <w:tcW w:w="1057" w:type="dxa"/>
-            <w:tcBorders>
-              <w:top w:val="dotted" w:sz="4" w:space="0" w:color="auto"/>
-              <w:left w:val="nil"/>
-              <w:bottom w:val="single" w:sz="4" w:space="0" w:color="auto"/>
-              <w:right w:val="single" w:sz="4" w:space="0" w:color="auto"/>
-            </w:tcBorders>
-          </w:tcPr>
-          <w:p>
-            <w:pPr>
-              <w:pStyle w:val="Chutrongbang"/>
-            </w:pPr>
-            <w:r>
-              <w:t>{{ thd3avg }}</w:t>
-            </w:r>
-          </w:p>
-        </w:tc>
-        <w:tc>
-          <w:tcPr>
-            <w:tcW w:w="2145" w:type="dxa"/>
-            <w:vMerge/>
-            <w:vAlign w:val="center"/>
-          </w:tcPr>
-          <w:p>
-            <w:pPr>
-              <w:pStyle w:val="Chutrongbang"/>
-            </w:pPr>
-          </w:p>
-        </w:tc>
-        <w:tc>
-          <w:tcPr>
-            <w:tcW w:w="1123" w:type="dxa"/>
-            <w:vMerge/>
-            <w:tcBorders>
-              <w:right w:val="double" w:sz="4" w:space="0" w:color="auto"/>
-            </w:tcBorders>
-            <w:vAlign w:val="center"/>
-          </w:tcPr>
-          <w:p>
-            <w:pPr>
-              <w:pStyle w:val="Chutrongbang"/>
-            </w:pPr>
-          </w:p>
-        </w:tc>
-      </w:tr>
-      <w:tr>
-        <w:trPr>
-          <w:trHeight w:val="340"/>
-          <w:jc w:val="center"/>
-        </w:trPr>
-        <w:tc>
-          <w:tcPr>
-            <w:tcW w:w="538" w:type="dxa"/>
-            <w:vMerge w:val="restart"/>
-            <w:tcBorders>
-              <w:left w:val="double" w:sz="4" w:space="0" w:color="auto"/>
-            </w:tcBorders>
-            <w:vAlign w:val="center"/>
-          </w:tcPr>
-          <w:p>
-            <w:pPr>
-              <w:pStyle w:val="Chutrongbang"/>
-            </w:pPr>
-            <w:r>
-              <w:lastRenderedPageBreak/>
-              <w:t>7</w:t>
-            </w:r>
-          </w:p>
-        </w:tc>
-        <w:tc>
-          <w:tcPr>
-            <w:tcW w:w="1574" w:type="dxa"/>
-            <w:vMerge w:val="restart"/>
-            <w:vAlign w:val="center"/>
-          </w:tcPr>
-          <w:p>
-            <w:pPr>
-              <w:pStyle w:val="Chutrongbang"/>
-            </w:pPr>
-            <w:r>
-              <w:t>Tổng biến dạng sóng hài dòng điện</w:t>
-            </w:r>
-          </w:p>
-        </w:tc>
-        <w:tc>
-          <w:tcPr>
-            <w:tcW w:w="1279" w:type="dxa"/>
-            <w:tcBorders>
-              <w:bottom w:val="dotted" w:sz="4" w:space="0" w:color="auto"/>
-            </w:tcBorders>
-            <w:vAlign w:val="center"/>
-          </w:tcPr>
-          <w:p>
-            <w:pPr>
-              <w:pStyle w:val="Chutrongbang"/>
-            </w:pPr>
-            <w:r>
-              <w:t>TDD</w:t>
-            </w:r>
-            <w:r>
-              <w:rPr>
-                <w:vertAlign w:val="subscript"/>
-              </w:rPr>
-              <w:t>1</w:t>
-            </w:r>
-            <w:r>
-              <w:t xml:space="preserve"> (%)</w:t>
-            </w:r>
-          </w:p>
-        </w:tc>
-        <w:tc>
-          <w:tcPr>
-            <w:tcW w:w="941" w:type="dxa"/>
-            <w:tcBorders>
-              <w:top w:val="single" w:sz="4" w:space="0" w:color="auto"/>
-              <w:left w:val="single" w:sz="4" w:space="0" w:color="auto"/>
-              <w:bottom w:val="dotted" w:sz="4" w:space="0" w:color="auto"/>
-              <w:right w:val="single" w:sz="4" w:space="0" w:color="auto"/>
-            </w:tcBorders>
-          </w:tcPr>
-          <w:p>
-            <w:pPr>
-              <w:pStyle w:val="Chutrongbang"/>
-            </w:pPr>
-            <w:r>
-              <w:t>{{ tdd1max }}</w:t>
-            </w:r>
-          </w:p>
-        </w:tc>
-        <w:tc>
-          <w:tcPr>
-            <w:tcW w:w="988" w:type="dxa"/>
-            <w:tcBorders>
-              <w:top w:val="single" w:sz="4" w:space="0" w:color="auto"/>
-              <w:left w:val="nil"/>
-              <w:bottom w:val="dotted" w:sz="4" w:space="0" w:color="auto"/>
-              <w:right w:val="single" w:sz="4" w:space="0" w:color="auto"/>
-            </w:tcBorders>
-          </w:tcPr>
-          <w:p>
-            <w:pPr>
-              <w:pStyle w:val="Chutrongbang"/>
-            </w:pPr>
-            <w:r>
-              <w:t>{{ tdd1min }}</w:t>
-            </w:r>
-          </w:p>
-        </w:tc>
-        <w:tc>
-          <w:tcPr>
-            <w:tcW w:w="1057" w:type="dxa"/>
-            <w:tcBorders>
-              <w:top w:val="single" w:sz="4" w:space="0" w:color="auto"/>
-              <w:left w:val="nil"/>
-              <w:bottom w:val="dotted" w:sz="4" w:space="0" w:color="auto"/>
-              <w:right w:val="single" w:sz="4" w:space="0" w:color="auto"/>
-            </w:tcBorders>
-          </w:tcPr>
-          <w:p>
-            <w:pPr>
-              <w:pStyle w:val="Chutrongbang"/>
-            </w:pPr>
-            <w:r>
-              <w:t>{{ tdd1avg }}</w:t>
-            </w:r>
-          </w:p>
-        </w:tc>
-        <w:tc>
-          <w:tcPr>
-            <w:tcW w:w="2145" w:type="dxa"/>
-            <w:vMerge w:val="restart"/>
-            <w:vAlign w:val="center"/>
-          </w:tcPr>
-          <w:p>
-            <w:pPr>
-              <w:pStyle w:val="Chutrongbang"/>
-            </w:pPr>
-            <w:r>
-              <w:t>&lt;12%</w:t>
-            </w:r>
-          </w:p>
-        </w:tc>
-        <w:tc>
-          <w:tcPr>
-            <w:tcW w:w="1123" w:type="dxa"/>
-            <w:vMerge w:val="restart"/>
-            <w:tcBorders>
-              <w:right w:val="double" w:sz="4" w:space="0" w:color="auto"/>
-            </w:tcBorders>
-            <w:vAlign w:val="center"/>
-          </w:tcPr>
-          <w:p>
-            <w:pPr>
-              <w:pStyle w:val="Chutrongbang"/>
-            </w:pPr>
-            <w:r>
-              <w:t>{{ t</w:t>
-            </w:r>
-            <w:r>
-              <w:rPr>
-                <w:lang w:val="en-US"/>
-              </w:rPr>
-              <w:t>d</w:t>
-            </w:r>
-            <w:r>
-              <w:t>deval }}</w:t>
-            </w:r>
-          </w:p>
-        </w:tc>
-      </w:tr>
-      <w:tr>
-        <w:trPr>
-          <w:trHeight w:val="340"/>
-          <w:jc w:val="center"/>
-        </w:trPr>
-        <w:tc>
-          <w:tcPr>
-            <w:tcW w:w="538" w:type="dxa"/>
-            <w:vMerge/>
-            <w:tcBorders>
-              <w:left w:val="double" w:sz="4" w:space="0" w:color="auto"/>
-            </w:tcBorders>
-            <w:vAlign w:val="center"/>
-          </w:tcPr>
-          <w:p>
-            <w:pPr>
-              <w:pStyle w:val="Chutrongbang"/>
-            </w:pPr>
-          </w:p>
-        </w:tc>
-        <w:tc>
-          <w:tcPr>
-            <w:tcW w:w="1574" w:type="dxa"/>
-            <w:vMerge/>
-            <w:vAlign w:val="center"/>
-          </w:tcPr>
-          <w:p>
-            <w:pPr>
-              <w:pStyle w:val="Chutrongbang"/>
-            </w:pPr>
-          </w:p>
-        </w:tc>
-        <w:tc>
-          <w:tcPr>
-            <w:tcW w:w="1279" w:type="dxa"/>
-            <w:tcBorders>
-              <w:top w:val="dotted" w:sz="4" w:space="0" w:color="auto"/>
-              <w:bottom w:val="dotted" w:sz="4" w:space="0" w:color="auto"/>
-            </w:tcBorders>
-            <w:vAlign w:val="center"/>
-          </w:tcPr>
-          <w:p>
-            <w:pPr>
-              <w:pStyle w:val="Chutrongbang"/>
-            </w:pPr>
-            <w:r>
-              <w:t>TDD</w:t>
-            </w:r>
-            <w:r>
-              <w:rPr>
-                <w:vertAlign w:val="subscript"/>
-              </w:rPr>
-              <w:t>2</w:t>
-            </w:r>
-            <w:r>
-              <w:t xml:space="preserve"> (%)</w:t>
-            </w:r>
-          </w:p>
-        </w:tc>
-        <w:tc>
-          <w:tcPr>
-            <w:tcW w:w="941" w:type="dxa"/>
-            <w:tcBorders>
-              <w:top w:val="dotted" w:sz="4" w:space="0" w:color="auto"/>
-              <w:left w:val="single" w:sz="4" w:space="0" w:color="auto"/>
-              <w:bottom w:val="dotted" w:sz="4" w:space="0" w:color="auto"/>
-              <w:right w:val="single" w:sz="4" w:space="0" w:color="auto"/>
-            </w:tcBorders>
-          </w:tcPr>
-          <w:p>
-            <w:pPr>
-              <w:pStyle w:val="Chutrongbang"/>
-            </w:pPr>
-            <w:r>
-              <w:t>{{ tdd2max }}</w:t>
-            </w:r>
-          </w:p>
-        </w:tc>
-        <w:tc>
-          <w:tcPr>
-            <w:tcW w:w="988" w:type="dxa"/>
-            <w:tcBorders>
-              <w:top w:val="dotted" w:sz="4" w:space="0" w:color="auto"/>
-              <w:left w:val="nil"/>
-              <w:bottom w:val="dotted" w:sz="4" w:space="0" w:color="auto"/>
-              <w:right w:val="single" w:sz="4" w:space="0" w:color="auto"/>
-            </w:tcBorders>
-          </w:tcPr>
-          <w:p>
-            <w:pPr>
-              <w:pStyle w:val="Chutrongbang"/>
-            </w:pPr>
-            <w:r>
-              <w:t>{{ tdd2min }}</w:t>
-            </w:r>
-          </w:p>
-        </w:tc>
-        <w:tc>
-          <w:tcPr>
-            <w:tcW w:w="1057" w:type="dxa"/>
-            <w:tcBorders>
-              <w:top w:val="dotted" w:sz="4" w:space="0" w:color="auto"/>
-              <w:left w:val="nil"/>
-              <w:bottom w:val="dotted" w:sz="4" w:space="0" w:color="auto"/>
-              <w:right w:val="single" w:sz="4" w:space="0" w:color="auto"/>
-            </w:tcBorders>
-          </w:tcPr>
-          <w:p>
-            <w:pPr>
-              <w:pStyle w:val="Chutrongbang"/>
-            </w:pPr>
-            <w:r>
-              <w:t>{{ tdd2avg }}</w:t>
-            </w:r>
-          </w:p>
-        </w:tc>
-        <w:tc>
-          <w:tcPr>
-            <w:tcW w:w="2145" w:type="dxa"/>
-            <w:vMerge/>
-            <w:vAlign w:val="center"/>
-          </w:tcPr>
-          <w:p>
-            <w:pPr>
-              <w:pStyle w:val="Chutrongbang"/>
-            </w:pPr>
-          </w:p>
-        </w:tc>
-        <w:tc>
-          <w:tcPr>
-            <w:tcW w:w="1123" w:type="dxa"/>
-            <w:vMerge/>
-            <w:tcBorders>
-              <w:right w:val="double" w:sz="4" w:space="0" w:color="auto"/>
-            </w:tcBorders>
-            <w:vAlign w:val="center"/>
-          </w:tcPr>
-          <w:p>
-            <w:pPr>
-              <w:pStyle w:val="Chutrongbang"/>
-            </w:pPr>
-          </w:p>
-        </w:tc>
-      </w:tr>
-      <w:tr>
-        <w:trPr>
-          <w:trHeight w:val="340"/>
-          <w:jc w:val="center"/>
-        </w:trPr>
-        <w:tc>
-          <w:tcPr>
-            <w:tcW w:w="538" w:type="dxa"/>
-            <w:vMerge/>
-            <w:tcBorders>
-              <w:left w:val="double" w:sz="4" w:space="0" w:color="auto"/>
-              <w:bottom w:val="double" w:sz="4" w:space="0" w:color="auto"/>
-            </w:tcBorders>
-            <w:vAlign w:val="center"/>
-          </w:tcPr>
-          <w:p>
-            <w:pPr>
-              <w:pStyle w:val="Chutrongbang"/>
-            </w:pPr>
-          </w:p>
-        </w:tc>
-        <w:tc>
-          <w:tcPr>
-            <w:tcW w:w="1574" w:type="dxa"/>
-            <w:vMerge/>
-            <w:tcBorders>
-              <w:bottom w:val="double" w:sz="4" w:space="0" w:color="auto"/>
-            </w:tcBorders>
-            <w:vAlign w:val="center"/>
-          </w:tcPr>
-          <w:p>
-            <w:pPr>
-              <w:pStyle w:val="Chutrongbang"/>
-            </w:pPr>
-          </w:p>
-        </w:tc>
-        <w:tc>
-          <w:tcPr>
-            <w:tcW w:w="1279" w:type="dxa"/>
-            <w:tcBorders>
-              <w:top w:val="dotted" w:sz="4" w:space="0" w:color="auto"/>
-              <w:bottom w:val="double" w:sz="4" w:space="0" w:color="auto"/>
-            </w:tcBorders>
-            <w:vAlign w:val="center"/>
-          </w:tcPr>
-          <w:p>
-            <w:pPr>
-              <w:pStyle w:val="Chutrongbang"/>
-            </w:pPr>
-            <w:r>
-              <w:t>TDD</w:t>
-            </w:r>
-            <w:r>
-              <w:rPr>
-                <w:vertAlign w:val="subscript"/>
-              </w:rPr>
-              <w:t>3</w:t>
-            </w:r>
-            <w:r>
-              <w:t xml:space="preserve"> (%)</w:t>
-            </w:r>
-          </w:p>
-        </w:tc>
-        <w:tc>
-          <w:tcPr>
-            <w:tcW w:w="941" w:type="dxa"/>
-            <w:tcBorders>
-              <w:top w:val="dotted" w:sz="4" w:space="0" w:color="auto"/>
-              <w:left w:val="single" w:sz="4" w:space="0" w:color="auto"/>
-              <w:bottom w:val="double" w:sz="4" w:space="0" w:color="auto"/>
-              <w:right w:val="single" w:sz="4" w:space="0" w:color="auto"/>
-            </w:tcBorders>
-          </w:tcPr>
-          <w:p>
-            <w:pPr>
-              <w:pStyle w:val="Chutrongbang"/>
-            </w:pPr>
-            <w:r>
-              <w:t>{{ tdd3max }}</w:t>
-            </w:r>
-          </w:p>
-        </w:tc>
-        <w:tc>
-          <w:tcPr>
-            <w:tcW w:w="988" w:type="dxa"/>
-            <w:tcBorders>
-              <w:top w:val="dotted" w:sz="4" w:space="0" w:color="auto"/>
-              <w:left w:val="nil"/>
-              <w:bottom w:val="double" w:sz="4" w:space="0" w:color="auto"/>
-              <w:right w:val="single" w:sz="4" w:space="0" w:color="auto"/>
-            </w:tcBorders>
-          </w:tcPr>
-          <w:p>
-            <w:pPr>
-              <w:pStyle w:val="Chutrongbang"/>
-            </w:pPr>
-            <w:r>
-              <w:t>{{ tdd3min }}</w:t>
-            </w:r>
-          </w:p>
-        </w:tc>
-        <w:tc>
-          <w:tcPr>
-            <w:tcW w:w="1057" w:type="dxa"/>
-            <w:tcBorders>
-              <w:top w:val="dotted" w:sz="4" w:space="0" w:color="auto"/>
-              <w:left w:val="nil"/>
-              <w:bottom w:val="double" w:sz="4" w:space="0" w:color="auto"/>
-              <w:right w:val="single" w:sz="4" w:space="0" w:color="auto"/>
-            </w:tcBorders>
-          </w:tcPr>
-          <w:p>
-            <w:pPr>
-              <w:pStyle w:val="Chutrongbang"/>
-            </w:pPr>
-            <w:r>
-              <w:t>{{ tdd3avg }}</w:t>
-            </w:r>
-          </w:p>
-        </w:tc>
-        <w:tc>
-          <w:tcPr>
-            <w:tcW w:w="2145" w:type="dxa"/>
-            <w:vMerge/>
-            <w:tcBorders>
-              <w:bottom w:val="double" w:sz="4" w:space="0" w:color="auto"/>
-            </w:tcBorders>
-            <w:vAlign w:val="center"/>
-          </w:tcPr>
-          <w:p>
-            <w:pPr>
-              <w:pStyle w:val="Chutrongbang"/>
-            </w:pPr>
-          </w:p>
-        </w:tc>
-        <w:tc>
-          <w:tcPr>
-            <w:tcW w:w="1123" w:type="dxa"/>
-            <w:vMerge/>
-            <w:tcBorders>
-              <w:bottom w:val="double" w:sz="4" w:space="0" w:color="auto"/>
-              <w:right w:val="double" w:sz="4" w:space="0" w:color="auto"/>
-            </w:tcBorders>
-            <w:vAlign w:val="center"/>
-          </w:tcPr>
-          <w:p>
-            <w:pPr>
-              <w:pStyle w:val="Chutrongbang"/>
-            </w:pPr>
-          </w:p>
-        </w:tc>
-      </w:tr>
-    </w:tbl>
-    <w:p>
-      <w:pPr>
-        <w:spacing w:after="160" w:line="259" w:lineRule="auto"/>
-      </w:pPr>
-    </w:p>
-    <w:p>
-      <w:pPr>
-        <w:spacing w:after="160" w:line="259" w:lineRule="auto"/>
-        <w:rPr>
-          <w:lang w:val="en-US"/>
-        </w:rPr>
-      </w:pPr>
     </w:p>
     <w:sectPr>
       <w:pgSz w:w="11906" w:h="16838" w:code="9"/>

--- a/static/word-template/mba.docx
+++ b/static/word-template/mba.docx
@@ -292,6 +292,2964 @@
       <w:r>
         <w:t xml:space="preserve"> }}</w:t>
       </w:r>
+    </w:p>
+    <w:p>
+      <w:pPr>
+        <w:pStyle w:val="onvnnhnxt"/>
+      </w:pPr>
+      <w:r>
+        <w:br w:type="page"/>
+      </w:r>
+    </w:p>
+    <w:p>
+      <w:pPr>
+        <w:pStyle w:val="KDmBang"/>
+        <w:rPr>
+          <w:szCs w:val="24"/>
+          <w:lang w:val="en-US"/>
+        </w:rPr>
+      </w:pPr>
+      <w:r>
+        <w:rPr>
+          <w:szCs w:val="24"/>
+        </w:rPr>
+        <w:lastRenderedPageBreak/>
+        <w:t>Bảng 5.</w:t>
+      </w:r>
+      <w:r>
+        <w:rPr>
+          <w:szCs w:val="24"/>
+        </w:rPr>
+        <w:fldChar w:fldCharType="begin"/>
+      </w:r>
+      <w:r>
+        <w:rPr>
+          <w:szCs w:val="24"/>
+        </w:rPr>
+        <w:instrText xml:space="preserve"> SEQ Bảng_5. \* ARABIC </w:instrText>
+      </w:r>
+      <w:r>
+        <w:rPr>
+          <w:szCs w:val="24"/>
+        </w:rPr>
+        <w:fldChar w:fldCharType="separate"/>
+      </w:r>
+      <w:r>
+        <w:rPr>
+          <w:noProof/>
+          <w:szCs w:val="24"/>
+        </w:rPr>
+        <w:t>1</w:t>
+      </w:r>
+      <w:r>
+        <w:rPr>
+          <w:noProof/>
+          <w:szCs w:val="24"/>
+        </w:rPr>
+        <w:fldChar w:fldCharType="end"/>
+      </w:r>
+      <w:r>
+        <w:rPr>
+          <w:szCs w:val="24"/>
+        </w:rPr>
+        <w:t xml:space="preserve"> - </w:t>
+      </w:r>
+      <w:r>
+        <w:rPr>
+          <w:szCs w:val="24"/>
+        </w:rPr>
+        <w:t xml:space="preserve">{{ </w:t>
+      </w:r>
+      <w:r>
+        <w:rPr>
+          <w:szCs w:val="24"/>
+          <w:lang w:val="en-US"/>
+        </w:rPr>
+        <w:t>cap_tab</w:t>
+      </w:r>
+      <w:r>
+        <w:rPr>
+          <w:szCs w:val="24"/>
+          <w:lang w:val="en-US"/>
+        </w:rPr>
+        <w:t>_mba</w:t>
+      </w:r>
+      <w:r>
+        <w:rPr>
+          <w:szCs w:val="24"/>
+          <w:lang w:val="en-US"/>
+        </w:rPr>
+        <w:t xml:space="preserve"> </w:t>
+      </w:r>
+      <w:r>
+        <w:rPr>
+          <w:szCs w:val="24"/>
+        </w:rPr>
+        <w:t>}}</w:t>
+      </w:r>
+    </w:p>
+    <w:tbl>
+      <w:tblPr>
+        <w:tblW w:w="9645" w:type="dxa"/>
+        <w:jc w:val="center"/>
+        <w:tblBorders>
+          <w:top w:val="single" w:sz="4" w:space="0" w:color="auto"/>
+          <w:left w:val="single" w:sz="4" w:space="0" w:color="auto"/>
+          <w:bottom w:val="single" w:sz="4" w:space="0" w:color="auto"/>
+          <w:right w:val="single" w:sz="4" w:space="0" w:color="auto"/>
+          <w:insideH w:val="single" w:sz="4" w:space="0" w:color="auto"/>
+          <w:insideV w:val="single" w:sz="4" w:space="0" w:color="auto"/>
+        </w:tblBorders>
+        <w:tblLayout w:type="fixed"/>
+        <w:tblLook w:val="04A0" w:firstRow="1" w:lastRow="0" w:firstColumn="1" w:lastColumn="0" w:noHBand="0" w:noVBand="1"/>
+      </w:tblPr>
+      <w:tblGrid>
+        <w:gridCol w:w="538"/>
+        <w:gridCol w:w="1574"/>
+        <w:gridCol w:w="1279"/>
+        <w:gridCol w:w="941"/>
+        <w:gridCol w:w="988"/>
+        <w:gridCol w:w="1057"/>
+        <w:gridCol w:w="2145"/>
+        <w:gridCol w:w="1123"/>
+      </w:tblGrid>
+      <w:tr>
+        <w:trPr>
+          <w:trHeight w:val="340"/>
+          <w:tblHeader/>
+          <w:jc w:val="center"/>
+        </w:trPr>
+        <w:tc>
+          <w:tcPr>
+            <w:tcW w:w="538" w:type="dxa"/>
+            <w:tcBorders>
+              <w:top w:val="double" w:sz="4" w:space="0" w:color="auto"/>
+              <w:left w:val="double" w:sz="4" w:space="0" w:color="auto"/>
+            </w:tcBorders>
+            <w:shd w:val="clear" w:color="auto" w:fill="D9D9D9"/>
+            <w:vAlign w:val="center"/>
+          </w:tcPr>
+          <w:p>
+            <w:pPr>
+              <w:pStyle w:val="Chutrongbang"/>
+              <w:rPr>
+                <w:b/>
+              </w:rPr>
+            </w:pPr>
+            <w:r>
+              <w:rPr>
+                <w:b/>
+              </w:rPr>
+              <w:t>TT</w:t>
+            </w:r>
+          </w:p>
+        </w:tc>
+        <w:tc>
+          <w:tcPr>
+            <w:tcW w:w="2853" w:type="dxa"/>
+            <w:gridSpan w:val="2"/>
+            <w:tcBorders>
+              <w:top w:val="double" w:sz="4" w:space="0" w:color="auto"/>
+            </w:tcBorders>
+            <w:shd w:val="clear" w:color="auto" w:fill="D9D9D9"/>
+            <w:vAlign w:val="center"/>
+          </w:tcPr>
+          <w:p>
+            <w:pPr>
+              <w:pStyle w:val="Chutrongbang"/>
+              <w:rPr>
+                <w:b/>
+              </w:rPr>
+            </w:pPr>
+            <w:r>
+              <w:rPr>
+                <w:b/>
+              </w:rPr>
+              <w:t>Thông số</w:t>
+            </w:r>
+          </w:p>
+        </w:tc>
+        <w:tc>
+          <w:tcPr>
+            <w:tcW w:w="941" w:type="dxa"/>
+            <w:tcBorders>
+              <w:top w:val="double" w:sz="4" w:space="0" w:color="auto"/>
+              <w:bottom w:val="single" w:sz="4" w:space="0" w:color="auto"/>
+            </w:tcBorders>
+            <w:shd w:val="clear" w:color="auto" w:fill="D9D9D9"/>
+            <w:vAlign w:val="center"/>
+          </w:tcPr>
+          <w:p>
+            <w:pPr>
+              <w:pStyle w:val="Chutrongbang"/>
+              <w:rPr>
+                <w:b/>
+              </w:rPr>
+            </w:pPr>
+            <w:r>
+              <w:rPr>
+                <w:b/>
+              </w:rPr>
+              <w:t>Cao nhất</w:t>
+            </w:r>
+          </w:p>
+        </w:tc>
+        <w:tc>
+          <w:tcPr>
+            <w:tcW w:w="988" w:type="dxa"/>
+            <w:tcBorders>
+              <w:top w:val="double" w:sz="4" w:space="0" w:color="auto"/>
+              <w:bottom w:val="single" w:sz="4" w:space="0" w:color="auto"/>
+            </w:tcBorders>
+            <w:shd w:val="clear" w:color="auto" w:fill="D9D9D9"/>
+            <w:vAlign w:val="center"/>
+          </w:tcPr>
+          <w:p>
+            <w:pPr>
+              <w:pStyle w:val="Chutrongbang"/>
+              <w:rPr>
+                <w:b/>
+              </w:rPr>
+            </w:pPr>
+            <w:r>
+              <w:rPr>
+                <w:b/>
+              </w:rPr>
+              <w:t>Thấp nhất</w:t>
+            </w:r>
+          </w:p>
+        </w:tc>
+        <w:tc>
+          <w:tcPr>
+            <w:tcW w:w="1057" w:type="dxa"/>
+            <w:tcBorders>
+              <w:top w:val="double" w:sz="4" w:space="0" w:color="auto"/>
+              <w:bottom w:val="single" w:sz="4" w:space="0" w:color="auto"/>
+            </w:tcBorders>
+            <w:shd w:val="clear" w:color="auto" w:fill="D9D9D9"/>
+            <w:vAlign w:val="center"/>
+          </w:tcPr>
+          <w:p>
+            <w:pPr>
+              <w:pStyle w:val="Chutrongbang"/>
+              <w:rPr>
+                <w:b/>
+              </w:rPr>
+            </w:pPr>
+            <w:r>
+              <w:rPr>
+                <w:b/>
+              </w:rPr>
+              <w:t>Trung bình</w:t>
+            </w:r>
+          </w:p>
+        </w:tc>
+        <w:tc>
+          <w:tcPr>
+            <w:tcW w:w="2145" w:type="dxa"/>
+            <w:tcBorders>
+              <w:top w:val="double" w:sz="4" w:space="0" w:color="auto"/>
+            </w:tcBorders>
+            <w:shd w:val="clear" w:color="auto" w:fill="D9D9D9"/>
+            <w:vAlign w:val="center"/>
+          </w:tcPr>
+          <w:p>
+            <w:pPr>
+              <w:pStyle w:val="Chutrongbang"/>
+              <w:rPr>
+                <w:b/>
+              </w:rPr>
+            </w:pPr>
+            <w:r>
+              <w:rPr>
+                <w:b/>
+              </w:rPr>
+              <w:t>Giới hạn</w:t>
+            </w:r>
+          </w:p>
+        </w:tc>
+        <w:tc>
+          <w:tcPr>
+            <w:tcW w:w="1123" w:type="dxa"/>
+            <w:tcBorders>
+              <w:top w:val="double" w:sz="4" w:space="0" w:color="auto"/>
+              <w:right w:val="double" w:sz="4" w:space="0" w:color="auto"/>
+            </w:tcBorders>
+            <w:shd w:val="clear" w:color="auto" w:fill="D9D9D9"/>
+            <w:vAlign w:val="center"/>
+          </w:tcPr>
+          <w:p>
+            <w:pPr>
+              <w:pStyle w:val="Chutrongbang"/>
+              <w:rPr>
+                <w:b/>
+              </w:rPr>
+            </w:pPr>
+            <w:r>
+              <w:rPr>
+                <w:b/>
+              </w:rPr>
+              <w:t>Đánh giá</w:t>
+            </w:r>
+          </w:p>
+        </w:tc>
+      </w:tr>
+      <w:tr>
+        <w:trPr>
+          <w:trHeight w:val="340"/>
+          <w:jc w:val="center"/>
+        </w:trPr>
+        <w:tc>
+          <w:tcPr>
+            <w:tcW w:w="538" w:type="dxa"/>
+            <w:vMerge w:val="restart"/>
+            <w:tcBorders>
+              <w:left w:val="double" w:sz="4" w:space="0" w:color="auto"/>
+            </w:tcBorders>
+            <w:vAlign w:val="center"/>
+          </w:tcPr>
+          <w:p>
+            <w:pPr>
+              <w:pStyle w:val="Chutrongbang"/>
+            </w:pPr>
+            <w:r>
+              <w:t>1</w:t>
+            </w:r>
+          </w:p>
+        </w:tc>
+        <w:tc>
+          <w:tcPr>
+            <w:tcW w:w="1574" w:type="dxa"/>
+            <w:vMerge w:val="restart"/>
+            <w:vAlign w:val="center"/>
+          </w:tcPr>
+          <w:p>
+            <w:pPr>
+              <w:pStyle w:val="Chutrongbang"/>
+            </w:pPr>
+            <w:r>
+              <w:t>Điện áp</w:t>
+            </w:r>
+          </w:p>
+        </w:tc>
+        <w:tc>
+          <w:tcPr>
+            <w:tcW w:w="1279" w:type="dxa"/>
+            <w:tcBorders>
+              <w:bottom w:val="dotted" w:sz="4" w:space="0" w:color="auto"/>
+            </w:tcBorders>
+            <w:vAlign w:val="center"/>
+          </w:tcPr>
+          <w:p>
+            <w:pPr>
+              <w:pStyle w:val="Chutrongbang"/>
+            </w:pPr>
+            <w:r>
+              <w:t>U</w:t>
+            </w:r>
+            <w:r>
+              <w:rPr>
+                <w:vertAlign w:val="subscript"/>
+              </w:rPr>
+              <w:t xml:space="preserve">12 </w:t>
+            </w:r>
+            <w:r>
+              <w:t>(V)</w:t>
+            </w:r>
+          </w:p>
+        </w:tc>
+        <w:tc>
+          <w:tcPr>
+            <w:tcW w:w="941" w:type="dxa"/>
+            <w:tcBorders>
+              <w:top w:val="single" w:sz="4" w:space="0" w:color="auto"/>
+              <w:left w:val="single" w:sz="4" w:space="0" w:color="auto"/>
+              <w:bottom w:val="dotted" w:sz="4" w:space="0" w:color="auto"/>
+              <w:right w:val="single" w:sz="4" w:space="0" w:color="auto"/>
+            </w:tcBorders>
+          </w:tcPr>
+          <w:p>
+            <w:pPr>
+              <w:pStyle w:val="Chutrongbang"/>
+            </w:pPr>
+            <w:r>
+              <w:t>{{ u12max }}</w:t>
+            </w:r>
+          </w:p>
+        </w:tc>
+        <w:tc>
+          <w:tcPr>
+            <w:tcW w:w="988" w:type="dxa"/>
+            <w:tcBorders>
+              <w:top w:val="single" w:sz="4" w:space="0" w:color="auto"/>
+              <w:left w:val="nil"/>
+              <w:bottom w:val="dotted" w:sz="4" w:space="0" w:color="auto"/>
+              <w:right w:val="single" w:sz="4" w:space="0" w:color="auto"/>
+            </w:tcBorders>
+          </w:tcPr>
+          <w:p>
+            <w:pPr>
+              <w:pStyle w:val="Chutrongbang"/>
+            </w:pPr>
+            <w:r>
+              <w:t>{{ u12min }}</w:t>
+            </w:r>
+          </w:p>
+        </w:tc>
+        <w:tc>
+          <w:tcPr>
+            <w:tcW w:w="1057" w:type="dxa"/>
+            <w:tcBorders>
+              <w:top w:val="single" w:sz="4" w:space="0" w:color="auto"/>
+              <w:left w:val="nil"/>
+              <w:bottom w:val="dotted" w:sz="4" w:space="0" w:color="auto"/>
+              <w:right w:val="single" w:sz="4" w:space="0" w:color="auto"/>
+            </w:tcBorders>
+          </w:tcPr>
+          <w:p>
+            <w:pPr>
+              <w:pStyle w:val="Chutrongbang"/>
+            </w:pPr>
+            <w:r>
+              <w:t>{{ u12avg }}</w:t>
+            </w:r>
+          </w:p>
+        </w:tc>
+        <w:tc>
+          <w:tcPr>
+            <w:tcW w:w="2145" w:type="dxa"/>
+            <w:vMerge w:val="restart"/>
+            <w:vAlign w:val="center"/>
+          </w:tcPr>
+          <w:p>
+            <w:pPr>
+              <w:pStyle w:val="Chutrongbang"/>
+            </w:pPr>
+            <w:r>
+              <w:t>-5% ≤ δ ≤ 5% tại điện áp danh định 400V</w:t>
+            </w:r>
+          </w:p>
+        </w:tc>
+        <w:tc>
+          <w:tcPr>
+            <w:tcW w:w="1123" w:type="dxa"/>
+            <w:vMerge w:val="restart"/>
+            <w:tcBorders>
+              <w:right w:val="double" w:sz="4" w:space="0" w:color="auto"/>
+            </w:tcBorders>
+            <w:vAlign w:val="center"/>
+          </w:tcPr>
+          <w:p>
+            <w:pPr>
+              <w:pStyle w:val="Chutrongbang"/>
+            </w:pPr>
+            <w:r>
+              <w:t>{{ u12eval }}</w:t>
+            </w:r>
+          </w:p>
+        </w:tc>
+      </w:tr>
+      <w:tr>
+        <w:trPr>
+          <w:trHeight w:val="340"/>
+          <w:jc w:val="center"/>
+        </w:trPr>
+        <w:tc>
+          <w:tcPr>
+            <w:tcW w:w="538" w:type="dxa"/>
+            <w:vMerge/>
+            <w:tcBorders>
+              <w:left w:val="double" w:sz="4" w:space="0" w:color="auto"/>
+            </w:tcBorders>
+            <w:vAlign w:val="center"/>
+          </w:tcPr>
+          <w:p>
+            <w:pPr>
+              <w:pStyle w:val="Chutrongbang"/>
+            </w:pPr>
+          </w:p>
+        </w:tc>
+        <w:tc>
+          <w:tcPr>
+            <w:tcW w:w="1574" w:type="dxa"/>
+            <w:vMerge/>
+            <w:vAlign w:val="center"/>
+          </w:tcPr>
+          <w:p>
+            <w:pPr>
+              <w:pStyle w:val="Chutrongbang"/>
+            </w:pPr>
+          </w:p>
+        </w:tc>
+        <w:tc>
+          <w:tcPr>
+            <w:tcW w:w="1279" w:type="dxa"/>
+            <w:tcBorders>
+              <w:top w:val="dotted" w:sz="4" w:space="0" w:color="auto"/>
+              <w:bottom w:val="dotted" w:sz="4" w:space="0" w:color="auto"/>
+            </w:tcBorders>
+            <w:vAlign w:val="center"/>
+          </w:tcPr>
+          <w:p>
+            <w:pPr>
+              <w:pStyle w:val="Chutrongbang"/>
+            </w:pPr>
+            <w:r>
+              <w:t>U</w:t>
+            </w:r>
+            <w:r>
+              <w:rPr>
+                <w:vertAlign w:val="subscript"/>
+              </w:rPr>
+              <w:t>23</w:t>
+            </w:r>
+            <w:r>
+              <w:t xml:space="preserve"> (V)</w:t>
+            </w:r>
+          </w:p>
+        </w:tc>
+        <w:tc>
+          <w:tcPr>
+            <w:tcW w:w="941" w:type="dxa"/>
+            <w:tcBorders>
+              <w:top w:val="dotted" w:sz="4" w:space="0" w:color="auto"/>
+              <w:left w:val="single" w:sz="4" w:space="0" w:color="auto"/>
+              <w:bottom w:val="dotted" w:sz="4" w:space="0" w:color="auto"/>
+              <w:right w:val="single" w:sz="4" w:space="0" w:color="auto"/>
+            </w:tcBorders>
+          </w:tcPr>
+          <w:p>
+            <w:pPr>
+              <w:pStyle w:val="Chutrongbang"/>
+            </w:pPr>
+            <w:r>
+              <w:t>{{ u23max }}</w:t>
+            </w:r>
+          </w:p>
+        </w:tc>
+        <w:tc>
+          <w:tcPr>
+            <w:tcW w:w="988" w:type="dxa"/>
+            <w:tcBorders>
+              <w:top w:val="dotted" w:sz="4" w:space="0" w:color="auto"/>
+              <w:left w:val="nil"/>
+              <w:bottom w:val="dotted" w:sz="4" w:space="0" w:color="auto"/>
+              <w:right w:val="single" w:sz="4" w:space="0" w:color="auto"/>
+            </w:tcBorders>
+          </w:tcPr>
+          <w:p>
+            <w:pPr>
+              <w:pStyle w:val="Chutrongbang"/>
+            </w:pPr>
+            <w:r>
+              <w:t>{{ u23min }}</w:t>
+            </w:r>
+          </w:p>
+        </w:tc>
+        <w:tc>
+          <w:tcPr>
+            <w:tcW w:w="1057" w:type="dxa"/>
+            <w:tcBorders>
+              <w:top w:val="dotted" w:sz="4" w:space="0" w:color="auto"/>
+              <w:left w:val="nil"/>
+              <w:bottom w:val="dotted" w:sz="4" w:space="0" w:color="auto"/>
+              <w:right w:val="single" w:sz="4" w:space="0" w:color="auto"/>
+            </w:tcBorders>
+          </w:tcPr>
+          <w:p>
+            <w:pPr>
+              <w:pStyle w:val="Chutrongbang"/>
+            </w:pPr>
+            <w:r>
+              <w:t>{{ u23avg }}</w:t>
+            </w:r>
+          </w:p>
+        </w:tc>
+        <w:tc>
+          <w:tcPr>
+            <w:tcW w:w="2145" w:type="dxa"/>
+            <w:vMerge/>
+            <w:vAlign w:val="center"/>
+          </w:tcPr>
+          <w:p>
+            <w:pPr>
+              <w:pStyle w:val="Chutrongbang"/>
+            </w:pPr>
+          </w:p>
+        </w:tc>
+        <w:tc>
+          <w:tcPr>
+            <w:tcW w:w="1123" w:type="dxa"/>
+            <w:vMerge/>
+            <w:tcBorders>
+              <w:right w:val="double" w:sz="4" w:space="0" w:color="auto"/>
+            </w:tcBorders>
+            <w:vAlign w:val="center"/>
+          </w:tcPr>
+          <w:p>
+            <w:pPr>
+              <w:pStyle w:val="Chutrongbang"/>
+            </w:pPr>
+          </w:p>
+        </w:tc>
+      </w:tr>
+      <w:tr>
+        <w:trPr>
+          <w:trHeight w:val="340"/>
+          <w:jc w:val="center"/>
+        </w:trPr>
+        <w:tc>
+          <w:tcPr>
+            <w:tcW w:w="538" w:type="dxa"/>
+            <w:vMerge/>
+            <w:tcBorders>
+              <w:left w:val="double" w:sz="4" w:space="0" w:color="auto"/>
+            </w:tcBorders>
+            <w:vAlign w:val="center"/>
+          </w:tcPr>
+          <w:p>
+            <w:pPr>
+              <w:pStyle w:val="Chutrongbang"/>
+            </w:pPr>
+          </w:p>
+        </w:tc>
+        <w:tc>
+          <w:tcPr>
+            <w:tcW w:w="1574" w:type="dxa"/>
+            <w:vMerge/>
+            <w:vAlign w:val="center"/>
+          </w:tcPr>
+          <w:p>
+            <w:pPr>
+              <w:pStyle w:val="Chutrongbang"/>
+            </w:pPr>
+          </w:p>
+        </w:tc>
+        <w:tc>
+          <w:tcPr>
+            <w:tcW w:w="1279" w:type="dxa"/>
+            <w:tcBorders>
+              <w:top w:val="dotted" w:sz="4" w:space="0" w:color="auto"/>
+              <w:bottom w:val="single" w:sz="4" w:space="0" w:color="auto"/>
+            </w:tcBorders>
+            <w:vAlign w:val="center"/>
+          </w:tcPr>
+          <w:p>
+            <w:pPr>
+              <w:pStyle w:val="Chutrongbang"/>
+            </w:pPr>
+            <w:r>
+              <w:t>U</w:t>
+            </w:r>
+            <w:r>
+              <w:rPr>
+                <w:vertAlign w:val="subscript"/>
+              </w:rPr>
+              <w:t>31</w:t>
+            </w:r>
+            <w:r>
+              <w:t xml:space="preserve"> (V)</w:t>
+            </w:r>
+          </w:p>
+        </w:tc>
+        <w:tc>
+          <w:tcPr>
+            <w:tcW w:w="941" w:type="dxa"/>
+            <w:tcBorders>
+              <w:top w:val="dotted" w:sz="4" w:space="0" w:color="auto"/>
+              <w:left w:val="single" w:sz="4" w:space="0" w:color="auto"/>
+              <w:bottom w:val="single" w:sz="4" w:space="0" w:color="auto"/>
+              <w:right w:val="single" w:sz="4" w:space="0" w:color="auto"/>
+            </w:tcBorders>
+          </w:tcPr>
+          <w:p>
+            <w:pPr>
+              <w:pStyle w:val="Chutrongbang"/>
+            </w:pPr>
+            <w:r>
+              <w:t>{{ u31max }}</w:t>
+            </w:r>
+          </w:p>
+        </w:tc>
+        <w:tc>
+          <w:tcPr>
+            <w:tcW w:w="988" w:type="dxa"/>
+            <w:tcBorders>
+              <w:top w:val="dotted" w:sz="4" w:space="0" w:color="auto"/>
+              <w:left w:val="nil"/>
+              <w:bottom w:val="single" w:sz="4" w:space="0" w:color="auto"/>
+              <w:right w:val="single" w:sz="4" w:space="0" w:color="auto"/>
+            </w:tcBorders>
+          </w:tcPr>
+          <w:p>
+            <w:pPr>
+              <w:pStyle w:val="Chutrongbang"/>
+            </w:pPr>
+            <w:r>
+              <w:t>{{ u31min }}</w:t>
+            </w:r>
+          </w:p>
+        </w:tc>
+        <w:tc>
+          <w:tcPr>
+            <w:tcW w:w="1057" w:type="dxa"/>
+            <w:tcBorders>
+              <w:top w:val="dotted" w:sz="4" w:space="0" w:color="auto"/>
+              <w:left w:val="nil"/>
+              <w:bottom w:val="single" w:sz="4" w:space="0" w:color="auto"/>
+              <w:right w:val="single" w:sz="4" w:space="0" w:color="auto"/>
+            </w:tcBorders>
+          </w:tcPr>
+          <w:p>
+            <w:pPr>
+              <w:pStyle w:val="Chutrongbang"/>
+            </w:pPr>
+            <w:r>
+              <w:t>{{ u31avg }}</w:t>
+            </w:r>
+          </w:p>
+        </w:tc>
+        <w:tc>
+          <w:tcPr>
+            <w:tcW w:w="2145" w:type="dxa"/>
+            <w:vMerge/>
+            <w:vAlign w:val="center"/>
+          </w:tcPr>
+          <w:p>
+            <w:pPr>
+              <w:pStyle w:val="Chutrongbang"/>
+            </w:pPr>
+          </w:p>
+        </w:tc>
+        <w:tc>
+          <w:tcPr>
+            <w:tcW w:w="1123" w:type="dxa"/>
+            <w:vMerge/>
+            <w:tcBorders>
+              <w:right w:val="double" w:sz="4" w:space="0" w:color="auto"/>
+            </w:tcBorders>
+            <w:vAlign w:val="center"/>
+          </w:tcPr>
+          <w:p>
+            <w:pPr>
+              <w:pStyle w:val="Chutrongbang"/>
+            </w:pPr>
+          </w:p>
+        </w:tc>
+      </w:tr>
+      <w:tr>
+        <w:trPr>
+          <w:trHeight w:val="340"/>
+          <w:jc w:val="center"/>
+        </w:trPr>
+        <w:tc>
+          <w:tcPr>
+            <w:tcW w:w="538" w:type="dxa"/>
+            <w:vMerge w:val="restart"/>
+            <w:tcBorders>
+              <w:left w:val="double" w:sz="4" w:space="0" w:color="auto"/>
+            </w:tcBorders>
+            <w:vAlign w:val="center"/>
+          </w:tcPr>
+          <w:p>
+            <w:pPr>
+              <w:pStyle w:val="Chutrongbang"/>
+            </w:pPr>
+            <w:r>
+              <w:t>2</w:t>
+            </w:r>
+          </w:p>
+        </w:tc>
+        <w:tc>
+          <w:tcPr>
+            <w:tcW w:w="1574" w:type="dxa"/>
+            <w:vMerge w:val="restart"/>
+            <w:vAlign w:val="center"/>
+          </w:tcPr>
+          <w:p>
+            <w:pPr>
+              <w:pStyle w:val="Chutrongbang"/>
+            </w:pPr>
+            <w:r>
+              <w:t>Dòng điện</w:t>
+            </w:r>
+          </w:p>
+        </w:tc>
+        <w:tc>
+          <w:tcPr>
+            <w:tcW w:w="1279" w:type="dxa"/>
+            <w:tcBorders>
+              <w:bottom w:val="dotted" w:sz="4" w:space="0" w:color="auto"/>
+            </w:tcBorders>
+            <w:vAlign w:val="center"/>
+          </w:tcPr>
+          <w:p>
+            <w:pPr>
+              <w:pStyle w:val="Chutrongbang"/>
+            </w:pPr>
+            <w:r>
+              <w:t>I</w:t>
+            </w:r>
+            <w:r>
+              <w:rPr>
+                <w:vertAlign w:val="subscript"/>
+              </w:rPr>
+              <w:t>1</w:t>
+            </w:r>
+            <w:r>
+              <w:t xml:space="preserve"> (A)</w:t>
+            </w:r>
+          </w:p>
+        </w:tc>
+        <w:tc>
+          <w:tcPr>
+            <w:tcW w:w="941" w:type="dxa"/>
+            <w:tcBorders>
+              <w:top w:val="single" w:sz="4" w:space="0" w:color="auto"/>
+              <w:left w:val="single" w:sz="4" w:space="0" w:color="auto"/>
+              <w:bottom w:val="dotted" w:sz="4" w:space="0" w:color="auto"/>
+              <w:right w:val="single" w:sz="4" w:space="0" w:color="auto"/>
+            </w:tcBorders>
+          </w:tcPr>
+          <w:p>
+            <w:pPr>
+              <w:pStyle w:val="Chutrongbang"/>
+            </w:pPr>
+            <w:r>
+              <w:t>{{ i1max }}</w:t>
+            </w:r>
+          </w:p>
+        </w:tc>
+        <w:tc>
+          <w:tcPr>
+            <w:tcW w:w="988" w:type="dxa"/>
+            <w:tcBorders>
+              <w:top w:val="single" w:sz="4" w:space="0" w:color="auto"/>
+              <w:left w:val="nil"/>
+              <w:bottom w:val="dotted" w:sz="4" w:space="0" w:color="auto"/>
+              <w:right w:val="single" w:sz="4" w:space="0" w:color="auto"/>
+            </w:tcBorders>
+          </w:tcPr>
+          <w:p>
+            <w:pPr>
+              <w:pStyle w:val="Chutrongbang"/>
+            </w:pPr>
+            <w:r>
+              <w:t>{{ i1min }}</w:t>
+            </w:r>
+          </w:p>
+        </w:tc>
+        <w:tc>
+          <w:tcPr>
+            <w:tcW w:w="1057" w:type="dxa"/>
+            <w:tcBorders>
+              <w:top w:val="single" w:sz="4" w:space="0" w:color="auto"/>
+              <w:left w:val="nil"/>
+              <w:bottom w:val="dotted" w:sz="4" w:space="0" w:color="auto"/>
+              <w:right w:val="single" w:sz="4" w:space="0" w:color="auto"/>
+            </w:tcBorders>
+          </w:tcPr>
+          <w:p>
+            <w:pPr>
+              <w:pStyle w:val="Chutrongbang"/>
+            </w:pPr>
+            <w:r>
+              <w:t>{{ i1avg }}</w:t>
+            </w:r>
+          </w:p>
+        </w:tc>
+        <w:tc>
+          <w:tcPr>
+            <w:tcW w:w="2145" w:type="dxa"/>
+            <w:vMerge w:val="restart"/>
+            <w:vAlign w:val="center"/>
+          </w:tcPr>
+          <w:p>
+            <w:pPr>
+              <w:pStyle w:val="Chutrongbang"/>
+            </w:pPr>
+          </w:p>
+        </w:tc>
+        <w:tc>
+          <w:tcPr>
+            <w:tcW w:w="1123" w:type="dxa"/>
+            <w:vMerge w:val="restart"/>
+            <w:tcBorders>
+              <w:right w:val="double" w:sz="4" w:space="0" w:color="auto"/>
+            </w:tcBorders>
+            <w:vAlign w:val="center"/>
+          </w:tcPr>
+          <w:p>
+            <w:pPr>
+              <w:pStyle w:val="Chutrongbang"/>
+            </w:pPr>
+          </w:p>
+        </w:tc>
+      </w:tr>
+      <w:tr>
+        <w:trPr>
+          <w:trHeight w:val="340"/>
+          <w:jc w:val="center"/>
+        </w:trPr>
+        <w:tc>
+          <w:tcPr>
+            <w:tcW w:w="538" w:type="dxa"/>
+            <w:vMerge/>
+            <w:tcBorders>
+              <w:left w:val="double" w:sz="4" w:space="0" w:color="auto"/>
+            </w:tcBorders>
+            <w:vAlign w:val="center"/>
+          </w:tcPr>
+          <w:p>
+            <w:pPr>
+              <w:pStyle w:val="Chutrongbang"/>
+            </w:pPr>
+          </w:p>
+        </w:tc>
+        <w:tc>
+          <w:tcPr>
+            <w:tcW w:w="1574" w:type="dxa"/>
+            <w:vMerge/>
+            <w:vAlign w:val="center"/>
+          </w:tcPr>
+          <w:p>
+            <w:pPr>
+              <w:pStyle w:val="Chutrongbang"/>
+            </w:pPr>
+          </w:p>
+        </w:tc>
+        <w:tc>
+          <w:tcPr>
+            <w:tcW w:w="1279" w:type="dxa"/>
+            <w:tcBorders>
+              <w:top w:val="dotted" w:sz="4" w:space="0" w:color="auto"/>
+              <w:bottom w:val="dotted" w:sz="4" w:space="0" w:color="auto"/>
+            </w:tcBorders>
+            <w:vAlign w:val="center"/>
+          </w:tcPr>
+          <w:p>
+            <w:pPr>
+              <w:pStyle w:val="Chutrongbang"/>
+            </w:pPr>
+            <w:r>
+              <w:t>I</w:t>
+            </w:r>
+            <w:r>
+              <w:rPr>
+                <w:vertAlign w:val="subscript"/>
+              </w:rPr>
+              <w:t xml:space="preserve">2 </w:t>
+            </w:r>
+            <w:r>
+              <w:t>(A)</w:t>
+            </w:r>
+          </w:p>
+        </w:tc>
+        <w:tc>
+          <w:tcPr>
+            <w:tcW w:w="941" w:type="dxa"/>
+            <w:tcBorders>
+              <w:top w:val="dotted" w:sz="4" w:space="0" w:color="auto"/>
+              <w:left w:val="single" w:sz="4" w:space="0" w:color="auto"/>
+              <w:bottom w:val="dotted" w:sz="4" w:space="0" w:color="auto"/>
+              <w:right w:val="single" w:sz="4" w:space="0" w:color="auto"/>
+            </w:tcBorders>
+          </w:tcPr>
+          <w:p>
+            <w:pPr>
+              <w:pStyle w:val="Chutrongbang"/>
+            </w:pPr>
+            <w:r>
+              <w:t>{{ i2max }}</w:t>
+            </w:r>
+          </w:p>
+        </w:tc>
+        <w:tc>
+          <w:tcPr>
+            <w:tcW w:w="988" w:type="dxa"/>
+            <w:tcBorders>
+              <w:top w:val="dotted" w:sz="4" w:space="0" w:color="auto"/>
+              <w:left w:val="nil"/>
+              <w:bottom w:val="dotted" w:sz="4" w:space="0" w:color="auto"/>
+              <w:right w:val="single" w:sz="4" w:space="0" w:color="auto"/>
+            </w:tcBorders>
+          </w:tcPr>
+          <w:p>
+            <w:pPr>
+              <w:pStyle w:val="Chutrongbang"/>
+            </w:pPr>
+            <w:r>
+              <w:t>{{ i2min }}</w:t>
+            </w:r>
+          </w:p>
+        </w:tc>
+        <w:tc>
+          <w:tcPr>
+            <w:tcW w:w="1057" w:type="dxa"/>
+            <w:tcBorders>
+              <w:top w:val="dotted" w:sz="4" w:space="0" w:color="auto"/>
+              <w:left w:val="nil"/>
+              <w:bottom w:val="dotted" w:sz="4" w:space="0" w:color="auto"/>
+              <w:right w:val="single" w:sz="4" w:space="0" w:color="auto"/>
+            </w:tcBorders>
+          </w:tcPr>
+          <w:p>
+            <w:pPr>
+              <w:pStyle w:val="Chutrongbang"/>
+            </w:pPr>
+            <w:r>
+              <w:t>{{ i2avg }}</w:t>
+            </w:r>
+          </w:p>
+        </w:tc>
+        <w:tc>
+          <w:tcPr>
+            <w:tcW w:w="2145" w:type="dxa"/>
+            <w:vMerge/>
+            <w:vAlign w:val="center"/>
+          </w:tcPr>
+          <w:p>
+            <w:pPr>
+              <w:pStyle w:val="Chutrongbang"/>
+            </w:pPr>
+          </w:p>
+        </w:tc>
+        <w:tc>
+          <w:tcPr>
+            <w:tcW w:w="1123" w:type="dxa"/>
+            <w:vMerge/>
+            <w:tcBorders>
+              <w:right w:val="double" w:sz="4" w:space="0" w:color="auto"/>
+            </w:tcBorders>
+            <w:vAlign w:val="center"/>
+          </w:tcPr>
+          <w:p>
+            <w:pPr>
+              <w:pStyle w:val="Chutrongbang"/>
+            </w:pPr>
+          </w:p>
+        </w:tc>
+      </w:tr>
+      <w:tr>
+        <w:trPr>
+          <w:trHeight w:val="340"/>
+          <w:jc w:val="center"/>
+        </w:trPr>
+        <w:tc>
+          <w:tcPr>
+            <w:tcW w:w="538" w:type="dxa"/>
+            <w:vMerge/>
+            <w:tcBorders>
+              <w:left w:val="double" w:sz="4" w:space="0" w:color="auto"/>
+            </w:tcBorders>
+            <w:vAlign w:val="center"/>
+          </w:tcPr>
+          <w:p>
+            <w:pPr>
+              <w:pStyle w:val="Chutrongbang"/>
+            </w:pPr>
+          </w:p>
+        </w:tc>
+        <w:tc>
+          <w:tcPr>
+            <w:tcW w:w="1574" w:type="dxa"/>
+            <w:vMerge/>
+            <w:vAlign w:val="center"/>
+          </w:tcPr>
+          <w:p>
+            <w:pPr>
+              <w:pStyle w:val="Chutrongbang"/>
+            </w:pPr>
+          </w:p>
+        </w:tc>
+        <w:tc>
+          <w:tcPr>
+            <w:tcW w:w="1279" w:type="dxa"/>
+            <w:tcBorders>
+              <w:top w:val="dotted" w:sz="4" w:space="0" w:color="auto"/>
+              <w:bottom w:val="single" w:sz="4" w:space="0" w:color="auto"/>
+            </w:tcBorders>
+            <w:vAlign w:val="center"/>
+          </w:tcPr>
+          <w:p>
+            <w:pPr>
+              <w:pStyle w:val="Chutrongbang"/>
+            </w:pPr>
+            <w:r>
+              <w:t>I</w:t>
+            </w:r>
+            <w:r>
+              <w:rPr>
+                <w:vertAlign w:val="subscript"/>
+              </w:rPr>
+              <w:t>3</w:t>
+            </w:r>
+            <w:r>
+              <w:t xml:space="preserve"> (A)</w:t>
+            </w:r>
+          </w:p>
+        </w:tc>
+        <w:tc>
+          <w:tcPr>
+            <w:tcW w:w="941" w:type="dxa"/>
+            <w:tcBorders>
+              <w:top w:val="dotted" w:sz="4" w:space="0" w:color="auto"/>
+              <w:left w:val="single" w:sz="4" w:space="0" w:color="auto"/>
+              <w:bottom w:val="single" w:sz="4" w:space="0" w:color="auto"/>
+              <w:right w:val="single" w:sz="4" w:space="0" w:color="auto"/>
+            </w:tcBorders>
+          </w:tcPr>
+          <w:p>
+            <w:pPr>
+              <w:pStyle w:val="Chutrongbang"/>
+            </w:pPr>
+            <w:r>
+              <w:t>{{ i3max }}</w:t>
+            </w:r>
+          </w:p>
+        </w:tc>
+        <w:tc>
+          <w:tcPr>
+            <w:tcW w:w="988" w:type="dxa"/>
+            <w:tcBorders>
+              <w:top w:val="dotted" w:sz="4" w:space="0" w:color="auto"/>
+              <w:left w:val="nil"/>
+              <w:bottom w:val="single" w:sz="4" w:space="0" w:color="auto"/>
+              <w:right w:val="single" w:sz="4" w:space="0" w:color="auto"/>
+            </w:tcBorders>
+          </w:tcPr>
+          <w:p>
+            <w:pPr>
+              <w:pStyle w:val="Chutrongbang"/>
+            </w:pPr>
+            <w:r>
+              <w:t>{{ i3min }}</w:t>
+            </w:r>
+          </w:p>
+        </w:tc>
+        <w:tc>
+          <w:tcPr>
+            <w:tcW w:w="1057" w:type="dxa"/>
+            <w:tcBorders>
+              <w:top w:val="dotted" w:sz="4" w:space="0" w:color="auto"/>
+              <w:left w:val="nil"/>
+              <w:bottom w:val="single" w:sz="4" w:space="0" w:color="auto"/>
+              <w:right w:val="single" w:sz="4" w:space="0" w:color="auto"/>
+            </w:tcBorders>
+          </w:tcPr>
+          <w:p>
+            <w:pPr>
+              <w:pStyle w:val="Chutrongbang"/>
+            </w:pPr>
+            <w:r>
+              <w:t>{{ i3avg }}</w:t>
+            </w:r>
+          </w:p>
+        </w:tc>
+        <w:tc>
+          <w:tcPr>
+            <w:tcW w:w="2145" w:type="dxa"/>
+            <w:vMerge/>
+            <w:vAlign w:val="center"/>
+          </w:tcPr>
+          <w:p>
+            <w:pPr>
+              <w:pStyle w:val="Chutrongbang"/>
+            </w:pPr>
+          </w:p>
+        </w:tc>
+        <w:tc>
+          <w:tcPr>
+            <w:tcW w:w="1123" w:type="dxa"/>
+            <w:vMerge/>
+            <w:tcBorders>
+              <w:right w:val="double" w:sz="4" w:space="0" w:color="auto"/>
+            </w:tcBorders>
+            <w:vAlign w:val="center"/>
+          </w:tcPr>
+          <w:p>
+            <w:pPr>
+              <w:pStyle w:val="Chutrongbang"/>
+            </w:pPr>
+          </w:p>
+        </w:tc>
+      </w:tr>
+      <w:tr>
+        <w:trPr>
+          <w:trHeight w:val="340"/>
+          <w:jc w:val="center"/>
+        </w:trPr>
+        <w:tc>
+          <w:tcPr>
+            <w:tcW w:w="538" w:type="dxa"/>
+            <w:vMerge w:val="restart"/>
+            <w:tcBorders>
+              <w:left w:val="double" w:sz="4" w:space="0" w:color="auto"/>
+            </w:tcBorders>
+            <w:vAlign w:val="center"/>
+          </w:tcPr>
+          <w:p>
+            <w:pPr>
+              <w:pStyle w:val="Chutrongbang"/>
+            </w:pPr>
+            <w:r>
+              <w:t>3</w:t>
+            </w:r>
+          </w:p>
+        </w:tc>
+        <w:tc>
+          <w:tcPr>
+            <w:tcW w:w="1574" w:type="dxa"/>
+            <w:vMerge w:val="restart"/>
+            <w:vAlign w:val="center"/>
+          </w:tcPr>
+          <w:p>
+            <w:pPr>
+              <w:pStyle w:val="Chutrongbang"/>
+            </w:pPr>
+            <w:r>
+              <w:t>Độ lệch pha</w:t>
+            </w:r>
+          </w:p>
+        </w:tc>
+        <w:tc>
+          <w:tcPr>
+            <w:tcW w:w="1279" w:type="dxa"/>
+            <w:tcBorders>
+              <w:bottom w:val="dotted" w:sz="4" w:space="0" w:color="auto"/>
+            </w:tcBorders>
+            <w:vAlign w:val="center"/>
+          </w:tcPr>
+          <w:p>
+            <w:pPr>
+              <w:pStyle w:val="Chutrongbang"/>
+            </w:pPr>
+            <w:r>
+              <w:t>ΔU (%)</w:t>
+            </w:r>
+          </w:p>
+        </w:tc>
+        <w:tc>
+          <w:tcPr>
+            <w:tcW w:w="941" w:type="dxa"/>
+            <w:tcBorders>
+              <w:top w:val="single" w:sz="4" w:space="0" w:color="auto"/>
+              <w:left w:val="single" w:sz="4" w:space="0" w:color="auto"/>
+              <w:bottom w:val="dotted" w:sz="4" w:space="0" w:color="auto"/>
+              <w:right w:val="single" w:sz="4" w:space="0" w:color="auto"/>
+            </w:tcBorders>
+          </w:tcPr>
+          <w:p>
+            <w:pPr>
+              <w:pStyle w:val="Chutrongbang"/>
+            </w:pPr>
+            <w:r>
+              <w:t>{{ dumax }}</w:t>
+            </w:r>
+          </w:p>
+        </w:tc>
+        <w:tc>
+          <w:tcPr>
+            <w:tcW w:w="988" w:type="dxa"/>
+            <w:tcBorders>
+              <w:top w:val="single" w:sz="4" w:space="0" w:color="auto"/>
+              <w:left w:val="nil"/>
+              <w:bottom w:val="dotted" w:sz="4" w:space="0" w:color="auto"/>
+              <w:right w:val="single" w:sz="4" w:space="0" w:color="auto"/>
+            </w:tcBorders>
+          </w:tcPr>
+          <w:p>
+            <w:pPr>
+              <w:pStyle w:val="Chutrongbang"/>
+            </w:pPr>
+            <w:r>
+              <w:t>{{ dumin }}</w:t>
+            </w:r>
+          </w:p>
+        </w:tc>
+        <w:tc>
+          <w:tcPr>
+            <w:tcW w:w="1057" w:type="dxa"/>
+            <w:tcBorders>
+              <w:top w:val="single" w:sz="4" w:space="0" w:color="auto"/>
+              <w:left w:val="nil"/>
+              <w:bottom w:val="dotted" w:sz="4" w:space="0" w:color="auto"/>
+              <w:right w:val="single" w:sz="4" w:space="0" w:color="auto"/>
+            </w:tcBorders>
+          </w:tcPr>
+          <w:p>
+            <w:pPr>
+              <w:pStyle w:val="Chutrongbang"/>
+            </w:pPr>
+            <w:r>
+              <w:t>{{ duavg }}</w:t>
+            </w:r>
+          </w:p>
+        </w:tc>
+        <w:tc>
+          <w:tcPr>
+            <w:tcW w:w="2145" w:type="dxa"/>
+            <w:tcBorders>
+              <w:bottom w:val="dotted" w:sz="4" w:space="0" w:color="auto"/>
+            </w:tcBorders>
+            <w:vAlign w:val="center"/>
+          </w:tcPr>
+          <w:p>
+            <w:pPr>
+              <w:pStyle w:val="Chutrongbang"/>
+            </w:pPr>
+            <w:r>
+              <w:t>&lt;5%</w:t>
+            </w:r>
+          </w:p>
+        </w:tc>
+        <w:tc>
+          <w:tcPr>
+            <w:tcW w:w="1123" w:type="dxa"/>
+            <w:tcBorders>
+              <w:bottom w:val="dotted" w:sz="4" w:space="0" w:color="auto"/>
+              <w:right w:val="double" w:sz="4" w:space="0" w:color="auto"/>
+            </w:tcBorders>
+            <w:vAlign w:val="center"/>
+          </w:tcPr>
+          <w:p>
+            <w:pPr>
+              <w:pStyle w:val="Chutrongbang"/>
+            </w:pPr>
+            <w:r>
+              <w:t>{{ dueval }}</w:t>
+            </w:r>
+          </w:p>
+        </w:tc>
+      </w:tr>
+      <w:tr>
+        <w:trPr>
+          <w:trHeight w:val="340"/>
+          <w:jc w:val="center"/>
+        </w:trPr>
+        <w:tc>
+          <w:tcPr>
+            <w:tcW w:w="538" w:type="dxa"/>
+            <w:vMerge/>
+            <w:tcBorders>
+              <w:left w:val="double" w:sz="4" w:space="0" w:color="auto"/>
+            </w:tcBorders>
+            <w:vAlign w:val="center"/>
+          </w:tcPr>
+          <w:p>
+            <w:pPr>
+              <w:pStyle w:val="Chutrongbang"/>
+            </w:pPr>
+          </w:p>
+        </w:tc>
+        <w:tc>
+          <w:tcPr>
+            <w:tcW w:w="1574" w:type="dxa"/>
+            <w:vMerge/>
+            <w:vAlign w:val="center"/>
+          </w:tcPr>
+          <w:p>
+            <w:pPr>
+              <w:pStyle w:val="Chutrongbang"/>
+            </w:pPr>
+          </w:p>
+        </w:tc>
+        <w:tc>
+          <w:tcPr>
+            <w:tcW w:w="1279" w:type="dxa"/>
+            <w:tcBorders>
+              <w:top w:val="dotted" w:sz="4" w:space="0" w:color="auto"/>
+            </w:tcBorders>
+            <w:vAlign w:val="center"/>
+          </w:tcPr>
+          <w:p>
+            <w:pPr>
+              <w:pStyle w:val="Chutrongbang"/>
+            </w:pPr>
+            <w:r>
+              <w:t>ΔI (%)</w:t>
+            </w:r>
+          </w:p>
+        </w:tc>
+        <w:tc>
+          <w:tcPr>
+            <w:tcW w:w="941" w:type="dxa"/>
+            <w:tcBorders>
+              <w:top w:val="dotted" w:sz="4" w:space="0" w:color="auto"/>
+              <w:left w:val="single" w:sz="4" w:space="0" w:color="auto"/>
+              <w:bottom w:val="single" w:sz="4" w:space="0" w:color="auto"/>
+              <w:right w:val="single" w:sz="4" w:space="0" w:color="auto"/>
+            </w:tcBorders>
+          </w:tcPr>
+          <w:p>
+            <w:pPr>
+              <w:pStyle w:val="Chutrongbang"/>
+            </w:pPr>
+            <w:r>
+              <w:t>{{ dimax }}</w:t>
+            </w:r>
+          </w:p>
+        </w:tc>
+        <w:tc>
+          <w:tcPr>
+            <w:tcW w:w="988" w:type="dxa"/>
+            <w:tcBorders>
+              <w:top w:val="dotted" w:sz="4" w:space="0" w:color="auto"/>
+              <w:left w:val="nil"/>
+              <w:bottom w:val="single" w:sz="4" w:space="0" w:color="auto"/>
+              <w:right w:val="single" w:sz="4" w:space="0" w:color="auto"/>
+            </w:tcBorders>
+          </w:tcPr>
+          <w:p>
+            <w:pPr>
+              <w:pStyle w:val="Chutrongbang"/>
+            </w:pPr>
+            <w:r>
+              <w:t>{{ dimin }}</w:t>
+            </w:r>
+          </w:p>
+        </w:tc>
+        <w:tc>
+          <w:tcPr>
+            <w:tcW w:w="1057" w:type="dxa"/>
+            <w:tcBorders>
+              <w:top w:val="dotted" w:sz="4" w:space="0" w:color="auto"/>
+              <w:left w:val="nil"/>
+              <w:bottom w:val="single" w:sz="4" w:space="0" w:color="auto"/>
+              <w:right w:val="single" w:sz="4" w:space="0" w:color="auto"/>
+            </w:tcBorders>
+          </w:tcPr>
+          <w:p>
+            <w:pPr>
+              <w:pStyle w:val="Chutrongbang"/>
+            </w:pPr>
+            <w:r>
+              <w:t>{{ diavg }}</w:t>
+            </w:r>
+          </w:p>
+        </w:tc>
+        <w:tc>
+          <w:tcPr>
+            <w:tcW w:w="2145" w:type="dxa"/>
+            <w:tcBorders>
+              <w:top w:val="dotted" w:sz="4" w:space="0" w:color="auto"/>
+            </w:tcBorders>
+            <w:vAlign w:val="center"/>
+          </w:tcPr>
+          <w:p>
+            <w:pPr>
+              <w:pStyle w:val="Chutrongbang"/>
+            </w:pPr>
+            <w:r>
+              <w:t>không quy định, khuyến cáo nên dưới 10%</w:t>
+            </w:r>
+          </w:p>
+        </w:tc>
+        <w:tc>
+          <w:tcPr>
+            <w:tcW w:w="1123" w:type="dxa"/>
+            <w:tcBorders>
+              <w:top w:val="dotted" w:sz="4" w:space="0" w:color="auto"/>
+              <w:right w:val="double" w:sz="4" w:space="0" w:color="auto"/>
+            </w:tcBorders>
+            <w:vAlign w:val="center"/>
+          </w:tcPr>
+          <w:p>
+            <w:pPr>
+              <w:pStyle w:val="Chutrongbang"/>
+            </w:pPr>
+          </w:p>
+        </w:tc>
+      </w:tr>
+      <w:tr>
+        <w:trPr>
+          <w:trHeight w:val="340"/>
+          <w:jc w:val="center"/>
+        </w:trPr>
+        <w:tc>
+          <w:tcPr>
+            <w:tcW w:w="538" w:type="dxa"/>
+            <w:tcBorders>
+              <w:left w:val="double" w:sz="4" w:space="0" w:color="auto"/>
+            </w:tcBorders>
+            <w:vAlign w:val="center"/>
+          </w:tcPr>
+          <w:p>
+            <w:pPr>
+              <w:pStyle w:val="Chutrongbang"/>
+            </w:pPr>
+            <w:r>
+              <w:t>4</w:t>
+            </w:r>
+          </w:p>
+        </w:tc>
+        <w:tc>
+          <w:tcPr>
+            <w:tcW w:w="1574" w:type="dxa"/>
+            <w:vAlign w:val="center"/>
+          </w:tcPr>
+          <w:p>
+            <w:pPr>
+              <w:pStyle w:val="Chutrongbang"/>
+            </w:pPr>
+            <w:r>
+              <w:t>Hệ số công suất</w:t>
+            </w:r>
+          </w:p>
+        </w:tc>
+        <w:tc>
+          <w:tcPr>
+            <w:tcW w:w="1279" w:type="dxa"/>
+            <w:tcBorders>
+              <w:bottom w:val="single" w:sz="4" w:space="0" w:color="auto"/>
+            </w:tcBorders>
+            <w:vAlign w:val="center"/>
+          </w:tcPr>
+          <w:p>
+            <w:pPr>
+              <w:pStyle w:val="Chutrongbang"/>
+            </w:pPr>
+            <w:r>
+              <w:t>PF</w:t>
+            </w:r>
+          </w:p>
+        </w:tc>
+        <w:tc>
+          <w:tcPr>
+            <w:tcW w:w="941" w:type="dxa"/>
+            <w:tcBorders>
+              <w:top w:val="single" w:sz="4" w:space="0" w:color="auto"/>
+              <w:left w:val="single" w:sz="4" w:space="0" w:color="auto"/>
+              <w:bottom w:val="single" w:sz="4" w:space="0" w:color="auto"/>
+              <w:right w:val="single" w:sz="4" w:space="0" w:color="auto"/>
+            </w:tcBorders>
+          </w:tcPr>
+          <w:p>
+            <w:pPr>
+              <w:pStyle w:val="Chutrongbang"/>
+            </w:pPr>
+            <w:r>
+              <w:t>{{ pfmax }}</w:t>
+            </w:r>
+          </w:p>
+        </w:tc>
+        <w:tc>
+          <w:tcPr>
+            <w:tcW w:w="988" w:type="dxa"/>
+            <w:tcBorders>
+              <w:top w:val="single" w:sz="4" w:space="0" w:color="auto"/>
+              <w:left w:val="nil"/>
+              <w:bottom w:val="single" w:sz="4" w:space="0" w:color="auto"/>
+              <w:right w:val="single" w:sz="4" w:space="0" w:color="auto"/>
+            </w:tcBorders>
+          </w:tcPr>
+          <w:p>
+            <w:pPr>
+              <w:pStyle w:val="Chutrongbang"/>
+            </w:pPr>
+            <w:r>
+              <w:t>{{ pfmin }}</w:t>
+            </w:r>
+          </w:p>
+        </w:tc>
+        <w:tc>
+          <w:tcPr>
+            <w:tcW w:w="1057" w:type="dxa"/>
+            <w:tcBorders>
+              <w:top w:val="single" w:sz="4" w:space="0" w:color="auto"/>
+              <w:left w:val="nil"/>
+              <w:bottom w:val="single" w:sz="4" w:space="0" w:color="auto"/>
+              <w:right w:val="single" w:sz="4" w:space="0" w:color="auto"/>
+            </w:tcBorders>
+          </w:tcPr>
+          <w:p>
+            <w:pPr>
+              <w:pStyle w:val="Chutrongbang"/>
+            </w:pPr>
+            <w:r>
+              <w:t>{{ pfavg }}</w:t>
+            </w:r>
+          </w:p>
+        </w:tc>
+        <w:tc>
+          <w:tcPr>
+            <w:tcW w:w="2145" w:type="dxa"/>
+            <w:vAlign w:val="center"/>
+          </w:tcPr>
+          <w:p>
+            <w:pPr>
+              <w:pStyle w:val="Chutrongbang"/>
+            </w:pPr>
+            <w:r>
+              <w:t>&gt; 0,9</w:t>
+            </w:r>
+          </w:p>
+        </w:tc>
+        <w:tc>
+          <w:tcPr>
+            <w:tcW w:w="1123" w:type="dxa"/>
+            <w:tcBorders>
+              <w:right w:val="double" w:sz="4" w:space="0" w:color="auto"/>
+            </w:tcBorders>
+            <w:vAlign w:val="center"/>
+          </w:tcPr>
+          <w:p>
+            <w:pPr>
+              <w:pStyle w:val="Chutrongbang"/>
+              <w:rPr>
+                <w:lang w:val="en-US"/>
+              </w:rPr>
+            </w:pPr>
+            <w:r>
+              <w:rPr>
+                <w:lang w:val="en-US"/>
+              </w:rPr>
+              <w:t xml:space="preserve">{{ </w:t>
+            </w:r>
+            <w:proofErr w:type="spellStart"/>
+            <w:r>
+              <w:rPr>
+                <w:lang w:val="en-US"/>
+              </w:rPr>
+              <w:t>pfeval</w:t>
+            </w:r>
+            <w:proofErr w:type="spellEnd"/>
+            <w:r>
+              <w:rPr>
+                <w:lang w:val="en-US"/>
+              </w:rPr>
+              <w:t xml:space="preserve"> }}</w:t>
+            </w:r>
+          </w:p>
+        </w:tc>
+      </w:tr>
+      <w:tr>
+        <w:trPr>
+          <w:trHeight w:val="340"/>
+          <w:jc w:val="center"/>
+        </w:trPr>
+        <w:tc>
+          <w:tcPr>
+            <w:tcW w:w="538" w:type="dxa"/>
+            <w:vMerge w:val="restart"/>
+            <w:tcBorders>
+              <w:left w:val="double" w:sz="4" w:space="0" w:color="auto"/>
+            </w:tcBorders>
+            <w:vAlign w:val="center"/>
+          </w:tcPr>
+          <w:p>
+            <w:pPr>
+              <w:pStyle w:val="Chutrongbang"/>
+            </w:pPr>
+            <w:r>
+              <w:t>5</w:t>
+            </w:r>
+          </w:p>
+        </w:tc>
+        <w:tc>
+          <w:tcPr>
+            <w:tcW w:w="1574" w:type="dxa"/>
+            <w:vMerge w:val="restart"/>
+            <w:vAlign w:val="center"/>
+          </w:tcPr>
+          <w:p>
+            <w:pPr>
+              <w:pStyle w:val="Chutrongbang"/>
+            </w:pPr>
+            <w:r>
+              <w:t>Công suất</w:t>
+            </w:r>
+          </w:p>
+        </w:tc>
+        <w:tc>
+          <w:tcPr>
+            <w:tcW w:w="1279" w:type="dxa"/>
+            <w:tcBorders>
+              <w:bottom w:val="dotted" w:sz="4" w:space="0" w:color="auto"/>
+            </w:tcBorders>
+            <w:vAlign w:val="center"/>
+          </w:tcPr>
+          <w:p>
+            <w:pPr>
+              <w:pStyle w:val="Chutrongbang"/>
+            </w:pPr>
+            <w:r>
+              <w:t>P (kW)</w:t>
+            </w:r>
+          </w:p>
+        </w:tc>
+        <w:tc>
+          <w:tcPr>
+            <w:tcW w:w="941" w:type="dxa"/>
+            <w:tcBorders>
+              <w:top w:val="single" w:sz="4" w:space="0" w:color="auto"/>
+              <w:left w:val="single" w:sz="4" w:space="0" w:color="auto"/>
+              <w:bottom w:val="dotted" w:sz="4" w:space="0" w:color="auto"/>
+              <w:right w:val="single" w:sz="4" w:space="0" w:color="auto"/>
+            </w:tcBorders>
+          </w:tcPr>
+          <w:p>
+            <w:pPr>
+              <w:pStyle w:val="Chutrongbang"/>
+            </w:pPr>
+            <w:r>
+              <w:t>{{ pmax }}</w:t>
+            </w:r>
+          </w:p>
+        </w:tc>
+        <w:tc>
+          <w:tcPr>
+            <w:tcW w:w="988" w:type="dxa"/>
+            <w:tcBorders>
+              <w:top w:val="single" w:sz="4" w:space="0" w:color="auto"/>
+              <w:left w:val="nil"/>
+              <w:bottom w:val="dotted" w:sz="4" w:space="0" w:color="auto"/>
+              <w:right w:val="single" w:sz="4" w:space="0" w:color="auto"/>
+            </w:tcBorders>
+          </w:tcPr>
+          <w:p>
+            <w:pPr>
+              <w:pStyle w:val="Chutrongbang"/>
+            </w:pPr>
+            <w:r>
+              <w:t>{{ pmin }}</w:t>
+            </w:r>
+          </w:p>
+        </w:tc>
+        <w:tc>
+          <w:tcPr>
+            <w:tcW w:w="1057" w:type="dxa"/>
+            <w:tcBorders>
+              <w:top w:val="single" w:sz="4" w:space="0" w:color="auto"/>
+              <w:left w:val="nil"/>
+              <w:bottom w:val="dotted" w:sz="4" w:space="0" w:color="auto"/>
+              <w:right w:val="single" w:sz="4" w:space="0" w:color="auto"/>
+            </w:tcBorders>
+          </w:tcPr>
+          <w:p>
+            <w:pPr>
+              <w:pStyle w:val="Chutrongbang"/>
+            </w:pPr>
+            <w:r>
+              <w:t>{{ pavg }}</w:t>
+            </w:r>
+          </w:p>
+        </w:tc>
+        <w:tc>
+          <w:tcPr>
+            <w:tcW w:w="2145" w:type="dxa"/>
+            <w:vMerge w:val="restart"/>
+            <w:vAlign w:val="center"/>
+          </w:tcPr>
+          <w:p>
+            <w:pPr>
+              <w:pStyle w:val="Chutrongbang"/>
+            </w:pPr>
+          </w:p>
+        </w:tc>
+        <w:tc>
+          <w:tcPr>
+            <w:tcW w:w="1123" w:type="dxa"/>
+            <w:vMerge w:val="restart"/>
+            <w:tcBorders>
+              <w:right w:val="double" w:sz="4" w:space="0" w:color="auto"/>
+            </w:tcBorders>
+            <w:vAlign w:val="center"/>
+          </w:tcPr>
+          <w:p>
+            <w:pPr>
+              <w:pStyle w:val="Chutrongbang"/>
+            </w:pPr>
+          </w:p>
+        </w:tc>
+      </w:tr>
+      <w:tr>
+        <w:trPr>
+          <w:trHeight w:val="340"/>
+          <w:jc w:val="center"/>
+        </w:trPr>
+        <w:tc>
+          <w:tcPr>
+            <w:tcW w:w="538" w:type="dxa"/>
+            <w:vMerge/>
+            <w:tcBorders>
+              <w:left w:val="double" w:sz="4" w:space="0" w:color="auto"/>
+            </w:tcBorders>
+            <w:vAlign w:val="center"/>
+          </w:tcPr>
+          <w:p>
+            <w:pPr>
+              <w:pStyle w:val="Chutrongbang"/>
+            </w:pPr>
+          </w:p>
+        </w:tc>
+        <w:tc>
+          <w:tcPr>
+            <w:tcW w:w="1574" w:type="dxa"/>
+            <w:vMerge/>
+            <w:vAlign w:val="center"/>
+          </w:tcPr>
+          <w:p>
+            <w:pPr>
+              <w:pStyle w:val="Chutrongbang"/>
+            </w:pPr>
+          </w:p>
+        </w:tc>
+        <w:tc>
+          <w:tcPr>
+            <w:tcW w:w="1279" w:type="dxa"/>
+            <w:tcBorders>
+              <w:top w:val="dotted" w:sz="4" w:space="0" w:color="auto"/>
+              <w:bottom w:val="dotted" w:sz="4" w:space="0" w:color="auto"/>
+            </w:tcBorders>
+            <w:vAlign w:val="center"/>
+          </w:tcPr>
+          <w:p>
+            <w:pPr>
+              <w:pStyle w:val="Chutrongbang"/>
+            </w:pPr>
+            <w:r>
+              <w:t>Q (kVAR)</w:t>
+            </w:r>
+          </w:p>
+        </w:tc>
+        <w:tc>
+          <w:tcPr>
+            <w:tcW w:w="941" w:type="dxa"/>
+            <w:tcBorders>
+              <w:top w:val="dotted" w:sz="4" w:space="0" w:color="auto"/>
+              <w:left w:val="single" w:sz="4" w:space="0" w:color="auto"/>
+              <w:bottom w:val="dotted" w:sz="4" w:space="0" w:color="auto"/>
+              <w:right w:val="single" w:sz="4" w:space="0" w:color="auto"/>
+            </w:tcBorders>
+          </w:tcPr>
+          <w:p>
+            <w:pPr>
+              <w:pStyle w:val="Chutrongbang"/>
+            </w:pPr>
+            <w:r>
+              <w:t>{{ qmax }}</w:t>
+            </w:r>
+          </w:p>
+        </w:tc>
+        <w:tc>
+          <w:tcPr>
+            <w:tcW w:w="988" w:type="dxa"/>
+            <w:tcBorders>
+              <w:top w:val="dotted" w:sz="4" w:space="0" w:color="auto"/>
+              <w:left w:val="nil"/>
+              <w:bottom w:val="dotted" w:sz="4" w:space="0" w:color="auto"/>
+              <w:right w:val="single" w:sz="4" w:space="0" w:color="auto"/>
+            </w:tcBorders>
+          </w:tcPr>
+          <w:p>
+            <w:pPr>
+              <w:pStyle w:val="Chutrongbang"/>
+            </w:pPr>
+            <w:r>
+              <w:t>{{ qmin }}</w:t>
+            </w:r>
+          </w:p>
+        </w:tc>
+        <w:tc>
+          <w:tcPr>
+            <w:tcW w:w="1057" w:type="dxa"/>
+            <w:tcBorders>
+              <w:top w:val="dotted" w:sz="4" w:space="0" w:color="auto"/>
+              <w:left w:val="nil"/>
+              <w:bottom w:val="dotted" w:sz="4" w:space="0" w:color="auto"/>
+              <w:right w:val="single" w:sz="4" w:space="0" w:color="auto"/>
+            </w:tcBorders>
+          </w:tcPr>
+          <w:p>
+            <w:pPr>
+              <w:pStyle w:val="Chutrongbang"/>
+            </w:pPr>
+            <w:r>
+              <w:t>{{ qavg }}</w:t>
+            </w:r>
+          </w:p>
+        </w:tc>
+        <w:tc>
+          <w:tcPr>
+            <w:tcW w:w="2145" w:type="dxa"/>
+            <w:vMerge/>
+            <w:vAlign w:val="center"/>
+          </w:tcPr>
+          <w:p>
+            <w:pPr>
+              <w:pStyle w:val="Chutrongbang"/>
+            </w:pPr>
+          </w:p>
+        </w:tc>
+        <w:tc>
+          <w:tcPr>
+            <w:tcW w:w="1123" w:type="dxa"/>
+            <w:vMerge/>
+            <w:tcBorders>
+              <w:right w:val="double" w:sz="4" w:space="0" w:color="auto"/>
+            </w:tcBorders>
+            <w:vAlign w:val="center"/>
+          </w:tcPr>
+          <w:p>
+            <w:pPr>
+              <w:pStyle w:val="Chutrongbang"/>
+            </w:pPr>
+          </w:p>
+        </w:tc>
+      </w:tr>
+      <w:tr>
+        <w:trPr>
+          <w:trHeight w:val="340"/>
+          <w:jc w:val="center"/>
+        </w:trPr>
+        <w:tc>
+          <w:tcPr>
+            <w:tcW w:w="538" w:type="dxa"/>
+            <w:vMerge/>
+            <w:tcBorders>
+              <w:left w:val="double" w:sz="4" w:space="0" w:color="auto"/>
+            </w:tcBorders>
+            <w:vAlign w:val="center"/>
+          </w:tcPr>
+          <w:p>
+            <w:pPr>
+              <w:pStyle w:val="Chutrongbang"/>
+            </w:pPr>
+          </w:p>
+        </w:tc>
+        <w:tc>
+          <w:tcPr>
+            <w:tcW w:w="1574" w:type="dxa"/>
+            <w:vMerge/>
+            <w:vAlign w:val="center"/>
+          </w:tcPr>
+          <w:p>
+            <w:pPr>
+              <w:pStyle w:val="Chutrongbang"/>
+            </w:pPr>
+          </w:p>
+        </w:tc>
+        <w:tc>
+          <w:tcPr>
+            <w:tcW w:w="1279" w:type="dxa"/>
+            <w:tcBorders>
+              <w:top w:val="dotted" w:sz="4" w:space="0" w:color="auto"/>
+              <w:bottom w:val="single" w:sz="4" w:space="0" w:color="auto"/>
+            </w:tcBorders>
+            <w:vAlign w:val="center"/>
+          </w:tcPr>
+          <w:p>
+            <w:pPr>
+              <w:pStyle w:val="Chutrongbang"/>
+            </w:pPr>
+            <w:r>
+              <w:t>S (kVA)</w:t>
+            </w:r>
+          </w:p>
+        </w:tc>
+        <w:tc>
+          <w:tcPr>
+            <w:tcW w:w="941" w:type="dxa"/>
+            <w:tcBorders>
+              <w:top w:val="dotted" w:sz="4" w:space="0" w:color="auto"/>
+              <w:left w:val="single" w:sz="4" w:space="0" w:color="auto"/>
+              <w:bottom w:val="single" w:sz="4" w:space="0" w:color="auto"/>
+              <w:right w:val="single" w:sz="4" w:space="0" w:color="auto"/>
+            </w:tcBorders>
+          </w:tcPr>
+          <w:p>
+            <w:pPr>
+              <w:pStyle w:val="Chutrongbang"/>
+            </w:pPr>
+            <w:r>
+              <w:t>{{ smax }}</w:t>
+            </w:r>
+          </w:p>
+        </w:tc>
+        <w:tc>
+          <w:tcPr>
+            <w:tcW w:w="988" w:type="dxa"/>
+            <w:tcBorders>
+              <w:top w:val="dotted" w:sz="4" w:space="0" w:color="auto"/>
+              <w:left w:val="nil"/>
+              <w:bottom w:val="single" w:sz="4" w:space="0" w:color="auto"/>
+              <w:right w:val="single" w:sz="4" w:space="0" w:color="auto"/>
+            </w:tcBorders>
+          </w:tcPr>
+          <w:p>
+            <w:pPr>
+              <w:pStyle w:val="Chutrongbang"/>
+            </w:pPr>
+            <w:r>
+              <w:t>{{ smin }}</w:t>
+            </w:r>
+          </w:p>
+        </w:tc>
+        <w:tc>
+          <w:tcPr>
+            <w:tcW w:w="1057" w:type="dxa"/>
+            <w:tcBorders>
+              <w:top w:val="dotted" w:sz="4" w:space="0" w:color="auto"/>
+              <w:left w:val="nil"/>
+              <w:bottom w:val="single" w:sz="4" w:space="0" w:color="auto"/>
+              <w:right w:val="single" w:sz="4" w:space="0" w:color="auto"/>
+            </w:tcBorders>
+          </w:tcPr>
+          <w:p>
+            <w:pPr>
+              <w:pStyle w:val="Chutrongbang"/>
+            </w:pPr>
+            <w:r>
+              <w:t>{{ savg }}</w:t>
+            </w:r>
+          </w:p>
+        </w:tc>
+        <w:tc>
+          <w:tcPr>
+            <w:tcW w:w="2145" w:type="dxa"/>
+            <w:vMerge/>
+            <w:vAlign w:val="center"/>
+          </w:tcPr>
+          <w:p>
+            <w:pPr>
+              <w:pStyle w:val="Chutrongbang"/>
+            </w:pPr>
+          </w:p>
+        </w:tc>
+        <w:tc>
+          <w:tcPr>
+            <w:tcW w:w="1123" w:type="dxa"/>
+            <w:vMerge/>
+            <w:tcBorders>
+              <w:right w:val="double" w:sz="4" w:space="0" w:color="auto"/>
+            </w:tcBorders>
+            <w:vAlign w:val="center"/>
+          </w:tcPr>
+          <w:p>
+            <w:pPr>
+              <w:pStyle w:val="Chutrongbang"/>
+            </w:pPr>
+          </w:p>
+        </w:tc>
+      </w:tr>
+      <w:tr>
+        <w:trPr>
+          <w:trHeight w:val="340"/>
+          <w:jc w:val="center"/>
+        </w:trPr>
+        <w:tc>
+          <w:tcPr>
+            <w:tcW w:w="538" w:type="dxa"/>
+            <w:vMerge w:val="restart"/>
+            <w:tcBorders>
+              <w:left w:val="double" w:sz="4" w:space="0" w:color="auto"/>
+            </w:tcBorders>
+            <w:vAlign w:val="center"/>
+          </w:tcPr>
+          <w:p>
+            <w:pPr>
+              <w:pStyle w:val="Chutrongbang"/>
+            </w:pPr>
+            <w:r>
+              <w:t>6</w:t>
+            </w:r>
+          </w:p>
+        </w:tc>
+        <w:tc>
+          <w:tcPr>
+            <w:tcW w:w="1574" w:type="dxa"/>
+            <w:vMerge w:val="restart"/>
+            <w:vAlign w:val="center"/>
+          </w:tcPr>
+          <w:p>
+            <w:pPr>
+              <w:pStyle w:val="Chutrongbang"/>
+            </w:pPr>
+            <w:r>
+              <w:t>Tổng biến dạng sóng hài điện áp</w:t>
+            </w:r>
+          </w:p>
+        </w:tc>
+        <w:tc>
+          <w:tcPr>
+            <w:tcW w:w="1279" w:type="dxa"/>
+            <w:tcBorders>
+              <w:bottom w:val="dotted" w:sz="4" w:space="0" w:color="auto"/>
+            </w:tcBorders>
+            <w:vAlign w:val="center"/>
+          </w:tcPr>
+          <w:p>
+            <w:pPr>
+              <w:pStyle w:val="Chutrongbang"/>
+            </w:pPr>
+            <w:r>
+              <w:t>THD</w:t>
+            </w:r>
+            <w:r>
+              <w:rPr>
+                <w:vertAlign w:val="subscript"/>
+              </w:rPr>
+              <w:t>1</w:t>
+            </w:r>
+            <w:r>
+              <w:t xml:space="preserve"> (%)</w:t>
+            </w:r>
+          </w:p>
+        </w:tc>
+        <w:tc>
+          <w:tcPr>
+            <w:tcW w:w="941" w:type="dxa"/>
+            <w:tcBorders>
+              <w:top w:val="single" w:sz="4" w:space="0" w:color="auto"/>
+              <w:left w:val="single" w:sz="4" w:space="0" w:color="auto"/>
+              <w:bottom w:val="dotted" w:sz="4" w:space="0" w:color="auto"/>
+              <w:right w:val="single" w:sz="4" w:space="0" w:color="auto"/>
+            </w:tcBorders>
+          </w:tcPr>
+          <w:p>
+            <w:pPr>
+              <w:pStyle w:val="Chutrongbang"/>
+            </w:pPr>
+            <w:r>
+              <w:t>{{ thd1max }}</w:t>
+            </w:r>
+          </w:p>
+        </w:tc>
+        <w:tc>
+          <w:tcPr>
+            <w:tcW w:w="988" w:type="dxa"/>
+            <w:tcBorders>
+              <w:top w:val="single" w:sz="4" w:space="0" w:color="auto"/>
+              <w:left w:val="nil"/>
+              <w:bottom w:val="dotted" w:sz="4" w:space="0" w:color="auto"/>
+              <w:right w:val="single" w:sz="4" w:space="0" w:color="auto"/>
+            </w:tcBorders>
+          </w:tcPr>
+          <w:p>
+            <w:pPr>
+              <w:pStyle w:val="Chutrongbang"/>
+            </w:pPr>
+            <w:r>
+              <w:t>{{ thd1min }}</w:t>
+            </w:r>
+          </w:p>
+        </w:tc>
+        <w:tc>
+          <w:tcPr>
+            <w:tcW w:w="1057" w:type="dxa"/>
+            <w:tcBorders>
+              <w:top w:val="single" w:sz="4" w:space="0" w:color="auto"/>
+              <w:left w:val="nil"/>
+              <w:bottom w:val="dotted" w:sz="4" w:space="0" w:color="auto"/>
+              <w:right w:val="single" w:sz="4" w:space="0" w:color="auto"/>
+            </w:tcBorders>
+          </w:tcPr>
+          <w:p>
+            <w:pPr>
+              <w:pStyle w:val="Chutrongbang"/>
+            </w:pPr>
+            <w:r>
+              <w:t>{{ thd1avg }}</w:t>
+            </w:r>
+          </w:p>
+        </w:tc>
+        <w:tc>
+          <w:tcPr>
+            <w:tcW w:w="2145" w:type="dxa"/>
+            <w:vMerge w:val="restart"/>
+            <w:vAlign w:val="center"/>
+          </w:tcPr>
+          <w:p>
+            <w:pPr>
+              <w:pStyle w:val="Chutrongbang"/>
+            </w:pPr>
+            <w:r>
+              <w:t>&lt; 8%</w:t>
+            </w:r>
+          </w:p>
+        </w:tc>
+        <w:tc>
+          <w:tcPr>
+            <w:tcW w:w="1123" w:type="dxa"/>
+            <w:vMerge w:val="restart"/>
+            <w:tcBorders>
+              <w:right w:val="double" w:sz="4" w:space="0" w:color="auto"/>
+            </w:tcBorders>
+            <w:vAlign w:val="center"/>
+          </w:tcPr>
+          <w:p>
+            <w:pPr>
+              <w:pStyle w:val="Chutrongbang"/>
+            </w:pPr>
+            <w:r>
+              <w:t>{{ thdeval }}</w:t>
+            </w:r>
+          </w:p>
+        </w:tc>
+      </w:tr>
+      <w:tr>
+        <w:trPr>
+          <w:trHeight w:val="340"/>
+          <w:jc w:val="center"/>
+        </w:trPr>
+        <w:tc>
+          <w:tcPr>
+            <w:tcW w:w="538" w:type="dxa"/>
+            <w:vMerge/>
+            <w:tcBorders>
+              <w:left w:val="double" w:sz="4" w:space="0" w:color="auto"/>
+            </w:tcBorders>
+            <w:vAlign w:val="center"/>
+          </w:tcPr>
+          <w:p>
+            <w:pPr>
+              <w:pStyle w:val="Chutrongbang"/>
+            </w:pPr>
+          </w:p>
+        </w:tc>
+        <w:tc>
+          <w:tcPr>
+            <w:tcW w:w="1574" w:type="dxa"/>
+            <w:vMerge/>
+            <w:vAlign w:val="center"/>
+          </w:tcPr>
+          <w:p>
+            <w:pPr>
+              <w:pStyle w:val="Chutrongbang"/>
+            </w:pPr>
+          </w:p>
+        </w:tc>
+        <w:tc>
+          <w:tcPr>
+            <w:tcW w:w="1279" w:type="dxa"/>
+            <w:tcBorders>
+              <w:top w:val="dotted" w:sz="4" w:space="0" w:color="auto"/>
+              <w:bottom w:val="dotted" w:sz="4" w:space="0" w:color="auto"/>
+            </w:tcBorders>
+            <w:vAlign w:val="center"/>
+          </w:tcPr>
+          <w:p>
+            <w:pPr>
+              <w:pStyle w:val="Chutrongbang"/>
+            </w:pPr>
+            <w:r>
+              <w:t>THD</w:t>
+            </w:r>
+            <w:r>
+              <w:rPr>
+                <w:vertAlign w:val="subscript"/>
+              </w:rPr>
+              <w:t>2</w:t>
+            </w:r>
+            <w:r>
+              <w:t xml:space="preserve"> (%)</w:t>
+            </w:r>
+          </w:p>
+        </w:tc>
+        <w:tc>
+          <w:tcPr>
+            <w:tcW w:w="941" w:type="dxa"/>
+            <w:tcBorders>
+              <w:top w:val="dotted" w:sz="4" w:space="0" w:color="auto"/>
+              <w:left w:val="single" w:sz="4" w:space="0" w:color="auto"/>
+              <w:bottom w:val="dotted" w:sz="4" w:space="0" w:color="auto"/>
+              <w:right w:val="single" w:sz="4" w:space="0" w:color="auto"/>
+            </w:tcBorders>
+          </w:tcPr>
+          <w:p>
+            <w:pPr>
+              <w:pStyle w:val="Chutrongbang"/>
+            </w:pPr>
+            <w:r>
+              <w:t>{{ thd2max }}</w:t>
+            </w:r>
+          </w:p>
+        </w:tc>
+        <w:tc>
+          <w:tcPr>
+            <w:tcW w:w="988" w:type="dxa"/>
+            <w:tcBorders>
+              <w:top w:val="dotted" w:sz="4" w:space="0" w:color="auto"/>
+              <w:left w:val="nil"/>
+              <w:bottom w:val="dotted" w:sz="4" w:space="0" w:color="auto"/>
+              <w:right w:val="single" w:sz="4" w:space="0" w:color="auto"/>
+            </w:tcBorders>
+          </w:tcPr>
+          <w:p>
+            <w:pPr>
+              <w:pStyle w:val="Chutrongbang"/>
+            </w:pPr>
+            <w:r>
+              <w:t>{{ thd2min }}</w:t>
+            </w:r>
+          </w:p>
+        </w:tc>
+        <w:tc>
+          <w:tcPr>
+            <w:tcW w:w="1057" w:type="dxa"/>
+            <w:tcBorders>
+              <w:top w:val="dotted" w:sz="4" w:space="0" w:color="auto"/>
+              <w:left w:val="nil"/>
+              <w:bottom w:val="dotted" w:sz="4" w:space="0" w:color="auto"/>
+              <w:right w:val="single" w:sz="4" w:space="0" w:color="auto"/>
+            </w:tcBorders>
+          </w:tcPr>
+          <w:p>
+            <w:pPr>
+              <w:pStyle w:val="Chutrongbang"/>
+            </w:pPr>
+            <w:r>
+              <w:t>{{ thd2avg }}</w:t>
+            </w:r>
+          </w:p>
+        </w:tc>
+        <w:tc>
+          <w:tcPr>
+            <w:tcW w:w="2145" w:type="dxa"/>
+            <w:vMerge/>
+            <w:vAlign w:val="center"/>
+          </w:tcPr>
+          <w:p>
+            <w:pPr>
+              <w:pStyle w:val="Chutrongbang"/>
+            </w:pPr>
+          </w:p>
+        </w:tc>
+        <w:tc>
+          <w:tcPr>
+            <w:tcW w:w="1123" w:type="dxa"/>
+            <w:vMerge/>
+            <w:tcBorders>
+              <w:right w:val="double" w:sz="4" w:space="0" w:color="auto"/>
+            </w:tcBorders>
+            <w:vAlign w:val="center"/>
+          </w:tcPr>
+          <w:p>
+            <w:pPr>
+              <w:pStyle w:val="Chutrongbang"/>
+            </w:pPr>
+          </w:p>
+        </w:tc>
+      </w:tr>
+      <w:tr>
+        <w:trPr>
+          <w:trHeight w:val="340"/>
+          <w:jc w:val="center"/>
+        </w:trPr>
+        <w:tc>
+          <w:tcPr>
+            <w:tcW w:w="538" w:type="dxa"/>
+            <w:vMerge/>
+            <w:tcBorders>
+              <w:left w:val="double" w:sz="4" w:space="0" w:color="auto"/>
+            </w:tcBorders>
+            <w:vAlign w:val="center"/>
+          </w:tcPr>
+          <w:p>
+            <w:pPr>
+              <w:pStyle w:val="Chutrongbang"/>
+            </w:pPr>
+          </w:p>
+        </w:tc>
+        <w:tc>
+          <w:tcPr>
+            <w:tcW w:w="1574" w:type="dxa"/>
+            <w:vMerge/>
+            <w:vAlign w:val="center"/>
+          </w:tcPr>
+          <w:p>
+            <w:pPr>
+              <w:pStyle w:val="Chutrongbang"/>
+            </w:pPr>
+          </w:p>
+        </w:tc>
+        <w:tc>
+          <w:tcPr>
+            <w:tcW w:w="1279" w:type="dxa"/>
+            <w:tcBorders>
+              <w:top w:val="dotted" w:sz="4" w:space="0" w:color="auto"/>
+              <w:bottom w:val="single" w:sz="4" w:space="0" w:color="auto"/>
+            </w:tcBorders>
+            <w:vAlign w:val="center"/>
+          </w:tcPr>
+          <w:p>
+            <w:pPr>
+              <w:pStyle w:val="Chutrongbang"/>
+            </w:pPr>
+            <w:r>
+              <w:t>THD</w:t>
+            </w:r>
+            <w:r>
+              <w:rPr>
+                <w:vertAlign w:val="subscript"/>
+              </w:rPr>
+              <w:t>3</w:t>
+            </w:r>
+            <w:r>
+              <w:t xml:space="preserve"> (%)</w:t>
+            </w:r>
+          </w:p>
+        </w:tc>
+        <w:tc>
+          <w:tcPr>
+            <w:tcW w:w="941" w:type="dxa"/>
+            <w:tcBorders>
+              <w:top w:val="dotted" w:sz="4" w:space="0" w:color="auto"/>
+              <w:left w:val="single" w:sz="4" w:space="0" w:color="auto"/>
+              <w:bottom w:val="single" w:sz="4" w:space="0" w:color="auto"/>
+              <w:right w:val="single" w:sz="4" w:space="0" w:color="auto"/>
+            </w:tcBorders>
+          </w:tcPr>
+          <w:p>
+            <w:pPr>
+              <w:pStyle w:val="Chutrongbang"/>
+            </w:pPr>
+            <w:r>
+              <w:t>{{ thd3max }}</w:t>
+            </w:r>
+          </w:p>
+        </w:tc>
+        <w:tc>
+          <w:tcPr>
+            <w:tcW w:w="988" w:type="dxa"/>
+            <w:tcBorders>
+              <w:top w:val="dotted" w:sz="4" w:space="0" w:color="auto"/>
+              <w:left w:val="nil"/>
+              <w:bottom w:val="single" w:sz="4" w:space="0" w:color="auto"/>
+              <w:right w:val="single" w:sz="4" w:space="0" w:color="auto"/>
+            </w:tcBorders>
+          </w:tcPr>
+          <w:p>
+            <w:pPr>
+              <w:pStyle w:val="Chutrongbang"/>
+            </w:pPr>
+            <w:r>
+              <w:t>{{ thd3min }}</w:t>
+            </w:r>
+          </w:p>
+        </w:tc>
+        <w:tc>
+          <w:tcPr>
+            <w:tcW w:w="1057" w:type="dxa"/>
+            <w:tcBorders>
+              <w:top w:val="dotted" w:sz="4" w:space="0" w:color="auto"/>
+              <w:left w:val="nil"/>
+              <w:bottom w:val="single" w:sz="4" w:space="0" w:color="auto"/>
+              <w:right w:val="single" w:sz="4" w:space="0" w:color="auto"/>
+            </w:tcBorders>
+          </w:tcPr>
+          <w:p>
+            <w:pPr>
+              <w:pStyle w:val="Chutrongbang"/>
+            </w:pPr>
+            <w:r>
+              <w:t>{{ thd3avg }}</w:t>
+            </w:r>
+          </w:p>
+        </w:tc>
+        <w:tc>
+          <w:tcPr>
+            <w:tcW w:w="2145" w:type="dxa"/>
+            <w:vMerge/>
+            <w:vAlign w:val="center"/>
+          </w:tcPr>
+          <w:p>
+            <w:pPr>
+              <w:pStyle w:val="Chutrongbang"/>
+            </w:pPr>
+          </w:p>
+        </w:tc>
+        <w:tc>
+          <w:tcPr>
+            <w:tcW w:w="1123" w:type="dxa"/>
+            <w:vMerge/>
+            <w:tcBorders>
+              <w:right w:val="double" w:sz="4" w:space="0" w:color="auto"/>
+            </w:tcBorders>
+            <w:vAlign w:val="center"/>
+          </w:tcPr>
+          <w:p>
+            <w:pPr>
+              <w:pStyle w:val="Chutrongbang"/>
+            </w:pPr>
+          </w:p>
+        </w:tc>
+      </w:tr>
+      <w:tr>
+        <w:trPr>
+          <w:trHeight w:val="340"/>
+          <w:jc w:val="center"/>
+        </w:trPr>
+        <w:tc>
+          <w:tcPr>
+            <w:tcW w:w="538" w:type="dxa"/>
+            <w:vMerge w:val="restart"/>
+            <w:tcBorders>
+              <w:left w:val="double" w:sz="4" w:space="0" w:color="auto"/>
+            </w:tcBorders>
+            <w:vAlign w:val="center"/>
+          </w:tcPr>
+          <w:p>
+            <w:pPr>
+              <w:pStyle w:val="Chutrongbang"/>
+            </w:pPr>
+            <w:r>
+              <w:lastRenderedPageBreak/>
+              <w:t>7</w:t>
+            </w:r>
+          </w:p>
+        </w:tc>
+        <w:tc>
+          <w:tcPr>
+            <w:tcW w:w="1574" w:type="dxa"/>
+            <w:vMerge w:val="restart"/>
+            <w:vAlign w:val="center"/>
+          </w:tcPr>
+          <w:p>
+            <w:pPr>
+              <w:pStyle w:val="Chutrongbang"/>
+            </w:pPr>
+            <w:r>
+              <w:t>Tổng biến dạng sóng hài dòng điện</w:t>
+            </w:r>
+          </w:p>
+        </w:tc>
+        <w:tc>
+          <w:tcPr>
+            <w:tcW w:w="1279" w:type="dxa"/>
+            <w:tcBorders>
+              <w:bottom w:val="dotted" w:sz="4" w:space="0" w:color="auto"/>
+            </w:tcBorders>
+            <w:vAlign w:val="center"/>
+          </w:tcPr>
+          <w:p>
+            <w:pPr>
+              <w:pStyle w:val="Chutrongbang"/>
+            </w:pPr>
+            <w:r>
+              <w:t>TDD</w:t>
+            </w:r>
+            <w:r>
+              <w:rPr>
+                <w:vertAlign w:val="subscript"/>
+              </w:rPr>
+              <w:t>1</w:t>
+            </w:r>
+            <w:r>
+              <w:t xml:space="preserve"> (%)</w:t>
+            </w:r>
+          </w:p>
+        </w:tc>
+        <w:tc>
+          <w:tcPr>
+            <w:tcW w:w="941" w:type="dxa"/>
+            <w:tcBorders>
+              <w:top w:val="single" w:sz="4" w:space="0" w:color="auto"/>
+              <w:left w:val="single" w:sz="4" w:space="0" w:color="auto"/>
+              <w:bottom w:val="dotted" w:sz="4" w:space="0" w:color="auto"/>
+              <w:right w:val="single" w:sz="4" w:space="0" w:color="auto"/>
+            </w:tcBorders>
+          </w:tcPr>
+          <w:p>
+            <w:pPr>
+              <w:pStyle w:val="Chutrongbang"/>
+            </w:pPr>
+            <w:r>
+              <w:t>{{ tdd1max }}</w:t>
+            </w:r>
+          </w:p>
+        </w:tc>
+        <w:tc>
+          <w:tcPr>
+            <w:tcW w:w="988" w:type="dxa"/>
+            <w:tcBorders>
+              <w:top w:val="single" w:sz="4" w:space="0" w:color="auto"/>
+              <w:left w:val="nil"/>
+              <w:bottom w:val="dotted" w:sz="4" w:space="0" w:color="auto"/>
+              <w:right w:val="single" w:sz="4" w:space="0" w:color="auto"/>
+            </w:tcBorders>
+          </w:tcPr>
+          <w:p>
+            <w:pPr>
+              <w:pStyle w:val="Chutrongbang"/>
+            </w:pPr>
+            <w:r>
+              <w:t>{{ tdd1min }}</w:t>
+            </w:r>
+          </w:p>
+        </w:tc>
+        <w:tc>
+          <w:tcPr>
+            <w:tcW w:w="1057" w:type="dxa"/>
+            <w:tcBorders>
+              <w:top w:val="single" w:sz="4" w:space="0" w:color="auto"/>
+              <w:left w:val="nil"/>
+              <w:bottom w:val="dotted" w:sz="4" w:space="0" w:color="auto"/>
+              <w:right w:val="single" w:sz="4" w:space="0" w:color="auto"/>
+            </w:tcBorders>
+          </w:tcPr>
+          <w:p>
+            <w:pPr>
+              <w:pStyle w:val="Chutrongbang"/>
+            </w:pPr>
+            <w:r>
+              <w:t>{{ tdd1avg }}</w:t>
+            </w:r>
+          </w:p>
+        </w:tc>
+        <w:tc>
+          <w:tcPr>
+            <w:tcW w:w="2145" w:type="dxa"/>
+            <w:vMerge w:val="restart"/>
+            <w:vAlign w:val="center"/>
+          </w:tcPr>
+          <w:p>
+            <w:pPr>
+              <w:pStyle w:val="Chutrongbang"/>
+            </w:pPr>
+            <w:r>
+              <w:t>&lt;12%</w:t>
+            </w:r>
+          </w:p>
+        </w:tc>
+        <w:tc>
+          <w:tcPr>
+            <w:tcW w:w="1123" w:type="dxa"/>
+            <w:vMerge w:val="restart"/>
+            <w:tcBorders>
+              <w:right w:val="double" w:sz="4" w:space="0" w:color="auto"/>
+            </w:tcBorders>
+            <w:vAlign w:val="center"/>
+          </w:tcPr>
+          <w:p>
+            <w:pPr>
+              <w:pStyle w:val="Chutrongbang"/>
+            </w:pPr>
+            <w:r>
+              <w:t>{{ t</w:t>
+            </w:r>
+            <w:r>
+              <w:rPr>
+                <w:lang w:val="en-US"/>
+              </w:rPr>
+              <w:t>d</w:t>
+            </w:r>
+            <w:r>
+              <w:t>deval }}</w:t>
+            </w:r>
+          </w:p>
+        </w:tc>
+      </w:tr>
+      <w:tr>
+        <w:trPr>
+          <w:trHeight w:val="340"/>
+          <w:jc w:val="center"/>
+        </w:trPr>
+        <w:tc>
+          <w:tcPr>
+            <w:tcW w:w="538" w:type="dxa"/>
+            <w:vMerge/>
+            <w:tcBorders>
+              <w:left w:val="double" w:sz="4" w:space="0" w:color="auto"/>
+            </w:tcBorders>
+            <w:vAlign w:val="center"/>
+          </w:tcPr>
+          <w:p>
+            <w:pPr>
+              <w:pStyle w:val="Chutrongbang"/>
+            </w:pPr>
+          </w:p>
+        </w:tc>
+        <w:tc>
+          <w:tcPr>
+            <w:tcW w:w="1574" w:type="dxa"/>
+            <w:vMerge/>
+            <w:vAlign w:val="center"/>
+          </w:tcPr>
+          <w:p>
+            <w:pPr>
+              <w:pStyle w:val="Chutrongbang"/>
+            </w:pPr>
+          </w:p>
+        </w:tc>
+        <w:tc>
+          <w:tcPr>
+            <w:tcW w:w="1279" w:type="dxa"/>
+            <w:tcBorders>
+              <w:top w:val="dotted" w:sz="4" w:space="0" w:color="auto"/>
+              <w:bottom w:val="dotted" w:sz="4" w:space="0" w:color="auto"/>
+            </w:tcBorders>
+            <w:vAlign w:val="center"/>
+          </w:tcPr>
+          <w:p>
+            <w:pPr>
+              <w:pStyle w:val="Chutrongbang"/>
+            </w:pPr>
+            <w:r>
+              <w:t>TDD</w:t>
+            </w:r>
+            <w:r>
+              <w:rPr>
+                <w:vertAlign w:val="subscript"/>
+              </w:rPr>
+              <w:t>2</w:t>
+            </w:r>
+            <w:r>
+              <w:t xml:space="preserve"> (%)</w:t>
+            </w:r>
+          </w:p>
+        </w:tc>
+        <w:tc>
+          <w:tcPr>
+            <w:tcW w:w="941" w:type="dxa"/>
+            <w:tcBorders>
+              <w:top w:val="dotted" w:sz="4" w:space="0" w:color="auto"/>
+              <w:left w:val="single" w:sz="4" w:space="0" w:color="auto"/>
+              <w:bottom w:val="dotted" w:sz="4" w:space="0" w:color="auto"/>
+              <w:right w:val="single" w:sz="4" w:space="0" w:color="auto"/>
+            </w:tcBorders>
+          </w:tcPr>
+          <w:p>
+            <w:pPr>
+              <w:pStyle w:val="Chutrongbang"/>
+            </w:pPr>
+            <w:r>
+              <w:t>{{ tdd2max }}</w:t>
+            </w:r>
+          </w:p>
+        </w:tc>
+        <w:tc>
+          <w:tcPr>
+            <w:tcW w:w="988" w:type="dxa"/>
+            <w:tcBorders>
+              <w:top w:val="dotted" w:sz="4" w:space="0" w:color="auto"/>
+              <w:left w:val="nil"/>
+              <w:bottom w:val="dotted" w:sz="4" w:space="0" w:color="auto"/>
+              <w:right w:val="single" w:sz="4" w:space="0" w:color="auto"/>
+            </w:tcBorders>
+          </w:tcPr>
+          <w:p>
+            <w:pPr>
+              <w:pStyle w:val="Chutrongbang"/>
+            </w:pPr>
+            <w:r>
+              <w:t>{{ tdd2min }}</w:t>
+            </w:r>
+          </w:p>
+        </w:tc>
+        <w:tc>
+          <w:tcPr>
+            <w:tcW w:w="1057" w:type="dxa"/>
+            <w:tcBorders>
+              <w:top w:val="dotted" w:sz="4" w:space="0" w:color="auto"/>
+              <w:left w:val="nil"/>
+              <w:bottom w:val="dotted" w:sz="4" w:space="0" w:color="auto"/>
+              <w:right w:val="single" w:sz="4" w:space="0" w:color="auto"/>
+            </w:tcBorders>
+          </w:tcPr>
+          <w:p>
+            <w:pPr>
+              <w:pStyle w:val="Chutrongbang"/>
+            </w:pPr>
+            <w:r>
+              <w:t>{{ tdd2avg }}</w:t>
+            </w:r>
+          </w:p>
+        </w:tc>
+        <w:tc>
+          <w:tcPr>
+            <w:tcW w:w="2145" w:type="dxa"/>
+            <w:vMerge/>
+            <w:vAlign w:val="center"/>
+          </w:tcPr>
+          <w:p>
+            <w:pPr>
+              <w:pStyle w:val="Chutrongbang"/>
+            </w:pPr>
+          </w:p>
+        </w:tc>
+        <w:tc>
+          <w:tcPr>
+            <w:tcW w:w="1123" w:type="dxa"/>
+            <w:vMerge/>
+            <w:tcBorders>
+              <w:right w:val="double" w:sz="4" w:space="0" w:color="auto"/>
+            </w:tcBorders>
+            <w:vAlign w:val="center"/>
+          </w:tcPr>
+          <w:p>
+            <w:pPr>
+              <w:pStyle w:val="Chutrongbang"/>
+            </w:pPr>
+          </w:p>
+        </w:tc>
+      </w:tr>
+      <w:tr>
+        <w:trPr>
+          <w:trHeight w:val="340"/>
+          <w:jc w:val="center"/>
+        </w:trPr>
+        <w:tc>
+          <w:tcPr>
+            <w:tcW w:w="538" w:type="dxa"/>
+            <w:vMerge/>
+            <w:tcBorders>
+              <w:left w:val="double" w:sz="4" w:space="0" w:color="auto"/>
+              <w:bottom w:val="double" w:sz="4" w:space="0" w:color="auto"/>
+            </w:tcBorders>
+            <w:vAlign w:val="center"/>
+          </w:tcPr>
+          <w:p>
+            <w:pPr>
+              <w:pStyle w:val="Chutrongbang"/>
+            </w:pPr>
+          </w:p>
+        </w:tc>
+        <w:tc>
+          <w:tcPr>
+            <w:tcW w:w="1574" w:type="dxa"/>
+            <w:vMerge/>
+            <w:tcBorders>
+              <w:bottom w:val="double" w:sz="4" w:space="0" w:color="auto"/>
+            </w:tcBorders>
+            <w:vAlign w:val="center"/>
+          </w:tcPr>
+          <w:p>
+            <w:pPr>
+              <w:pStyle w:val="Chutrongbang"/>
+            </w:pPr>
+          </w:p>
+        </w:tc>
+        <w:tc>
+          <w:tcPr>
+            <w:tcW w:w="1279" w:type="dxa"/>
+            <w:tcBorders>
+              <w:top w:val="dotted" w:sz="4" w:space="0" w:color="auto"/>
+              <w:bottom w:val="double" w:sz="4" w:space="0" w:color="auto"/>
+            </w:tcBorders>
+            <w:vAlign w:val="center"/>
+          </w:tcPr>
+          <w:p>
+            <w:pPr>
+              <w:pStyle w:val="Chutrongbang"/>
+            </w:pPr>
+            <w:r>
+              <w:t>TDD</w:t>
+            </w:r>
+            <w:r>
+              <w:rPr>
+                <w:vertAlign w:val="subscript"/>
+              </w:rPr>
+              <w:t>3</w:t>
+            </w:r>
+            <w:r>
+              <w:t xml:space="preserve"> (%)</w:t>
+            </w:r>
+          </w:p>
+        </w:tc>
+        <w:tc>
+          <w:tcPr>
+            <w:tcW w:w="941" w:type="dxa"/>
+            <w:tcBorders>
+              <w:top w:val="dotted" w:sz="4" w:space="0" w:color="auto"/>
+              <w:left w:val="single" w:sz="4" w:space="0" w:color="auto"/>
+              <w:bottom w:val="double" w:sz="4" w:space="0" w:color="auto"/>
+              <w:right w:val="single" w:sz="4" w:space="0" w:color="auto"/>
+            </w:tcBorders>
+          </w:tcPr>
+          <w:p>
+            <w:pPr>
+              <w:pStyle w:val="Chutrongbang"/>
+            </w:pPr>
+            <w:r>
+              <w:t>{{ tdd3max }}</w:t>
+            </w:r>
+          </w:p>
+        </w:tc>
+        <w:tc>
+          <w:tcPr>
+            <w:tcW w:w="988" w:type="dxa"/>
+            <w:tcBorders>
+              <w:top w:val="dotted" w:sz="4" w:space="0" w:color="auto"/>
+              <w:left w:val="nil"/>
+              <w:bottom w:val="double" w:sz="4" w:space="0" w:color="auto"/>
+              <w:right w:val="single" w:sz="4" w:space="0" w:color="auto"/>
+            </w:tcBorders>
+          </w:tcPr>
+          <w:p>
+            <w:pPr>
+              <w:pStyle w:val="Chutrongbang"/>
+            </w:pPr>
+            <w:r>
+              <w:t>{{ tdd3min }}</w:t>
+            </w:r>
+          </w:p>
+        </w:tc>
+        <w:tc>
+          <w:tcPr>
+            <w:tcW w:w="1057" w:type="dxa"/>
+            <w:tcBorders>
+              <w:top w:val="dotted" w:sz="4" w:space="0" w:color="auto"/>
+              <w:left w:val="nil"/>
+              <w:bottom w:val="double" w:sz="4" w:space="0" w:color="auto"/>
+              <w:right w:val="single" w:sz="4" w:space="0" w:color="auto"/>
+            </w:tcBorders>
+          </w:tcPr>
+          <w:p>
+            <w:pPr>
+              <w:pStyle w:val="Chutrongbang"/>
+            </w:pPr>
+            <w:r>
+              <w:t>{{ tdd3avg }}</w:t>
+            </w:r>
+          </w:p>
+        </w:tc>
+        <w:tc>
+          <w:tcPr>
+            <w:tcW w:w="2145" w:type="dxa"/>
+            <w:vMerge/>
+            <w:tcBorders>
+              <w:bottom w:val="double" w:sz="4" w:space="0" w:color="auto"/>
+            </w:tcBorders>
+            <w:vAlign w:val="center"/>
+          </w:tcPr>
+          <w:p>
+            <w:pPr>
+              <w:pStyle w:val="Chutrongbang"/>
+            </w:pPr>
+          </w:p>
+        </w:tc>
+        <w:tc>
+          <w:tcPr>
+            <w:tcW w:w="1123" w:type="dxa"/>
+            <w:vMerge/>
+            <w:tcBorders>
+              <w:bottom w:val="double" w:sz="4" w:space="0" w:color="auto"/>
+              <w:right w:val="double" w:sz="4" w:space="0" w:color="auto"/>
+            </w:tcBorders>
+            <w:vAlign w:val="center"/>
+          </w:tcPr>
+          <w:p>
+            <w:pPr>
+              <w:pStyle w:val="Chutrongbang"/>
+            </w:pPr>
+          </w:p>
+        </w:tc>
+      </w:tr>
+    </w:tbl>
+    <w:p>
+      <w:pPr>
+        <w:spacing w:after="160" w:line="259" w:lineRule="auto"/>
+      </w:pPr>
+    </w:p>
+    <w:p>
+      <w:pPr>
+        <w:spacing w:after="160" w:line="259" w:lineRule="auto"/>
+        <w:rPr>
+          <w:lang w:val="en-US"/>
+        </w:rPr>
+      </w:pPr>
     </w:p>
     <w:sectPr>
       <w:pgSz w:w="11906" w:h="16838" w:code="9"/>

--- a/static/word-template/mba.docx
+++ b/static/word-template/mba.docx
@@ -1680,6 +1680,7 @@
               <w:bottom w:val="single" w:sz="4" w:space="0" w:color="auto"/>
               <w:right w:val="single" w:sz="4" w:space="0" w:color="auto"/>
             </w:tcBorders>
+            <w:vAlign w:val="center"/>
           </w:tcPr>
           <w:p>
             <w:pPr>
@@ -1699,6 +1700,7 @@
               <w:bottom w:val="single" w:sz="4" w:space="0" w:color="auto"/>
               <w:right w:val="single" w:sz="4" w:space="0" w:color="auto"/>
             </w:tcBorders>
+            <w:vAlign w:val="center"/>
           </w:tcPr>
           <w:p>
             <w:pPr>
@@ -1718,6 +1720,7 @@
               <w:bottom w:val="single" w:sz="4" w:space="0" w:color="auto"/>
               <w:right w:val="single" w:sz="4" w:space="0" w:color="auto"/>
             </w:tcBorders>
+            <w:vAlign w:val="center"/>
           </w:tcPr>
           <w:p>
             <w:pPr>

--- a/static/word-template/mba.docx
+++ b/static/word-template/mba.docx
@@ -1476,7 +1476,7 @@
       </w:tr>
       <w:tr>
         <w:trPr>
-          <w:trHeight w:val="340"/>
+          <w:trHeight w:val="794"/>
           <w:jc w:val="center"/>
         </w:trPr>
         <w:tc>
@@ -1538,6 +1538,7 @@
               <w:bottom w:val="dotted" w:sz="4" w:space="0" w:color="auto"/>
               <w:right w:val="single" w:sz="4" w:space="0" w:color="auto"/>
             </w:tcBorders>
+            <w:vAlign w:val="center"/>
           </w:tcPr>
           <w:p>
             <w:pPr>
@@ -1557,6 +1558,7 @@
               <w:bottom w:val="dotted" w:sz="4" w:space="0" w:color="auto"/>
               <w:right w:val="single" w:sz="4" w:space="0" w:color="auto"/>
             </w:tcBorders>
+            <w:vAlign w:val="center"/>
           </w:tcPr>
           <w:p>
             <w:pPr>
@@ -1576,6 +1578,7 @@
               <w:bottom w:val="dotted" w:sz="4" w:space="0" w:color="auto"/>
               <w:right w:val="single" w:sz="4" w:space="0" w:color="auto"/>
             </w:tcBorders>
+            <w:vAlign w:val="center"/>
           </w:tcPr>
           <w:p>
             <w:pPr>

--- a/static/word-template/mba.docx
+++ b/static/word-template/mba.docx
@@ -296,10 +296,10 @@
     <w:p>
       <w:pPr>
         <w:pStyle w:val="onvnnhnxt"/>
+        <w:rPr>
+          <w:lang w:val="en-US"/>
+        </w:rPr>
       </w:pPr>
-      <w:r>
-        <w:br w:type="page"/>
-      </w:r>
     </w:p>
     <w:p>
       <w:pPr>
@@ -313,7 +313,6 @@
         <w:rPr>
           <w:szCs w:val="24"/>
         </w:rPr>
-        <w:lastRenderedPageBreak/>
         <w:t>Bảng 5.</w:t>
       </w:r>
       <w:r>
@@ -2358,6 +2357,7 @@
               <w:pStyle w:val="Chutrongbang"/>
             </w:pPr>
             <w:r>
+              <w:lastRenderedPageBreak/>
               <w:t>6</w:t>
             </w:r>
           </w:p>
@@ -2801,7 +2801,6 @@
               <w:pStyle w:val="Chutrongbang"/>
             </w:pPr>
             <w:r>
-              <w:lastRenderedPageBreak/>
               <w:t>7</w:t>
             </w:r>
           </w:p>

--- a/static/word-template/mba.docx
+++ b/static/word-template/mba.docx
@@ -116,13 +116,8 @@
             <w:pPr>
               <w:pStyle w:val="KHnhtrongbng"/>
             </w:pPr>
-            <w:proofErr w:type="gramStart"/>
-            <w:r>
-              <w:t>{{ img</w:t>
-            </w:r>
-            <w:proofErr w:type="gramEnd"/>
-            <w:r>
-              <w:t>2 }}</w:t>
+            <w:r>
+              <w:t>{{ img2 }}</w:t>
             </w:r>
           </w:p>
         </w:tc>
@@ -139,13 +134,8 @@
             <w:pPr>
               <w:pStyle w:val="KHnhtrongbng"/>
             </w:pPr>
-            <w:proofErr w:type="gramStart"/>
-            <w:r>
-              <w:t>{{ img</w:t>
-            </w:r>
-            <w:proofErr w:type="gramEnd"/>
-            <w:r>
-              <w:t>4 }}</w:t>
+            <w:r>
+              <w:t>{{ img4 }}</w:t>
             </w:r>
           </w:p>
         </w:tc>
@@ -295,14 +285,6 @@
     </w:p>
     <w:p>
       <w:pPr>
-        <w:pStyle w:val="onvnnhnxt"/>
-        <w:rPr>
-          <w:lang w:val="en-US"/>
-        </w:rPr>
-      </w:pPr>
-    </w:p>
-    <w:p>
-      <w:pPr>
         <w:pStyle w:val="KDmBang"/>
         <w:rPr>
           <w:szCs w:val="24"/>
@@ -2357,7 +2339,6 @@
               <w:pStyle w:val="Chutrongbang"/>
             </w:pPr>
             <w:r>
-              <w:lastRenderedPageBreak/>
               <w:t>6</w:t>
             </w:r>
           </w:p>

--- a/static/word-template/mba.docx
+++ b/static/word-template/mba.docx
@@ -285,6 +285,19 @@
     </w:p>
     <w:p>
       <w:pPr>
+        <w:spacing w:after="160" w:line="259" w:lineRule="auto"/>
+        <w:rPr>
+          <w:rFonts w:eastAsia="Aptos"/>
+          <w:b/>
+          <w:kern w:val="2"/>
+        </w:rPr>
+      </w:pPr>
+      <w:r>
+        <w:br w:type="page"/>
+      </w:r>
+    </w:p>
+    <w:p>
+      <w:pPr>
         <w:pStyle w:val="KDmBang"/>
         <w:rPr>
           <w:szCs w:val="24"/>
@@ -295,6 +308,7 @@
         <w:rPr>
           <w:szCs w:val="24"/>
         </w:rPr>
+        <w:lastRenderedPageBreak/>
         <w:t>Bảng 5.</w:t>
       </w:r>
       <w:r>
@@ -2782,6 +2796,7 @@
               <w:pStyle w:val="Chutrongbang"/>
             </w:pPr>
             <w:r>
+              <w:lastRenderedPageBreak/>
               <w:t>7</w:t>
             </w:r>
           </w:p>

--- a/static/word-template/mba.docx
+++ b/static/word-template/mba.docx
@@ -662,6 +662,7 @@
               <w:bottom w:val="dotted" w:sz="4" w:space="0" w:color="auto"/>
               <w:right w:val="single" w:sz="4" w:space="0" w:color="auto"/>
             </w:tcBorders>
+            <w:vAlign w:val="center"/>
           </w:tcPr>
           <w:p>
             <w:pPr>
@@ -681,6 +682,7 @@
               <w:bottom w:val="dotted" w:sz="4" w:space="0" w:color="auto"/>
               <w:right w:val="single" w:sz="4" w:space="0" w:color="auto"/>
             </w:tcBorders>
+            <w:vAlign w:val="center"/>
           </w:tcPr>
           <w:p>
             <w:pPr>
@@ -700,6 +702,7 @@
               <w:bottom w:val="dotted" w:sz="4" w:space="0" w:color="auto"/>
               <w:right w:val="single" w:sz="4" w:space="0" w:color="auto"/>
             </w:tcBorders>
+            <w:vAlign w:val="center"/>
           </w:tcPr>
           <w:p>
             <w:pPr>
@@ -812,6 +815,7 @@
               <w:bottom w:val="dotted" w:sz="4" w:space="0" w:color="auto"/>
               <w:right w:val="single" w:sz="4" w:space="0" w:color="auto"/>
             </w:tcBorders>
+            <w:vAlign w:val="center"/>
           </w:tcPr>
           <w:p>
             <w:pPr>
@@ -831,6 +835,7 @@
               <w:bottom w:val="dotted" w:sz="4" w:space="0" w:color="auto"/>
               <w:right w:val="single" w:sz="4" w:space="0" w:color="auto"/>
             </w:tcBorders>
+            <w:vAlign w:val="center"/>
           </w:tcPr>
           <w:p>
             <w:pPr>
@@ -850,6 +855,7 @@
               <w:bottom w:val="dotted" w:sz="4" w:space="0" w:color="auto"/>
               <w:right w:val="single" w:sz="4" w:space="0" w:color="auto"/>
             </w:tcBorders>
+            <w:vAlign w:val="center"/>
           </w:tcPr>
           <w:p>
             <w:pPr>
@@ -956,6 +962,7 @@
               <w:bottom w:val="single" w:sz="4" w:space="0" w:color="auto"/>
               <w:right w:val="single" w:sz="4" w:space="0" w:color="auto"/>
             </w:tcBorders>
+            <w:vAlign w:val="center"/>
           </w:tcPr>
           <w:p>
             <w:pPr>
@@ -975,6 +982,7 @@
               <w:bottom w:val="single" w:sz="4" w:space="0" w:color="auto"/>
               <w:right w:val="single" w:sz="4" w:space="0" w:color="auto"/>
             </w:tcBorders>
+            <w:vAlign w:val="center"/>
           </w:tcPr>
           <w:p>
             <w:pPr>
@@ -994,6 +1002,7 @@
               <w:bottom w:val="single" w:sz="4" w:space="0" w:color="auto"/>
               <w:right w:val="single" w:sz="4" w:space="0" w:color="auto"/>
             </w:tcBorders>
+            <w:vAlign w:val="center"/>
           </w:tcPr>
           <w:p>
             <w:pPr>
@@ -1105,6 +1114,7 @@
               <w:bottom w:val="dotted" w:sz="4" w:space="0" w:color="auto"/>
               <w:right w:val="single" w:sz="4" w:space="0" w:color="auto"/>
             </w:tcBorders>
+            <w:vAlign w:val="center"/>
           </w:tcPr>
           <w:p>
             <w:pPr>
@@ -1124,6 +1134,7 @@
               <w:bottom w:val="dotted" w:sz="4" w:space="0" w:color="auto"/>
               <w:right w:val="single" w:sz="4" w:space="0" w:color="auto"/>
             </w:tcBorders>
+            <w:vAlign w:val="center"/>
           </w:tcPr>
           <w:p>
             <w:pPr>
@@ -1143,6 +1154,7 @@
               <w:bottom w:val="dotted" w:sz="4" w:space="0" w:color="auto"/>
               <w:right w:val="single" w:sz="4" w:space="0" w:color="auto"/>
             </w:tcBorders>
+            <w:vAlign w:val="center"/>
           </w:tcPr>
           <w:p>
             <w:pPr>
@@ -1249,6 +1261,7 @@
               <w:bottom w:val="dotted" w:sz="4" w:space="0" w:color="auto"/>
               <w:right w:val="single" w:sz="4" w:space="0" w:color="auto"/>
             </w:tcBorders>
+            <w:vAlign w:val="center"/>
           </w:tcPr>
           <w:p>
             <w:pPr>
@@ -1268,6 +1281,7 @@
               <w:bottom w:val="dotted" w:sz="4" w:space="0" w:color="auto"/>
               <w:right w:val="single" w:sz="4" w:space="0" w:color="auto"/>
             </w:tcBorders>
+            <w:vAlign w:val="center"/>
           </w:tcPr>
           <w:p>
             <w:pPr>
@@ -1287,6 +1301,7 @@
               <w:bottom w:val="dotted" w:sz="4" w:space="0" w:color="auto"/>
               <w:right w:val="single" w:sz="4" w:space="0" w:color="auto"/>
             </w:tcBorders>
+            <w:vAlign w:val="center"/>
           </w:tcPr>
           <w:p>
             <w:pPr>
@@ -1393,6 +1408,7 @@
               <w:bottom w:val="single" w:sz="4" w:space="0" w:color="auto"/>
               <w:right w:val="single" w:sz="4" w:space="0" w:color="auto"/>
             </w:tcBorders>
+            <w:vAlign w:val="center"/>
           </w:tcPr>
           <w:p>
             <w:pPr>
@@ -1412,6 +1428,7 @@
               <w:bottom w:val="single" w:sz="4" w:space="0" w:color="auto"/>
               <w:right w:val="single" w:sz="4" w:space="0" w:color="auto"/>
             </w:tcBorders>
+            <w:vAlign w:val="center"/>
           </w:tcPr>
           <w:p>
             <w:pPr>
@@ -1431,6 +1448,7 @@
               <w:bottom w:val="single" w:sz="4" w:space="0" w:color="auto"/>
               <w:right w:val="single" w:sz="4" w:space="0" w:color="auto"/>
             </w:tcBorders>
+            <w:vAlign w:val="center"/>
           </w:tcPr>
           <w:p>
             <w:pPr>
@@ -1824,6 +1842,7 @@
               <w:bottom w:val="single" w:sz="4" w:space="0" w:color="auto"/>
               <w:right w:val="single" w:sz="4" w:space="0" w:color="auto"/>
             </w:tcBorders>
+            <w:vAlign w:val="center"/>
           </w:tcPr>
           <w:p>
             <w:pPr>
@@ -1843,6 +1862,7 @@
               <w:bottom w:val="single" w:sz="4" w:space="0" w:color="auto"/>
               <w:right w:val="single" w:sz="4" w:space="0" w:color="auto"/>
             </w:tcBorders>
+            <w:vAlign w:val="center"/>
           </w:tcPr>
           <w:p>
             <w:pPr>
@@ -1862,6 +1882,7 @@
               <w:bottom w:val="single" w:sz="4" w:space="0" w:color="auto"/>
               <w:right w:val="single" w:sz="4" w:space="0" w:color="auto"/>
             </w:tcBorders>
+            <w:vAlign w:val="center"/>
           </w:tcPr>
           <w:p>
             <w:pPr>
@@ -1988,6 +2009,7 @@
               <w:bottom w:val="dotted" w:sz="4" w:space="0" w:color="auto"/>
               <w:right w:val="single" w:sz="4" w:space="0" w:color="auto"/>
             </w:tcBorders>
+            <w:vAlign w:val="center"/>
           </w:tcPr>
           <w:p>
             <w:pPr>
@@ -2007,6 +2029,7 @@
               <w:bottom w:val="dotted" w:sz="4" w:space="0" w:color="auto"/>
               <w:right w:val="single" w:sz="4" w:space="0" w:color="auto"/>
             </w:tcBorders>
+            <w:vAlign w:val="center"/>
           </w:tcPr>
           <w:p>
             <w:pPr>
@@ -2026,6 +2049,7 @@
               <w:bottom w:val="dotted" w:sz="4" w:space="0" w:color="auto"/>
               <w:right w:val="single" w:sz="4" w:space="0" w:color="auto"/>
             </w:tcBorders>
+            <w:vAlign w:val="center"/>
           </w:tcPr>
           <w:p>
             <w:pPr>
@@ -2123,6 +2147,7 @@
               <w:bottom w:val="dotted" w:sz="4" w:space="0" w:color="auto"/>
               <w:right w:val="single" w:sz="4" w:space="0" w:color="auto"/>
             </w:tcBorders>
+            <w:vAlign w:val="center"/>
           </w:tcPr>
           <w:p>
             <w:pPr>
@@ -2142,6 +2167,7 @@
               <w:bottom w:val="dotted" w:sz="4" w:space="0" w:color="auto"/>
               <w:right w:val="single" w:sz="4" w:space="0" w:color="auto"/>
             </w:tcBorders>
+            <w:vAlign w:val="center"/>
           </w:tcPr>
           <w:p>
             <w:pPr>
@@ -2161,6 +2187,7 @@
               <w:bottom w:val="dotted" w:sz="4" w:space="0" w:color="auto"/>
               <w:right w:val="single" w:sz="4" w:space="0" w:color="auto"/>
             </w:tcBorders>
+            <w:vAlign w:val="center"/>
           </w:tcPr>
           <w:p>
             <w:pPr>
@@ -2258,6 +2285,7 @@
               <w:bottom w:val="single" w:sz="4" w:space="0" w:color="auto"/>
               <w:right w:val="single" w:sz="4" w:space="0" w:color="auto"/>
             </w:tcBorders>
+            <w:vAlign w:val="center"/>
           </w:tcPr>
           <w:p>
             <w:pPr>
@@ -2277,6 +2305,7 @@
               <w:bottom w:val="single" w:sz="4" w:space="0" w:color="auto"/>
               <w:right w:val="single" w:sz="4" w:space="0" w:color="auto"/>
             </w:tcBorders>
+            <w:vAlign w:val="center"/>
           </w:tcPr>
           <w:p>
             <w:pPr>
@@ -2296,6 +2325,7 @@
               <w:bottom w:val="single" w:sz="4" w:space="0" w:color="auto"/>
               <w:right w:val="single" w:sz="4" w:space="0" w:color="auto"/>
             </w:tcBorders>
+            <w:vAlign w:val="center"/>
           </w:tcPr>
           <w:p>
             <w:pPr>
@@ -2407,6 +2437,7 @@
               <w:bottom w:val="dotted" w:sz="4" w:space="0" w:color="auto"/>
               <w:right w:val="single" w:sz="4" w:space="0" w:color="auto"/>
             </w:tcBorders>
+            <w:vAlign w:val="center"/>
           </w:tcPr>
           <w:p>
             <w:pPr>
@@ -2426,6 +2457,7 @@
               <w:bottom w:val="dotted" w:sz="4" w:space="0" w:color="auto"/>
               <w:right w:val="single" w:sz="4" w:space="0" w:color="auto"/>
             </w:tcBorders>
+            <w:vAlign w:val="center"/>
           </w:tcPr>
           <w:p>
             <w:pPr>
@@ -2445,6 +2477,7 @@
               <w:bottom w:val="dotted" w:sz="4" w:space="0" w:color="auto"/>
               <w:right w:val="single" w:sz="4" w:space="0" w:color="auto"/>
             </w:tcBorders>
+            <w:vAlign w:val="center"/>
           </w:tcPr>
           <w:p>
             <w:pPr>
@@ -2557,6 +2590,7 @@
               <w:bottom w:val="dotted" w:sz="4" w:space="0" w:color="auto"/>
               <w:right w:val="single" w:sz="4" w:space="0" w:color="auto"/>
             </w:tcBorders>
+            <w:vAlign w:val="center"/>
           </w:tcPr>
           <w:p>
             <w:pPr>
@@ -2576,6 +2610,7 @@
               <w:bottom w:val="dotted" w:sz="4" w:space="0" w:color="auto"/>
               <w:right w:val="single" w:sz="4" w:space="0" w:color="auto"/>
             </w:tcBorders>
+            <w:vAlign w:val="center"/>
           </w:tcPr>
           <w:p>
             <w:pPr>
@@ -2595,6 +2630,7 @@
               <w:bottom w:val="dotted" w:sz="4" w:space="0" w:color="auto"/>
               <w:right w:val="single" w:sz="4" w:space="0" w:color="auto"/>
             </w:tcBorders>
+            <w:vAlign w:val="center"/>
           </w:tcPr>
           <w:p>
             <w:pPr>
@@ -2701,6 +2737,7 @@
               <w:bottom w:val="single" w:sz="4" w:space="0" w:color="auto"/>
               <w:right w:val="single" w:sz="4" w:space="0" w:color="auto"/>
             </w:tcBorders>
+            <w:vAlign w:val="center"/>
           </w:tcPr>
           <w:p>
             <w:pPr>
@@ -2720,6 +2757,7 @@
               <w:bottom w:val="single" w:sz="4" w:space="0" w:color="auto"/>
               <w:right w:val="single" w:sz="4" w:space="0" w:color="auto"/>
             </w:tcBorders>
+            <w:vAlign w:val="center"/>
           </w:tcPr>
           <w:p>
             <w:pPr>
@@ -2739,6 +2777,7 @@
               <w:bottom w:val="single" w:sz="4" w:space="0" w:color="auto"/>
               <w:right w:val="single" w:sz="4" w:space="0" w:color="auto"/>
             </w:tcBorders>
+            <w:vAlign w:val="center"/>
           </w:tcPr>
           <w:p>
             <w:pPr>
@@ -2851,6 +2890,7 @@
               <w:bottom w:val="dotted" w:sz="4" w:space="0" w:color="auto"/>
               <w:right w:val="single" w:sz="4" w:space="0" w:color="auto"/>
             </w:tcBorders>
+            <w:vAlign w:val="center"/>
           </w:tcPr>
           <w:p>
             <w:pPr>
@@ -2870,6 +2910,7 @@
               <w:bottom w:val="dotted" w:sz="4" w:space="0" w:color="auto"/>
               <w:right w:val="single" w:sz="4" w:space="0" w:color="auto"/>
             </w:tcBorders>
+            <w:vAlign w:val="center"/>
           </w:tcPr>
           <w:p>
             <w:pPr>
@@ -2889,6 +2930,7 @@
               <w:bottom w:val="dotted" w:sz="4" w:space="0" w:color="auto"/>
               <w:right w:val="single" w:sz="4" w:space="0" w:color="auto"/>
             </w:tcBorders>
+            <w:vAlign w:val="center"/>
           </w:tcPr>
           <w:p>
             <w:pPr>
@@ -3010,6 +3052,7 @@
               <w:bottom w:val="dotted" w:sz="4" w:space="0" w:color="auto"/>
               <w:right w:val="single" w:sz="4" w:space="0" w:color="auto"/>
             </w:tcBorders>
+            <w:vAlign w:val="center"/>
           </w:tcPr>
           <w:p>
             <w:pPr>
@@ -3029,6 +3072,7 @@
               <w:bottom w:val="dotted" w:sz="4" w:space="0" w:color="auto"/>
               <w:right w:val="single" w:sz="4" w:space="0" w:color="auto"/>
             </w:tcBorders>
+            <w:vAlign w:val="center"/>
           </w:tcPr>
           <w:p>
             <w:pPr>
@@ -3048,6 +3092,7 @@
               <w:bottom w:val="dotted" w:sz="4" w:space="0" w:color="auto"/>
               <w:right w:val="single" w:sz="4" w:space="0" w:color="auto"/>
             </w:tcBorders>
+            <w:vAlign w:val="center"/>
           </w:tcPr>
           <w:p>
             <w:pPr>
@@ -3158,6 +3203,7 @@
               <w:bottom w:val="double" w:sz="4" w:space="0" w:color="auto"/>
               <w:right w:val="single" w:sz="4" w:space="0" w:color="auto"/>
             </w:tcBorders>
+            <w:vAlign w:val="center"/>
           </w:tcPr>
           <w:p>
             <w:pPr>
@@ -3177,6 +3223,7 @@
               <w:bottom w:val="double" w:sz="4" w:space="0" w:color="auto"/>
               <w:right w:val="single" w:sz="4" w:space="0" w:color="auto"/>
             </w:tcBorders>
+            <w:vAlign w:val="center"/>
           </w:tcPr>
           <w:p>
             <w:pPr>
@@ -3196,6 +3243,7 @@
               <w:bottom w:val="double" w:sz="4" w:space="0" w:color="auto"/>
               <w:right w:val="single" w:sz="4" w:space="0" w:color="auto"/>
             </w:tcBorders>
+            <w:vAlign w:val="center"/>
           </w:tcPr>
           <w:p>
             <w:pPr>
